--- a/docs/Team11_Project_Report.docx
+++ b/docs/Team11_Project_Report.docx
@@ -10,7 +10,7 @@
         <w:rPr>
           <w:rFonts w:ascii="Arial" w:hAnsi="Arial"/>
           <w:b/>
-          <w:color w:val="312E81"/>
+          <w:color w:val="000000"/>
           <w:sz w:val="36"/>
         </w:rPr>
         <w:t>PES UNIVERSITY</w:t>
@@ -20,7 +20,7 @@
         <w:rPr>
           <w:rFonts w:ascii="Arial" w:hAnsi="Arial"/>
           <w:b/>
-          <w:color w:val="4F46E5"/>
+          <w:color w:val="000000"/>
           <w:sz w:val="22"/>
         </w:rPr>
         <w:t>DEPARTMENT OF COMPUTER SCIENCE AND ENGINEERING</w:t>
@@ -30,7 +30,7 @@
         <w:rPr>
           <w:rFonts w:ascii="Arial" w:hAnsi="Arial"/>
           <w:b w:val="0"/>
-          <w:color w:val="64748B"/>
+          <w:color w:val="000000"/>
           <w:sz w:val="18"/>
         </w:rPr>
         <w:t>ACADEMIC YEAR 2025–2026 | FIFTH SEMESTER B.TECH</w:t>
@@ -46,8 +46,8 @@
         <w:rPr>
           <w:rFonts w:ascii="Arial" w:hAnsi="Arial"/>
           <w:b/>
-          <w:color w:val="1E1B4B"/>
-          <w:sz w:val="44"/>
+          <w:color w:val="000000"/>
+          <w:sz w:val="40"/>
         </w:rPr>
         <w:t>SOFTWARE REQUIREMENTS SPECIFICATION (SRS)</w:t>
         <w:br/>
@@ -56,8 +56,8 @@
         <w:rPr>
           <w:rFonts w:ascii="Arial" w:hAnsi="Arial"/>
           <w:b/>
-          <w:color w:val="4338CA"/>
-          <w:sz w:val="28"/>
+          <w:color w:val="000000"/>
+          <w:sz w:val="26"/>
         </w:rPr>
         <w:t>PROJECT: SPRINTFLOW — PROJECT MANAGEMENT SYSTEM</w:t>
         <w:br/>
@@ -66,8 +66,8 @@
         <w:rPr>
           <w:rFonts w:ascii="Arial" w:hAnsi="Arial"/>
           <w:b w:val="0"/>
-          <w:color w:val="64748B"/>
-          <w:sz w:val="24"/>
+          <w:color w:val="000000"/>
+          <w:sz w:val="22"/>
         </w:rPr>
         <w:t>(Workflow, Visibility, Estimation, and Kanban)</w:t>
         <w:br/>
@@ -82,7 +82,7 @@
         <w:rPr>
           <w:rFonts w:ascii="Arial" w:hAnsi="Arial"/>
           <w:b/>
-          <w:color w:val="1E293B"/>
+          <w:color w:val="000000"/>
           <w:sz w:val="22"/>
         </w:rPr>
         <w:t>SUBMITTED BY: TEAM 11 (SECTION 5C)</w:t>
@@ -106,7 +106,7 @@
         <w:tc>
           <w:tcPr>
             <w:tcW w:type="dxa" w:w="2340"/>
-            <w:shd w:fill="312E81"/>
+            <w:shd w:fill="E5E7EB"/>
           </w:tcPr>
           <w:p>
             <w:pPr>
@@ -116,7 +116,7 @@
               <w:rPr>
                 <w:rFonts w:ascii="Arial" w:hAnsi="Arial"/>
                 <w:b/>
-                <w:color w:val="FFFFFF"/>
+                <w:color w:val="000000"/>
                 <w:sz w:val="17"/>
               </w:rPr>
               <w:t>Student Name</w:t>
@@ -126,7 +126,7 @@
         <w:tc>
           <w:tcPr>
             <w:tcW w:type="dxa" w:w="2340"/>
-            <w:shd w:fill="312E81"/>
+            <w:shd w:fill="E5E7EB"/>
           </w:tcPr>
           <w:p>
             <w:pPr>
@@ -136,7 +136,7 @@
               <w:rPr>
                 <w:rFonts w:ascii="Arial" w:hAnsi="Arial"/>
                 <w:b/>
-                <w:color w:val="FFFFFF"/>
+                <w:color w:val="000000"/>
                 <w:sz w:val="17"/>
               </w:rPr>
               <w:t>USN</w:t>
@@ -146,7 +146,7 @@
         <w:tc>
           <w:tcPr>
             <w:tcW w:type="dxa" w:w="2340"/>
-            <w:shd w:fill="312E81"/>
+            <w:shd w:fill="E5E7EB"/>
           </w:tcPr>
           <w:p>
             <w:pPr>
@@ -156,7 +156,7 @@
               <w:rPr>
                 <w:rFonts w:ascii="Arial" w:hAnsi="Arial"/>
                 <w:b/>
-                <w:color w:val="FFFFFF"/>
+                <w:color w:val="000000"/>
                 <w:sz w:val="17"/>
               </w:rPr>
               <w:t>Role</w:t>
@@ -166,7 +166,7 @@
         <w:tc>
           <w:tcPr>
             <w:tcW w:type="dxa" w:w="2340"/>
-            <w:shd w:fill="312E81"/>
+            <w:shd w:fill="E5E7EB"/>
           </w:tcPr>
           <w:p>
             <w:pPr>
@@ -176,7 +176,7 @@
               <w:rPr>
                 <w:rFonts w:ascii="Arial" w:hAnsi="Arial"/>
                 <w:b/>
-                <w:color w:val="FFFFFF"/>
+                <w:color w:val="000000"/>
                 <w:sz w:val="17"/>
               </w:rPr>
               <w:t>Assigned System Component</w:t>
@@ -188,13 +188,13 @@
         <w:tc>
           <w:tcPr>
             <w:tcW w:type="dxa" w:w="2340"/>
-            <w:shd w:fill="F8FAFC"/>
-          </w:tcPr>
-          <w:p>
-            <w:r>
-              <w:rPr>
-                <w:rFonts w:ascii="Arial" w:hAnsi="Arial"/>
-                <w:color w:val="1E293B"/>
+            <w:shd w:fill="F9FAFB"/>
+          </w:tcPr>
+          <w:p>
+            <w:r>
+              <w:rPr>
+                <w:rFonts w:ascii="Arial" w:hAnsi="Arial"/>
+                <w:color w:val="000000"/>
                 <w:sz w:val="16"/>
               </w:rPr>
               <w:t>Darshan P Pawar</w:t>
@@ -204,13 +204,13 @@
         <w:tc>
           <w:tcPr>
             <w:tcW w:type="dxa" w:w="2340"/>
-            <w:shd w:fill="F8FAFC"/>
-          </w:tcPr>
-          <w:p>
-            <w:r>
-              <w:rPr>
-                <w:rFonts w:ascii="Arial" w:hAnsi="Arial"/>
-                <w:color w:val="1E293B"/>
+            <w:shd w:fill="F9FAFB"/>
+          </w:tcPr>
+          <w:p>
+            <w:r>
+              <w:rPr>
+                <w:rFonts w:ascii="Arial" w:hAnsi="Arial"/>
+                <w:color w:val="000000"/>
                 <w:sz w:val="16"/>
               </w:rPr>
               <w:t>PES2UG24CS143</w:t>
@@ -220,13 +220,13 @@
         <w:tc>
           <w:tcPr>
             <w:tcW w:type="dxa" w:w="2340"/>
-            <w:shd w:fill="F8FAFC"/>
-          </w:tcPr>
-          <w:p>
-            <w:r>
-              <w:rPr>
-                <w:rFonts w:ascii="Arial" w:hAnsi="Arial"/>
-                <w:color w:val="1E293B"/>
+            <w:shd w:fill="F9FAFB"/>
+          </w:tcPr>
+          <w:p>
+            <w:r>
+              <w:rPr>
+                <w:rFonts w:ascii="Arial" w:hAnsi="Arial"/>
+                <w:color w:val="000000"/>
                 <w:sz w:val="16"/>
               </w:rPr>
               <w:t>Team Lead &amp; Full-Stack Architect</w:t>
@@ -236,13 +236,13 @@
         <w:tc>
           <w:tcPr>
             <w:tcW w:type="dxa" w:w="2340"/>
-            <w:shd w:fill="F8FAFC"/>
-          </w:tcPr>
-          <w:p>
-            <w:r>
-              <w:rPr>
-                <w:rFonts w:ascii="Arial" w:hAnsi="Arial"/>
-                <w:color w:val="1E293B"/>
+            <w:shd w:fill="F9FAFB"/>
+          </w:tcPr>
+          <w:p>
+            <w:r>
+              <w:rPr>
+                <w:rFonts w:ascii="Arial" w:hAnsi="Arial"/>
+                <w:color w:val="000000"/>
                 <w:sz w:val="16"/>
               </w:rPr>
               <w:t>Auth, Shell, Dashboard &amp; Visibility</w:t>
@@ -260,7 +260,7 @@
             <w:r>
               <w:rPr>
                 <w:rFonts w:ascii="Arial" w:hAnsi="Arial"/>
-                <w:color w:val="1E293B"/>
+                <w:color w:val="000000"/>
                 <w:sz w:val="16"/>
               </w:rPr>
               <w:t>DHATRI SHIVAPRASAD</w:t>
@@ -276,7 +276,7 @@
             <w:r>
               <w:rPr>
                 <w:rFonts w:ascii="Arial" w:hAnsi="Arial"/>
-                <w:color w:val="1E293B"/>
+                <w:color w:val="000000"/>
                 <w:sz w:val="16"/>
               </w:rPr>
               <w:t>PES2UG24CS158</w:t>
@@ -292,7 +292,7 @@
             <w:r>
               <w:rPr>
                 <w:rFonts w:ascii="Arial" w:hAnsi="Arial"/>
-                <w:color w:val="1E293B"/>
+                <w:color w:val="000000"/>
                 <w:sz w:val="16"/>
               </w:rPr>
               <w:t>Frontend &amp; UI/UX Lead</w:t>
@@ -308,7 +308,7 @@
             <w:r>
               <w:rPr>
                 <w:rFonts w:ascii="Arial" w:hAnsi="Arial"/>
-                <w:color w:val="1E293B"/>
+                <w:color w:val="000000"/>
                 <w:sz w:val="16"/>
               </w:rPr>
               <w:t>Kanban Board, Drag &amp; Drop, Task UI</w:t>
@@ -320,13 +320,13 @@
         <w:tc>
           <w:tcPr>
             <w:tcW w:type="dxa" w:w="2340"/>
-            <w:shd w:fill="F8FAFC"/>
-          </w:tcPr>
-          <w:p>
-            <w:r>
-              <w:rPr>
-                <w:rFonts w:ascii="Arial" w:hAnsi="Arial"/>
-                <w:color w:val="1E293B"/>
+            <w:shd w:fill="F9FAFB"/>
+          </w:tcPr>
+          <w:p>
+            <w:r>
+              <w:rPr>
+                <w:rFonts w:ascii="Arial" w:hAnsi="Arial"/>
+                <w:color w:val="000000"/>
                 <w:sz w:val="16"/>
               </w:rPr>
               <w:t>CHANDAN KUMAR K</w:t>
@@ -336,13 +336,13 @@
         <w:tc>
           <w:tcPr>
             <w:tcW w:type="dxa" w:w="2340"/>
-            <w:shd w:fill="F8FAFC"/>
-          </w:tcPr>
-          <w:p>
-            <w:r>
-              <w:rPr>
-                <w:rFonts w:ascii="Arial" w:hAnsi="Arial"/>
-                <w:color w:val="1E293B"/>
+            <w:shd w:fill="F9FAFB"/>
+          </w:tcPr>
+          <w:p>
+            <w:r>
+              <w:rPr>
+                <w:rFonts w:ascii="Arial" w:hAnsi="Arial"/>
+                <w:color w:val="000000"/>
                 <w:sz w:val="16"/>
               </w:rPr>
               <w:t>PES2UG24CS128</w:t>
@@ -352,13 +352,13 @@
         <w:tc>
           <w:tcPr>
             <w:tcW w:type="dxa" w:w="2340"/>
-            <w:shd w:fill="F8FAFC"/>
-          </w:tcPr>
-          <w:p>
-            <w:r>
-              <w:rPr>
-                <w:rFonts w:ascii="Arial" w:hAnsi="Arial"/>
-                <w:color w:val="1E293B"/>
+            <w:shd w:fill="F9FAFB"/>
+          </w:tcPr>
+          <w:p>
+            <w:r>
+              <w:rPr>
+                <w:rFonts w:ascii="Arial" w:hAnsi="Arial"/>
+                <w:color w:val="000000"/>
                 <w:sz w:val="16"/>
               </w:rPr>
               <w:t>Backend &amp; Database Architect</w:t>
@@ -368,13 +368,13 @@
         <w:tc>
           <w:tcPr>
             <w:tcW w:type="dxa" w:w="2340"/>
-            <w:shd w:fill="F8FAFC"/>
-          </w:tcPr>
-          <w:p>
-            <w:r>
-              <w:rPr>
-                <w:rFonts w:ascii="Arial" w:hAnsi="Arial"/>
-                <w:color w:val="1E293B"/>
+            <w:shd w:fill="F9FAFB"/>
+          </w:tcPr>
+          <w:p>
+            <w:r>
+              <w:rPr>
+                <w:rFonts w:ascii="Arial" w:hAnsi="Arial"/>
+                <w:color w:val="000000"/>
                 <w:sz w:val="16"/>
               </w:rPr>
               <w:t>Supabase PostgreSQL Schema, RLS, DataService</w:t>
@@ -392,7 +392,7 @@
             <w:r>
               <w:rPr>
                 <w:rFonts w:ascii="Arial" w:hAnsi="Arial"/>
-                <w:color w:val="1E293B"/>
+                <w:color w:val="000000"/>
                 <w:sz w:val="16"/>
               </w:rPr>
               <w:t>GURUBELLI YEKAMBAR ESHWAR RAO</w:t>
@@ -408,7 +408,7 @@
             <w:r>
               <w:rPr>
                 <w:rFonts w:ascii="Arial" w:hAnsi="Arial"/>
-                <w:color w:val="1E293B"/>
+                <w:color w:val="000000"/>
                 <w:sz w:val="16"/>
               </w:rPr>
               <w:t>PES2UG24CS173</w:t>
@@ -424,7 +424,7 @@
             <w:r>
               <w:rPr>
                 <w:rFonts w:ascii="Arial" w:hAnsi="Arial"/>
-                <w:color w:val="1E293B"/>
+                <w:color w:val="000000"/>
                 <w:sz w:val="16"/>
               </w:rPr>
               <w:t>Full-Stack &amp; QA/DevOps Lead</w:t>
@@ -440,7 +440,7 @@
             <w:r>
               <w:rPr>
                 <w:rFonts w:ascii="Arial" w:hAnsi="Arial"/>
-                <w:color w:val="1E293B"/>
+                <w:color w:val="000000"/>
                 <w:sz w:val="16"/>
               </w:rPr>
               <w:t>Agile Estimation, Sprints, Burndown, CI/CD</w:t>
@@ -458,7 +458,7 @@
         <w:rPr>
           <w:rFonts w:ascii="Arial" w:hAnsi="Arial"/>
           <w:b/>
-          <w:color w:val="64748B"/>
+          <w:color w:val="000000"/>
           <w:sz w:val="18"/>
         </w:rPr>
         <w:t>Version: 1.0 (Final Submission) | Date: 05-09-2026 | Status: Model Answer / Approved</w:t>
@@ -468,7 +468,7 @@
         <w:rPr>
           <w:rFonts w:ascii="Arial" w:hAnsi="Arial"/>
           <w:b w:val="0"/>
-          <w:color w:val="4338CA"/>
+          <w:color w:val="000000"/>
           <w:sz w:val="18"/>
         </w:rPr>
         <w:t>Repository: https://github.com/Darshanpawar7/SE-SRS</w:t>
@@ -489,8 +489,8 @@
         <w:rPr>
           <w:rFonts w:ascii="Arial" w:hAnsi="Arial"/>
           <w:b/>
-          <w:color w:val="4338CA"/>
-          <w:sz w:val="26"/>
+          <w:color w:val="000000"/>
+          <w:sz w:val="25"/>
         </w:rPr>
         <w:t>Document Revision History &amp; Approvals</w:t>
       </w:r>
@@ -513,7 +513,7 @@
         <w:tc>
           <w:tcPr>
             <w:tcW w:type="dxa" w:w="1872"/>
-            <w:shd w:fill="312E81"/>
+            <w:shd w:fill="E5E7EB"/>
           </w:tcPr>
           <w:p>
             <w:pPr>
@@ -523,7 +523,7 @@
               <w:rPr>
                 <w:rFonts w:ascii="Arial" w:hAnsi="Arial"/>
                 <w:b/>
-                <w:color w:val="FFFFFF"/>
+                <w:color w:val="000000"/>
                 <w:sz w:val="17"/>
               </w:rPr>
               <w:t>Version</w:t>
@@ -533,7 +533,7 @@
         <w:tc>
           <w:tcPr>
             <w:tcW w:type="dxa" w:w="1872"/>
-            <w:shd w:fill="312E81"/>
+            <w:shd w:fill="E5E7EB"/>
           </w:tcPr>
           <w:p>
             <w:pPr>
@@ -543,7 +543,7 @@
               <w:rPr>
                 <w:rFonts w:ascii="Arial" w:hAnsi="Arial"/>
                 <w:b/>
-                <w:color w:val="FFFFFF"/>
+                <w:color w:val="000000"/>
                 <w:sz w:val="17"/>
               </w:rPr>
               <w:t>Date</w:t>
@@ -553,7 +553,7 @@
         <w:tc>
           <w:tcPr>
             <w:tcW w:type="dxa" w:w="1872"/>
-            <w:shd w:fill="312E81"/>
+            <w:shd w:fill="E5E7EB"/>
           </w:tcPr>
           <w:p>
             <w:pPr>
@@ -563,7 +563,7 @@
               <w:rPr>
                 <w:rFonts w:ascii="Arial" w:hAnsi="Arial"/>
                 <w:b/>
-                <w:color w:val="FFFFFF"/>
+                <w:color w:val="000000"/>
                 <w:sz w:val="17"/>
               </w:rPr>
               <w:t>Author</w:t>
@@ -573,7 +573,7 @@
         <w:tc>
           <w:tcPr>
             <w:tcW w:type="dxa" w:w="1872"/>
-            <w:shd w:fill="312E81"/>
+            <w:shd w:fill="E5E7EB"/>
           </w:tcPr>
           <w:p>
             <w:pPr>
@@ -583,7 +583,7 @@
               <w:rPr>
                 <w:rFonts w:ascii="Arial" w:hAnsi="Arial"/>
                 <w:b/>
-                <w:color w:val="FFFFFF"/>
+                <w:color w:val="000000"/>
                 <w:sz w:val="17"/>
               </w:rPr>
               <w:t>Change Summary</w:t>
@@ -593,7 +593,7 @@
         <w:tc>
           <w:tcPr>
             <w:tcW w:type="dxa" w:w="1872"/>
-            <w:shd w:fill="312E81"/>
+            <w:shd w:fill="E5E7EB"/>
           </w:tcPr>
           <w:p>
             <w:pPr>
@@ -603,7 +603,7 @@
               <w:rPr>
                 <w:rFonts w:ascii="Arial" w:hAnsi="Arial"/>
                 <w:b/>
-                <w:color w:val="FFFFFF"/>
+                <w:color w:val="000000"/>
                 <w:sz w:val="17"/>
               </w:rPr>
               <w:t>Approval Status</w:t>
@@ -615,13 +615,13 @@
         <w:tc>
           <w:tcPr>
             <w:tcW w:type="dxa" w:w="1872"/>
-            <w:shd w:fill="F8FAFC"/>
-          </w:tcPr>
-          <w:p>
-            <w:r>
-              <w:rPr>
-                <w:rFonts w:ascii="Arial" w:hAnsi="Arial"/>
-                <w:color w:val="1E293B"/>
+            <w:shd w:fill="F9FAFB"/>
+          </w:tcPr>
+          <w:p>
+            <w:r>
+              <w:rPr>
+                <w:rFonts w:ascii="Arial" w:hAnsi="Arial"/>
+                <w:color w:val="000000"/>
                 <w:sz w:val="16"/>
               </w:rPr>
               <w:t>1.0</w:t>
@@ -631,13 +631,13 @@
         <w:tc>
           <w:tcPr>
             <w:tcW w:type="dxa" w:w="1872"/>
-            <w:shd w:fill="F8FAFC"/>
-          </w:tcPr>
-          <w:p>
-            <w:r>
-              <w:rPr>
-                <w:rFonts w:ascii="Arial" w:hAnsi="Arial"/>
-                <w:color w:val="1E293B"/>
+            <w:shd w:fill="F9FAFB"/>
+          </w:tcPr>
+          <w:p>
+            <w:r>
+              <w:rPr>
+                <w:rFonts w:ascii="Arial" w:hAnsi="Arial"/>
+                <w:color w:val="000000"/>
                 <w:sz w:val="16"/>
               </w:rPr>
               <w:t>05-09-2026</w:t>
@@ -647,13 +647,13 @@
         <w:tc>
           <w:tcPr>
             <w:tcW w:type="dxa" w:w="1872"/>
-            <w:shd w:fill="F8FAFC"/>
-          </w:tcPr>
-          <w:p>
-            <w:r>
-              <w:rPr>
-                <w:rFonts w:ascii="Arial" w:hAnsi="Arial"/>
-                <w:color w:val="1E293B"/>
+            <w:shd w:fill="F9FAFB"/>
+          </w:tcPr>
+          <w:p>
+            <w:r>
+              <w:rPr>
+                <w:rFonts w:ascii="Arial" w:hAnsi="Arial"/>
+                <w:color w:val="000000"/>
                 <w:sz w:val="16"/>
               </w:rPr>
               <w:t>Team 11</w:t>
@@ -663,13 +663,13 @@
         <w:tc>
           <w:tcPr>
             <w:tcW w:type="dxa" w:w="1872"/>
-            <w:shd w:fill="F8FAFC"/>
-          </w:tcPr>
-          <w:p>
-            <w:r>
-              <w:rPr>
-                <w:rFonts w:ascii="Arial" w:hAnsi="Arial"/>
-                <w:color w:val="1E293B"/>
+            <w:shd w:fill="F9FAFB"/>
+          </w:tcPr>
+          <w:p>
+            <w:r>
+              <w:rPr>
+                <w:rFonts w:ascii="Arial" w:hAnsi="Arial"/>
+                <w:color w:val="000000"/>
                 <w:sz w:val="16"/>
               </w:rPr>
               <w:t>Complete SRS with 18 FRs, 6 NFRs, 2 UML Diagrams &amp; RTM</w:t>
@@ -679,13 +679,13 @@
         <w:tc>
           <w:tcPr>
             <w:tcW w:type="dxa" w:w="1872"/>
-            <w:shd w:fill="F8FAFC"/>
-          </w:tcPr>
-          <w:p>
-            <w:r>
-              <w:rPr>
-                <w:rFonts w:ascii="Arial" w:hAnsi="Arial"/>
-                <w:color w:val="1E293B"/>
+            <w:shd w:fill="F9FAFB"/>
+          </w:tcPr>
+          <w:p>
+            <w:r>
+              <w:rPr>
+                <w:rFonts w:ascii="Arial" w:hAnsi="Arial"/>
+                <w:color w:val="000000"/>
                 <w:sz w:val="16"/>
               </w:rPr>
               <w:t>Approved for Submission</w:t>
@@ -712,7 +712,7 @@
         <w:tc>
           <w:tcPr>
             <w:tcW w:type="dxa" w:w="2340"/>
-            <w:shd w:fill="312E81"/>
+            <w:shd w:fill="E5E7EB"/>
           </w:tcPr>
           <w:p>
             <w:pPr>
@@ -722,7 +722,7 @@
               <w:rPr>
                 <w:rFonts w:ascii="Arial" w:hAnsi="Arial"/>
                 <w:b/>
-                <w:color w:val="FFFFFF"/>
+                <w:color w:val="000000"/>
                 <w:sz w:val="17"/>
               </w:rPr>
               <w:t>Role</w:t>
@@ -732,7 +732,7 @@
         <w:tc>
           <w:tcPr>
             <w:tcW w:type="dxa" w:w="2340"/>
-            <w:shd w:fill="312E81"/>
+            <w:shd w:fill="E5E7EB"/>
           </w:tcPr>
           <w:p>
             <w:pPr>
@@ -742,7 +742,7 @@
               <w:rPr>
                 <w:rFonts w:ascii="Arial" w:hAnsi="Arial"/>
                 <w:b/>
-                <w:color w:val="FFFFFF"/>
+                <w:color w:val="000000"/>
                 <w:sz w:val="17"/>
               </w:rPr>
               <w:t>Name</w:t>
@@ -752,7 +752,7 @@
         <w:tc>
           <w:tcPr>
             <w:tcW w:type="dxa" w:w="2340"/>
-            <w:shd w:fill="312E81"/>
+            <w:shd w:fill="E5E7EB"/>
           </w:tcPr>
           <w:p>
             <w:pPr>
@@ -762,7 +762,7 @@
               <w:rPr>
                 <w:rFonts w:ascii="Arial" w:hAnsi="Arial"/>
                 <w:b/>
-                <w:color w:val="FFFFFF"/>
+                <w:color w:val="000000"/>
                 <w:sz w:val="17"/>
               </w:rPr>
               <w:t>Department / Contact</w:t>
@@ -772,7 +772,7 @@
         <w:tc>
           <w:tcPr>
             <w:tcW w:type="dxa" w:w="2340"/>
-            <w:shd w:fill="312E81"/>
+            <w:shd w:fill="E5E7EB"/>
           </w:tcPr>
           <w:p>
             <w:pPr>
@@ -782,7 +782,7 @@
               <w:rPr>
                 <w:rFonts w:ascii="Arial" w:hAnsi="Arial"/>
                 <w:b/>
-                <w:color w:val="FFFFFF"/>
+                <w:color w:val="000000"/>
                 <w:sz w:val="17"/>
               </w:rPr>
               <w:t>Sign / Date</w:t>
@@ -794,13 +794,13 @@
         <w:tc>
           <w:tcPr>
             <w:tcW w:type="dxa" w:w="2340"/>
-            <w:shd w:fill="F8FAFC"/>
-          </w:tcPr>
-          <w:p>
-            <w:r>
-              <w:rPr>
-                <w:rFonts w:ascii="Arial" w:hAnsi="Arial"/>
-                <w:color w:val="1E293B"/>
+            <w:shd w:fill="F9FAFB"/>
+          </w:tcPr>
+          <w:p>
+            <w:r>
+              <w:rPr>
+                <w:rFonts w:ascii="Arial" w:hAnsi="Arial"/>
+                <w:color w:val="000000"/>
                 <w:sz w:val="16"/>
               </w:rPr>
               <w:t>Team Lead</w:t>
@@ -810,13 +810,13 @@
         <w:tc>
           <w:tcPr>
             <w:tcW w:type="dxa" w:w="2340"/>
-            <w:shd w:fill="F8FAFC"/>
-          </w:tcPr>
-          <w:p>
-            <w:r>
-              <w:rPr>
-                <w:rFonts w:ascii="Arial" w:hAnsi="Arial"/>
-                <w:color w:val="1E293B"/>
+            <w:shd w:fill="F9FAFB"/>
+          </w:tcPr>
+          <w:p>
+            <w:r>
+              <w:rPr>
+                <w:rFonts w:ascii="Arial" w:hAnsi="Arial"/>
+                <w:color w:val="000000"/>
                 <w:sz w:val="16"/>
               </w:rPr>
               <w:t>Darshan P Pawar</w:t>
@@ -826,13 +826,13 @@
         <w:tc>
           <w:tcPr>
             <w:tcW w:type="dxa" w:w="2340"/>
-            <w:shd w:fill="F8FAFC"/>
-          </w:tcPr>
-          <w:p>
-            <w:r>
-              <w:rPr>
-                <w:rFonts w:ascii="Arial" w:hAnsi="Arial"/>
-                <w:color w:val="1E293B"/>
+            <w:shd w:fill="F9FAFB"/>
+          </w:tcPr>
+          <w:p>
+            <w:r>
+              <w:rPr>
+                <w:rFonts w:ascii="Arial" w:hAnsi="Arial"/>
+                <w:color w:val="000000"/>
                 <w:sz w:val="16"/>
               </w:rPr>
               <w:t>PES2UG24CS143 (CSE)</w:t>
@@ -842,13 +842,13 @@
         <w:tc>
           <w:tcPr>
             <w:tcW w:type="dxa" w:w="2340"/>
-            <w:shd w:fill="F8FAFC"/>
-          </w:tcPr>
-          <w:p>
-            <w:r>
-              <w:rPr>
-                <w:rFonts w:ascii="Arial" w:hAnsi="Arial"/>
-                <w:color w:val="1E293B"/>
+            <w:shd w:fill="F9FAFB"/>
+          </w:tcPr>
+          <w:p>
+            <w:r>
+              <w:rPr>
+                <w:rFonts w:ascii="Arial" w:hAnsi="Arial"/>
+                <w:color w:val="000000"/>
                 <w:sz w:val="16"/>
               </w:rPr>
               <w:t>Darshan P Pawar / 05-09-2026</w:t>
@@ -866,7 +866,7 @@
             <w:r>
               <w:rPr>
                 <w:rFonts w:ascii="Arial" w:hAnsi="Arial"/>
-                <w:color w:val="1E293B"/>
+                <w:color w:val="000000"/>
                 <w:sz w:val="16"/>
               </w:rPr>
               <w:t>Course Coordinator</w:t>
@@ -882,7 +882,7 @@
             <w:r>
               <w:rPr>
                 <w:rFonts w:ascii="Arial" w:hAnsi="Arial"/>
-                <w:color w:val="1E293B"/>
+                <w:color w:val="000000"/>
                 <w:sz w:val="16"/>
               </w:rPr>
               <w:t>Software Engineering Faculty</w:t>
@@ -898,7 +898,7 @@
             <w:r>
               <w:rPr>
                 <w:rFonts w:ascii="Arial" w:hAnsi="Arial"/>
-                <w:color w:val="1E293B"/>
+                <w:color w:val="000000"/>
                 <w:sz w:val="16"/>
               </w:rPr>
               <w:t>Dept of CSE, PES University</w:t>
@@ -914,7 +914,7 @@
             <w:r>
               <w:rPr>
                 <w:rFonts w:ascii="Arial" w:hAnsi="Arial"/>
-                <w:color w:val="1E293B"/>
+                <w:color w:val="000000"/>
                 <w:sz w:val="16"/>
               </w:rPr>
               <w:t>Approved / 05-09-2026</w:t>
@@ -932,8 +932,8 @@
         <w:rPr>
           <w:rFonts w:ascii="Arial" w:hAnsi="Arial"/>
           <w:b/>
-          <w:color w:val="4338CA"/>
-          <w:sz w:val="26"/>
+          <w:color w:val="000000"/>
+          <w:sz w:val="25"/>
         </w:rPr>
         <w:t>Table of Contents</w:t>
       </w:r>
@@ -943,7 +943,7 @@
         <w:rPr>
           <w:rFonts w:ascii="Arial" w:hAnsi="Arial"/>
           <w:b w:val="0"/>
-          <w:color w:val="475569"/>
+          <w:color w:val="000000"/>
           <w:sz w:val="19"/>
         </w:rPr>
         <w:t>1. Introduction ............................................................................................ Page 3</w:t>
@@ -989,8 +989,8 @@
         <w:rPr>
           <w:rFonts w:ascii="Arial" w:hAnsi="Arial"/>
           <w:b/>
-          <w:color w:val="312E81"/>
-          <w:sz w:val="34"/>
+          <w:color w:val="000000"/>
+          <w:sz w:val="30"/>
         </w:rPr>
         <w:t>1. Introduction</w:t>
       </w:r>
@@ -1000,7 +1000,7 @@
         <w:rPr>
           <w:rFonts w:ascii="Arial" w:hAnsi="Arial"/>
           <w:b/>
-          <w:color w:val="0F172A"/>
+          <w:color w:val="000000"/>
           <w:sz w:val="22"/>
         </w:rPr>
         <w:t>1.1 Purpose</w:t>
@@ -1010,7 +1010,7 @@
         <w:rPr>
           <w:rFonts w:ascii="Arial" w:hAnsi="Arial"/>
           <w:b w:val="0"/>
-          <w:color w:val="0F172A"/>
+          <w:color w:val="000000"/>
           <w:sz w:val="20"/>
         </w:rPr>
         <w:t>This Software Requirements Specification (SRS) document formalizes the requirements, architecture, data schemas, and verification plans for SprintFlow, an enterprise-grade Agile Project Management System. It serves as the primary technical contract between the student engineering team (Team 11) and the assessment evaluators for the Software Engineering course.</w:t>
@@ -1021,7 +1021,7 @@
         <w:rPr>
           <w:rFonts w:ascii="Arial" w:hAnsi="Arial"/>
           <w:b/>
-          <w:color w:val="0F172A"/>
+          <w:color w:val="000000"/>
           <w:sz w:val="22"/>
         </w:rPr>
         <w:t>1.2 Scope</w:t>
@@ -1031,7 +1031,7 @@
         <w:rPr>
           <w:rFonts w:ascii="Arial" w:hAnsi="Arial"/>
           <w:b w:val="0"/>
-          <w:color w:val="0F172A"/>
+          <w:color w:val="000000"/>
           <w:sz w:val="20"/>
         </w:rPr>
         <w:t>SprintFlow delivers an end-to-end web-based project tracking ecosystem. It encapsulates an interactive 5-column Kanban board, Agile Fibonacci estimation (1, 2, 3, 5, 8, 13, 21), sprint lifecycle execution, real-time burndown velocity charting, executive visibility KPI metrics, and a dual-mode database engine utilizing Supabase PostgreSQL with local persistent fallback.</w:t>
@@ -1042,7 +1042,7 @@
         <w:rPr>
           <w:rFonts w:ascii="Arial" w:hAnsi="Arial"/>
           <w:b/>
-          <w:color w:val="0F172A"/>
+          <w:color w:val="000000"/>
           <w:sz w:val="22"/>
         </w:rPr>
         <w:t>1.3 Intended Audience</w:t>
@@ -1052,7 +1052,7 @@
         <w:rPr>
           <w:rFonts w:ascii="Arial" w:hAnsi="Arial"/>
           <w:b w:val="0"/>
-          <w:color w:val="0F172A"/>
+          <w:color w:val="000000"/>
           <w:sz w:val="20"/>
         </w:rPr>
         <w:t>Course Instructors, Academic Evaluators, Software Engineers, Quality Assurance Technicians, and Agile Team Leads.</w:t>
@@ -1063,7 +1063,7 @@
         <w:rPr>
           <w:rFonts w:ascii="Arial" w:hAnsi="Arial"/>
           <w:b/>
-          <w:color w:val="0F172A"/>
+          <w:color w:val="000000"/>
           <w:sz w:val="22"/>
         </w:rPr>
         <w:t>1.4 Definitions and Acronyms</w:t>
@@ -1073,7 +1073,7 @@
         <w:rPr>
           <w:rFonts w:ascii="Arial" w:hAnsi="Arial"/>
           <w:b w:val="0"/>
-          <w:color w:val="0F172A"/>
+          <w:color w:val="000000"/>
           <w:sz w:val="20"/>
         </w:rPr>
         <w:t>• SRS: Software Requirements Specification</w:t>
@@ -1100,8 +1100,8 @@
         <w:rPr>
           <w:rFonts w:ascii="Arial" w:hAnsi="Arial"/>
           <w:b/>
-          <w:color w:val="312E81"/>
-          <w:sz w:val="34"/>
+          <w:color w:val="000000"/>
+          <w:sz w:val="30"/>
         </w:rPr>
         <w:t>2. Overall Description</w:t>
       </w:r>
@@ -1111,7 +1111,7 @@
         <w:rPr>
           <w:rFonts w:ascii="Arial" w:hAnsi="Arial"/>
           <w:b/>
-          <w:color w:val="0F172A"/>
+          <w:color w:val="000000"/>
           <w:sz w:val="22"/>
         </w:rPr>
         <w:t>2.1 Product Perspective</w:t>
@@ -1121,7 +1121,7 @@
         <w:rPr>
           <w:rFonts w:ascii="Arial" w:hAnsi="Arial"/>
           <w:b w:val="0"/>
-          <w:color w:val="0F172A"/>
+          <w:color w:val="000000"/>
           <w:sz w:val="20"/>
         </w:rPr>
         <w:t>SprintFlow is a high-performance, single-page web application built with React 18 and Vite. It addresses the inefficiencies of traditional project tracking tools by offering sub-50ms reactive drag-and-drop state updates, instant visibility metrics, and zero-configuration offline demonstration capabilities alongside cloud database connectivity.</w:t>
@@ -1132,7 +1132,7 @@
         <w:rPr>
           <w:rFonts w:ascii="Arial" w:hAnsi="Arial"/>
           <w:b/>
-          <w:color w:val="0F172A"/>
+          <w:color w:val="000000"/>
           <w:sz w:val="22"/>
         </w:rPr>
         <w:t>2.2 Major Product Functions</w:t>
@@ -1142,7 +1142,7 @@
         <w:rPr>
           <w:rFonts w:ascii="Arial" w:hAnsi="Arial"/>
           <w:b w:val="0"/>
-          <w:color w:val="0F172A"/>
+          <w:color w:val="000000"/>
           <w:sz w:val="20"/>
         </w:rPr>
         <w:t>1. Interactive Kanban Workflow: 5 stages (Backlog, To Do, In Progress, Code Review, Done) with HTML5 drag-and-drop.</w:t>
@@ -1167,7 +1167,7 @@
         <w:rPr>
           <w:rFonts w:ascii="Arial" w:hAnsi="Arial"/>
           <w:b/>
-          <w:color w:val="0F172A"/>
+          <w:color w:val="000000"/>
           <w:sz w:val="22"/>
         </w:rPr>
         <w:t>2.3 User Roles and Characteristics</w:t>
@@ -1177,7 +1177,7 @@
         <w:rPr>
           <w:rFonts w:ascii="Arial" w:hAnsi="Arial"/>
           <w:b w:val="0"/>
-          <w:color w:val="0F172A"/>
+          <w:color w:val="000000"/>
           <w:sz w:val="20"/>
         </w:rPr>
         <w:t>• Team Lead (Darshan): Manages project metadata, configures database endpoints, tracks overall delivery KPIs.</w:t>
@@ -1196,7 +1196,7 @@
         <w:rPr>
           <w:rFonts w:ascii="Arial" w:hAnsi="Arial"/>
           <w:b/>
-          <w:color w:val="0F172A"/>
+          <w:color w:val="000000"/>
           <w:sz w:val="22"/>
         </w:rPr>
         <w:t>2.4 Operating Environment</w:t>
@@ -1206,7 +1206,7 @@
         <w:rPr>
           <w:rFonts w:ascii="Arial" w:hAnsi="Arial"/>
           <w:b w:val="0"/>
-          <w:color w:val="0F172A"/>
+          <w:color w:val="000000"/>
           <w:sz w:val="20"/>
         </w:rPr>
         <w:t>Any standard modern web browser (Google Chrome 110+, Microsoft Edge 110+, Firefox 115+, Safari 16+) with Node.js 18+ runtime.</w:t>
@@ -1217,7 +1217,7 @@
         <w:rPr>
           <w:rFonts w:ascii="Arial" w:hAnsi="Arial"/>
           <w:b/>
-          <w:color w:val="0F172A"/>
+          <w:color w:val="000000"/>
           <w:sz w:val="22"/>
         </w:rPr>
         <w:t>2.5 Constraints</w:t>
@@ -1227,7 +1227,7 @@
         <w:rPr>
           <w:rFonts w:ascii="Arial" w:hAnsi="Arial"/>
           <w:b w:val="0"/>
-          <w:color w:val="0F172A"/>
+          <w:color w:val="000000"/>
           <w:sz w:val="20"/>
         </w:rPr>
         <w:t>Zero mandatory local database server installation (Supabase cloud + offline mode), strict adherence to IEEE 830 format.</w:t>
@@ -1242,8 +1242,8 @@
         <w:rPr>
           <w:rFonts w:ascii="Arial" w:hAnsi="Arial"/>
           <w:b/>
-          <w:color w:val="312E81"/>
-          <w:sz w:val="34"/>
+          <w:color w:val="000000"/>
+          <w:sz w:val="30"/>
         </w:rPr>
         <w:t>3. External Interface Requirements</w:t>
       </w:r>
@@ -1253,7 +1253,7 @@
         <w:rPr>
           <w:rFonts w:ascii="Arial" w:hAnsi="Arial"/>
           <w:b/>
-          <w:color w:val="0F172A"/>
+          <w:color w:val="000000"/>
           <w:sz w:val="22"/>
         </w:rPr>
         <w:t>3.1 User Interfaces</w:t>
@@ -1263,7 +1263,7 @@
         <w:rPr>
           <w:rFonts w:ascii="Arial" w:hAnsi="Arial"/>
           <w:b w:val="0"/>
-          <w:color w:val="0F172A"/>
+          <w:color w:val="000000"/>
           <w:sz w:val="20"/>
         </w:rPr>
         <w:t>• Modern dark glassmorphic interface built using curated HSL color palettes and high-contrast typography (Inter &amp; JetBrains Mono).</w:t>
@@ -1278,7 +1278,7 @@
         <w:rPr>
           <w:rFonts w:ascii="Arial" w:hAnsi="Arial"/>
           <w:b/>
-          <w:color w:val="0F172A"/>
+          <w:color w:val="000000"/>
           <w:sz w:val="22"/>
         </w:rPr>
         <w:t>3.2 Hardware Interfaces</w:t>
@@ -1288,7 +1288,7 @@
         <w:rPr>
           <w:rFonts w:ascii="Arial" w:hAnsi="Arial"/>
           <w:b w:val="0"/>
-          <w:color w:val="0F172A"/>
+          <w:color w:val="000000"/>
           <w:sz w:val="20"/>
         </w:rPr>
         <w:t>Standard personal computer or laptop (x86_64 / ARM64) with display resolution of 1280x720 or higher.</w:t>
@@ -1299,7 +1299,7 @@
         <w:rPr>
           <w:rFonts w:ascii="Arial" w:hAnsi="Arial"/>
           <w:b/>
-          <w:color w:val="0F172A"/>
+          <w:color w:val="000000"/>
           <w:sz w:val="22"/>
         </w:rPr>
         <w:t>3.3 Software Interfaces</w:t>
@@ -1309,7 +1309,7 @@
         <w:rPr>
           <w:rFonts w:ascii="Arial" w:hAnsi="Arial"/>
           <w:b w:val="0"/>
-          <w:color w:val="0F172A"/>
+          <w:color w:val="000000"/>
           <w:sz w:val="20"/>
         </w:rPr>
         <w:t>• Supabase Managed PostgreSQL: Real-time queries and upserts executed through @supabase/supabase-js v2.</w:t>
@@ -1324,7 +1324,7 @@
         <w:rPr>
           <w:rFonts w:ascii="Arial" w:hAnsi="Arial"/>
           <w:b/>
-          <w:color w:val="0F172A"/>
+          <w:color w:val="000000"/>
           <w:sz w:val="22"/>
         </w:rPr>
         <w:t>3.4 Communications</w:t>
@@ -1334,7 +1334,7 @@
         <w:rPr>
           <w:rFonts w:ascii="Arial" w:hAnsi="Arial"/>
           <w:b w:val="0"/>
-          <w:color w:val="0F172A"/>
+          <w:color w:val="000000"/>
           <w:sz w:val="20"/>
         </w:rPr>
         <w:t>Encrypted HTTPS/TLS 1.3 protocol enforced for all Supabase API calls. Client-side state operates synchronously in-memory.</w:t>
@@ -1349,8 +1349,8 @@
         <w:rPr>
           <w:rFonts w:ascii="Arial" w:hAnsi="Arial"/>
           <w:b/>
-          <w:color w:val="312E81"/>
-          <w:sz w:val="34"/>
+          <w:color w:val="000000"/>
+          <w:sz w:val="30"/>
         </w:rPr>
         <w:t>4. System Features (Functional Requirements)</w:t>
       </w:r>
@@ -1380,7 +1380,7 @@
         <w:tc>
           <w:tcPr>
             <w:tcW w:type="dxa" w:w="1337"/>
-            <w:shd w:fill="312E81"/>
+            <w:shd w:fill="E5E7EB"/>
           </w:tcPr>
           <w:p>
             <w:pPr>
@@ -1390,7 +1390,7 @@
               <w:rPr>
                 <w:rFonts w:ascii="Arial" w:hAnsi="Arial"/>
                 <w:b/>
-                <w:color w:val="FFFFFF"/>
+                <w:color w:val="000000"/>
                 <w:sz w:val="17"/>
               </w:rPr>
               <w:t>Req ID</w:t>
@@ -1400,7 +1400,7 @@
         <w:tc>
           <w:tcPr>
             <w:tcW w:type="dxa" w:w="1337"/>
-            <w:shd w:fill="312E81"/>
+            <w:shd w:fill="E5E7EB"/>
           </w:tcPr>
           <w:p>
             <w:pPr>
@@ -1410,7 +1410,7 @@
               <w:rPr>
                 <w:rFonts w:ascii="Arial" w:hAnsi="Arial"/>
                 <w:b/>
-                <w:color w:val="FFFFFF"/>
+                <w:color w:val="000000"/>
                 <w:sz w:val="17"/>
               </w:rPr>
               <w:t>Requirement (shall...)</w:t>
@@ -1420,7 +1420,7 @@
         <w:tc>
           <w:tcPr>
             <w:tcW w:type="dxa" w:w="1337"/>
-            <w:shd w:fill="312E81"/>
+            <w:shd w:fill="E5E7EB"/>
           </w:tcPr>
           <w:p>
             <w:pPr>
@@ -1430,7 +1430,7 @@
               <w:rPr>
                 <w:rFonts w:ascii="Arial" w:hAnsi="Arial"/>
                 <w:b/>
-                <w:color w:val="FFFFFF"/>
+                <w:color w:val="000000"/>
                 <w:sz w:val="17"/>
               </w:rPr>
               <w:t>Type</w:t>
@@ -1440,7 +1440,7 @@
         <w:tc>
           <w:tcPr>
             <w:tcW w:type="dxa" w:w="1337"/>
-            <w:shd w:fill="312E81"/>
+            <w:shd w:fill="E5E7EB"/>
           </w:tcPr>
           <w:p>
             <w:pPr>
@@ -1450,7 +1450,7 @@
               <w:rPr>
                 <w:rFonts w:ascii="Arial" w:hAnsi="Arial"/>
                 <w:b/>
-                <w:color w:val="FFFFFF"/>
+                <w:color w:val="000000"/>
                 <w:sz w:val="17"/>
               </w:rPr>
               <w:t>Priority</w:t>
@@ -1460,7 +1460,7 @@
         <w:tc>
           <w:tcPr>
             <w:tcW w:type="dxa" w:w="1337"/>
-            <w:shd w:fill="312E81"/>
+            <w:shd w:fill="E5E7EB"/>
           </w:tcPr>
           <w:p>
             <w:pPr>
@@ -1470,7 +1470,7 @@
               <w:rPr>
                 <w:rFonts w:ascii="Arial" w:hAnsi="Arial"/>
                 <w:b/>
-                <w:color w:val="FFFFFF"/>
+                <w:color w:val="000000"/>
                 <w:sz w:val="17"/>
               </w:rPr>
               <w:t>Stakeholder</w:t>
@@ -1480,7 +1480,7 @@
         <w:tc>
           <w:tcPr>
             <w:tcW w:type="dxa" w:w="1337"/>
-            <w:shd w:fill="312E81"/>
+            <w:shd w:fill="E5E7EB"/>
           </w:tcPr>
           <w:p>
             <w:pPr>
@@ -1490,7 +1490,7 @@
               <w:rPr>
                 <w:rFonts w:ascii="Arial" w:hAnsi="Arial"/>
                 <w:b/>
-                <w:color w:val="FFFFFF"/>
+                <w:color w:val="000000"/>
                 <w:sz w:val="17"/>
               </w:rPr>
               <w:t>Acceptance Criteria / Test Ref</w:t>
@@ -1500,7 +1500,7 @@
         <w:tc>
           <w:tcPr>
             <w:tcW w:type="dxa" w:w="1337"/>
-            <w:shd w:fill="312E81"/>
+            <w:shd w:fill="E5E7EB"/>
           </w:tcPr>
           <w:p>
             <w:pPr>
@@ -1510,7 +1510,7 @@
               <w:rPr>
                 <w:rFonts w:ascii="Arial" w:hAnsi="Arial"/>
                 <w:b/>
-                <w:color w:val="FFFFFF"/>
+                <w:color w:val="000000"/>
                 <w:sz w:val="17"/>
               </w:rPr>
               <w:t>Assigned Lead</w:t>
@@ -1522,13 +1522,13 @@
         <w:tc>
           <w:tcPr>
             <w:tcW w:type="dxa" w:w="1337"/>
-            <w:shd w:fill="F8FAFC"/>
-          </w:tcPr>
-          <w:p>
-            <w:r>
-              <w:rPr>
-                <w:rFonts w:ascii="Arial" w:hAnsi="Arial"/>
-                <w:color w:val="1E293B"/>
+            <w:shd w:fill="F9FAFB"/>
+          </w:tcPr>
+          <w:p>
+            <w:r>
+              <w:rPr>
+                <w:rFonts w:ascii="Arial" w:hAnsi="Arial"/>
+                <w:color w:val="000000"/>
                 <w:sz w:val="16"/>
               </w:rPr>
               <w:t>PMS-F-001</w:t>
@@ -1538,13 +1538,13 @@
         <w:tc>
           <w:tcPr>
             <w:tcW w:type="dxa" w:w="1337"/>
-            <w:shd w:fill="F8FAFC"/>
-          </w:tcPr>
-          <w:p>
-            <w:r>
-              <w:rPr>
-                <w:rFonts w:ascii="Arial" w:hAnsi="Arial"/>
-                <w:color w:val="1E293B"/>
+            <w:shd w:fill="F9FAFB"/>
+          </w:tcPr>
+          <w:p>
+            <w:r>
+              <w:rPr>
+                <w:rFonts w:ascii="Arial" w:hAnsi="Arial"/>
+                <w:color w:val="000000"/>
                 <w:sz w:val="16"/>
               </w:rPr>
               <w:t>The system shall authenticate users and support profile switching among 4 team roles.</w:t>
@@ -1554,13 +1554,13 @@
         <w:tc>
           <w:tcPr>
             <w:tcW w:type="dxa" w:w="1337"/>
-            <w:shd w:fill="F8FAFC"/>
-          </w:tcPr>
-          <w:p>
-            <w:r>
-              <w:rPr>
-                <w:rFonts w:ascii="Arial" w:hAnsi="Arial"/>
-                <w:color w:val="1E293B"/>
+            <w:shd w:fill="F9FAFB"/>
+          </w:tcPr>
+          <w:p>
+            <w:r>
+              <w:rPr>
+                <w:rFonts w:ascii="Arial" w:hAnsi="Arial"/>
+                <w:color w:val="000000"/>
                 <w:sz w:val="16"/>
               </w:rPr>
               <w:t>Functional</w:t>
@@ -1570,13 +1570,13 @@
         <w:tc>
           <w:tcPr>
             <w:tcW w:type="dxa" w:w="1337"/>
-            <w:shd w:fill="F8FAFC"/>
-          </w:tcPr>
-          <w:p>
-            <w:r>
-              <w:rPr>
-                <w:rFonts w:ascii="Arial" w:hAnsi="Arial"/>
-                <w:color w:val="1E293B"/>
+            <w:shd w:fill="F9FAFB"/>
+          </w:tcPr>
+          <w:p>
+            <w:r>
+              <w:rPr>
+                <w:rFonts w:ascii="Arial" w:hAnsi="Arial"/>
+                <w:color w:val="000000"/>
                 <w:sz w:val="16"/>
               </w:rPr>
               <w:t>High</w:t>
@@ -1586,13 +1586,13 @@
         <w:tc>
           <w:tcPr>
             <w:tcW w:type="dxa" w:w="1337"/>
-            <w:shd w:fill="F8FAFC"/>
-          </w:tcPr>
-          <w:p>
-            <w:r>
-              <w:rPr>
-                <w:rFonts w:ascii="Arial" w:hAnsi="Arial"/>
-                <w:color w:val="1E293B"/>
+            <w:shd w:fill="F9FAFB"/>
+          </w:tcPr>
+          <w:p>
+            <w:r>
+              <w:rPr>
+                <w:rFonts w:ascii="Arial" w:hAnsi="Arial"/>
+                <w:color w:val="000000"/>
                 <w:sz w:val="16"/>
               </w:rPr>
               <w:t>Security</w:t>
@@ -1602,13 +1602,13 @@
         <w:tc>
           <w:tcPr>
             <w:tcW w:type="dxa" w:w="1337"/>
-            <w:shd w:fill="F8FAFC"/>
-          </w:tcPr>
-          <w:p>
-            <w:r>
-              <w:rPr>
-                <w:rFonts w:ascii="Arial" w:hAnsi="Arial"/>
-                <w:color w:val="1E293B"/>
+            <w:shd w:fill="F9FAFB"/>
+          </w:tcPr>
+          <w:p>
+            <w:r>
+              <w:rPr>
+                <w:rFonts w:ascii="Arial" w:hAnsi="Arial"/>
+                <w:color w:val="000000"/>
                 <w:sz w:val="16"/>
               </w:rPr>
               <w:t>AC-F-001: Profile switches and persists without reload. Test: TC-AUTH-01</w:t>
@@ -1618,13 +1618,13 @@
         <w:tc>
           <w:tcPr>
             <w:tcW w:type="dxa" w:w="1337"/>
-            <w:shd w:fill="F8FAFC"/>
-          </w:tcPr>
-          <w:p>
-            <w:r>
-              <w:rPr>
-                <w:rFonts w:ascii="Arial" w:hAnsi="Arial"/>
-                <w:color w:val="1E293B"/>
+            <w:shd w:fill="F9FAFB"/>
+          </w:tcPr>
+          <w:p>
+            <w:r>
+              <w:rPr>
+                <w:rFonts w:ascii="Arial" w:hAnsi="Arial"/>
+                <w:color w:val="000000"/>
                 <w:sz w:val="16"/>
               </w:rPr>
               <w:t>Darshan P Pawar</w:t>
@@ -1642,7 +1642,7 @@
             <w:r>
               <w:rPr>
                 <w:rFonts w:ascii="Arial" w:hAnsi="Arial"/>
-                <w:color w:val="1E293B"/>
+                <w:color w:val="000000"/>
                 <w:sz w:val="16"/>
               </w:rPr>
               <w:t>PMS-F-002</w:t>
@@ -1658,7 +1658,7 @@
             <w:r>
               <w:rPr>
                 <w:rFonts w:ascii="Arial" w:hAnsi="Arial"/>
-                <w:color w:val="1E293B"/>
+                <w:color w:val="000000"/>
                 <w:sz w:val="16"/>
               </w:rPr>
               <w:t>The system shall maintain project metadata (key, title, target dates, description).</w:t>
@@ -1674,7 +1674,7 @@
             <w:r>
               <w:rPr>
                 <w:rFonts w:ascii="Arial" w:hAnsi="Arial"/>
-                <w:color w:val="1E293B"/>
+                <w:color w:val="000000"/>
                 <w:sz w:val="16"/>
               </w:rPr>
               <w:t>Functional</w:t>
@@ -1690,7 +1690,7 @@
             <w:r>
               <w:rPr>
                 <w:rFonts w:ascii="Arial" w:hAnsi="Arial"/>
-                <w:color w:val="1E293B"/>
+                <w:color w:val="000000"/>
                 <w:sz w:val="16"/>
               </w:rPr>
               <w:t>High</w:t>
@@ -1706,7 +1706,7 @@
             <w:r>
               <w:rPr>
                 <w:rFonts w:ascii="Arial" w:hAnsi="Arial"/>
-                <w:color w:val="1E293B"/>
+                <w:color w:val="000000"/>
                 <w:sz w:val="16"/>
               </w:rPr>
               <w:t>Business</w:t>
@@ -1722,7 +1722,7 @@
             <w:r>
               <w:rPr>
                 <w:rFonts w:ascii="Arial" w:hAnsi="Arial"/>
-                <w:color w:val="1E293B"/>
+                <w:color w:val="000000"/>
                 <w:sz w:val="16"/>
               </w:rPr>
               <w:t>AC-F-002: Metadata updates reflect globally across views. Test: TC-PROJ-01</w:t>
@@ -1738,7 +1738,7 @@
             <w:r>
               <w:rPr>
                 <w:rFonts w:ascii="Arial" w:hAnsi="Arial"/>
-                <w:color w:val="1E293B"/>
+                <w:color w:val="000000"/>
                 <w:sz w:val="16"/>
               </w:rPr>
               <w:t>Darshan P Pawar</w:t>
@@ -1750,13 +1750,13 @@
         <w:tc>
           <w:tcPr>
             <w:tcW w:type="dxa" w:w="1337"/>
-            <w:shd w:fill="F8FAFC"/>
-          </w:tcPr>
-          <w:p>
-            <w:r>
-              <w:rPr>
-                <w:rFonts w:ascii="Arial" w:hAnsi="Arial"/>
-                <w:color w:val="1E293B"/>
+            <w:shd w:fill="F9FAFB"/>
+          </w:tcPr>
+          <w:p>
+            <w:r>
+              <w:rPr>
+                <w:rFonts w:ascii="Arial" w:hAnsi="Arial"/>
+                <w:color w:val="000000"/>
                 <w:sz w:val="16"/>
               </w:rPr>
               <w:t>PMS-F-003</w:t>
@@ -1766,13 +1766,13 @@
         <w:tc>
           <w:tcPr>
             <w:tcW w:type="dxa" w:w="1337"/>
-            <w:shd w:fill="F8FAFC"/>
-          </w:tcPr>
-          <w:p>
-            <w:r>
-              <w:rPr>
-                <w:rFonts w:ascii="Arial" w:hAnsi="Arial"/>
-                <w:color w:val="1E293B"/>
+            <w:shd w:fill="F9FAFB"/>
+          </w:tcPr>
+          <w:p>
+            <w:r>
+              <w:rPr>
+                <w:rFonts w:ascii="Arial" w:hAnsi="Arial"/>
+                <w:color w:val="000000"/>
                 <w:sz w:val="16"/>
               </w:rPr>
               <w:t>The system shall render a 5-column Kanban board (Backlog, Todo, Progress, Review, Done).</w:t>
@@ -1782,13 +1782,13 @@
         <w:tc>
           <w:tcPr>
             <w:tcW w:type="dxa" w:w="1337"/>
-            <w:shd w:fill="F8FAFC"/>
-          </w:tcPr>
-          <w:p>
-            <w:r>
-              <w:rPr>
-                <w:rFonts w:ascii="Arial" w:hAnsi="Arial"/>
-                <w:color w:val="1E293B"/>
+            <w:shd w:fill="F9FAFB"/>
+          </w:tcPr>
+          <w:p>
+            <w:r>
+              <w:rPr>
+                <w:rFonts w:ascii="Arial" w:hAnsi="Arial"/>
+                <w:color w:val="000000"/>
                 <w:sz w:val="16"/>
               </w:rPr>
               <w:t>Functional</w:t>
@@ -1798,13 +1798,13 @@
         <w:tc>
           <w:tcPr>
             <w:tcW w:type="dxa" w:w="1337"/>
-            <w:shd w:fill="F8FAFC"/>
-          </w:tcPr>
-          <w:p>
-            <w:r>
-              <w:rPr>
-                <w:rFonts w:ascii="Arial" w:hAnsi="Arial"/>
-                <w:color w:val="1E293B"/>
+            <w:shd w:fill="F9FAFB"/>
+          </w:tcPr>
+          <w:p>
+            <w:r>
+              <w:rPr>
+                <w:rFonts w:ascii="Arial" w:hAnsi="Arial"/>
+                <w:color w:val="000000"/>
                 <w:sz w:val="16"/>
               </w:rPr>
               <w:t>Critical</w:t>
@@ -1814,13 +1814,13 @@
         <w:tc>
           <w:tcPr>
             <w:tcW w:type="dxa" w:w="1337"/>
-            <w:shd w:fill="F8FAFC"/>
-          </w:tcPr>
-          <w:p>
-            <w:r>
-              <w:rPr>
-                <w:rFonts w:ascii="Arial" w:hAnsi="Arial"/>
-                <w:color w:val="1E293B"/>
+            <w:shd w:fill="F9FAFB"/>
+          </w:tcPr>
+          <w:p>
+            <w:r>
+              <w:rPr>
+                <w:rFonts w:ascii="Arial" w:hAnsi="Arial"/>
+                <w:color w:val="000000"/>
                 <w:sz w:val="16"/>
               </w:rPr>
               <w:t>Workflow</w:t>
@@ -1830,13 +1830,13 @@
         <w:tc>
           <w:tcPr>
             <w:tcW w:type="dxa" w:w="1337"/>
-            <w:shd w:fill="F8FAFC"/>
-          </w:tcPr>
-          <w:p>
-            <w:r>
-              <w:rPr>
-                <w:rFonts w:ascii="Arial" w:hAnsi="Arial"/>
-                <w:color w:val="1E293B"/>
+            <w:shd w:fill="F9FAFB"/>
+          </w:tcPr>
+          <w:p>
+            <w:r>
+              <w:rPr>
+                <w:rFonts w:ascii="Arial" w:hAnsi="Arial"/>
+                <w:color w:val="000000"/>
                 <w:sz w:val="16"/>
               </w:rPr>
               <w:t>AC-F-003: All 5 columns render with correct counts. Test: TC-KAN-01</w:t>
@@ -1846,13 +1846,13 @@
         <w:tc>
           <w:tcPr>
             <w:tcW w:type="dxa" w:w="1337"/>
-            <w:shd w:fill="F8FAFC"/>
-          </w:tcPr>
-          <w:p>
-            <w:r>
-              <w:rPr>
-                <w:rFonts w:ascii="Arial" w:hAnsi="Arial"/>
-                <w:color w:val="1E293B"/>
+            <w:shd w:fill="F9FAFB"/>
+          </w:tcPr>
+          <w:p>
+            <w:r>
+              <w:rPr>
+                <w:rFonts w:ascii="Arial" w:hAnsi="Arial"/>
+                <w:color w:val="000000"/>
                 <w:sz w:val="16"/>
               </w:rPr>
               <w:t>Dhatri Shivaprasad</w:t>
@@ -1870,7 +1870,7 @@
             <w:r>
               <w:rPr>
                 <w:rFonts w:ascii="Arial" w:hAnsi="Arial"/>
-                <w:color w:val="1E293B"/>
+                <w:color w:val="000000"/>
                 <w:sz w:val="16"/>
               </w:rPr>
               <w:t>PMS-F-004</w:t>
@@ -1886,7 +1886,7 @@
             <w:r>
               <w:rPr>
                 <w:rFonts w:ascii="Arial" w:hAnsi="Arial"/>
-                <w:color w:val="1E293B"/>
+                <w:color w:val="000000"/>
                 <w:sz w:val="16"/>
               </w:rPr>
               <w:t>The system shall allow dragging and dropping task cards between workflow columns.</w:t>
@@ -1902,7 +1902,7 @@
             <w:r>
               <w:rPr>
                 <w:rFonts w:ascii="Arial" w:hAnsi="Arial"/>
-                <w:color w:val="1E293B"/>
+                <w:color w:val="000000"/>
                 <w:sz w:val="16"/>
               </w:rPr>
               <w:t>Functional</w:t>
@@ -1918,7 +1918,7 @@
             <w:r>
               <w:rPr>
                 <w:rFonts w:ascii="Arial" w:hAnsi="Arial"/>
-                <w:color w:val="1E293B"/>
+                <w:color w:val="000000"/>
                 <w:sz w:val="16"/>
               </w:rPr>
               <w:t>Critical</w:t>
@@ -1934,7 +1934,7 @@
             <w:r>
               <w:rPr>
                 <w:rFonts w:ascii="Arial" w:hAnsi="Arial"/>
-                <w:color w:val="1E293B"/>
+                <w:color w:val="000000"/>
                 <w:sz w:val="16"/>
               </w:rPr>
               <w:t>Workflow</w:t>
@@ -1950,7 +1950,7 @@
             <w:r>
               <w:rPr>
                 <w:rFonts w:ascii="Arial" w:hAnsi="Arial"/>
-                <w:color w:val="1E293B"/>
+                <w:color w:val="000000"/>
                 <w:sz w:val="16"/>
               </w:rPr>
               <w:t>AC-F-004: Card drop updates task status and logs audit. Test: TC-KAN-02</w:t>
@@ -1966,7 +1966,7 @@
             <w:r>
               <w:rPr>
                 <w:rFonts w:ascii="Arial" w:hAnsi="Arial"/>
-                <w:color w:val="1E293B"/>
+                <w:color w:val="000000"/>
                 <w:sz w:val="16"/>
               </w:rPr>
               <w:t>Dhatri Shivaprasad</w:t>
@@ -1978,13 +1978,13 @@
         <w:tc>
           <w:tcPr>
             <w:tcW w:type="dxa" w:w="1337"/>
-            <w:shd w:fill="F8FAFC"/>
-          </w:tcPr>
-          <w:p>
-            <w:r>
-              <w:rPr>
-                <w:rFonts w:ascii="Arial" w:hAnsi="Arial"/>
-                <w:color w:val="1E293B"/>
+            <w:shd w:fill="F9FAFB"/>
+          </w:tcPr>
+          <w:p>
+            <w:r>
+              <w:rPr>
+                <w:rFonts w:ascii="Arial" w:hAnsi="Arial"/>
+                <w:color w:val="000000"/>
                 <w:sz w:val="16"/>
               </w:rPr>
               <w:t>PMS-F-005</w:t>
@@ -1994,13 +1994,13 @@
         <w:tc>
           <w:tcPr>
             <w:tcW w:type="dxa" w:w="1337"/>
-            <w:shd w:fill="F8FAFC"/>
-          </w:tcPr>
-          <w:p>
-            <w:r>
-              <w:rPr>
-                <w:rFonts w:ascii="Arial" w:hAnsi="Arial"/>
-                <w:color w:val="1E293B"/>
+            <w:shd w:fill="F9FAFB"/>
+          </w:tcPr>
+          <w:p>
+            <w:r>
+              <w:rPr>
+                <w:rFonts w:ascii="Arial" w:hAnsi="Arial"/>
+                <w:color w:val="000000"/>
                 <w:sz w:val="16"/>
               </w:rPr>
               <w:t>The system shall provide 1-click step buttons to quickly advance tasks to the next stage.</w:t>
@@ -2010,13 +2010,13 @@
         <w:tc>
           <w:tcPr>
             <w:tcW w:type="dxa" w:w="1337"/>
-            <w:shd w:fill="F8FAFC"/>
-          </w:tcPr>
-          <w:p>
-            <w:r>
-              <w:rPr>
-                <w:rFonts w:ascii="Arial" w:hAnsi="Arial"/>
-                <w:color w:val="1E293B"/>
+            <w:shd w:fill="F9FAFB"/>
+          </w:tcPr>
+          <w:p>
+            <w:r>
+              <w:rPr>
+                <w:rFonts w:ascii="Arial" w:hAnsi="Arial"/>
+                <w:color w:val="000000"/>
                 <w:sz w:val="16"/>
               </w:rPr>
               <w:t>Functional</w:t>
@@ -2026,13 +2026,13 @@
         <w:tc>
           <w:tcPr>
             <w:tcW w:type="dxa" w:w="1337"/>
-            <w:shd w:fill="F8FAFC"/>
-          </w:tcPr>
-          <w:p>
-            <w:r>
-              <w:rPr>
-                <w:rFonts w:ascii="Arial" w:hAnsi="Arial"/>
-                <w:color w:val="1E293B"/>
+            <w:shd w:fill="F9FAFB"/>
+          </w:tcPr>
+          <w:p>
+            <w:r>
+              <w:rPr>
+                <w:rFonts w:ascii="Arial" w:hAnsi="Arial"/>
+                <w:color w:val="000000"/>
                 <w:sz w:val="16"/>
               </w:rPr>
               <w:t>Medium</w:t>
@@ -2042,13 +2042,13 @@
         <w:tc>
           <w:tcPr>
             <w:tcW w:type="dxa" w:w="1337"/>
-            <w:shd w:fill="F8FAFC"/>
-          </w:tcPr>
-          <w:p>
-            <w:r>
-              <w:rPr>
-                <w:rFonts w:ascii="Arial" w:hAnsi="Arial"/>
-                <w:color w:val="1E293B"/>
+            <w:shd w:fill="F9FAFB"/>
+          </w:tcPr>
+          <w:p>
+            <w:r>
+              <w:rPr>
+                <w:rFonts w:ascii="Arial" w:hAnsi="Arial"/>
+                <w:color w:val="000000"/>
                 <w:sz w:val="16"/>
               </w:rPr>
               <w:t>Usability</w:t>
@@ -2058,13 +2058,13 @@
         <w:tc>
           <w:tcPr>
             <w:tcW w:type="dxa" w:w="1337"/>
-            <w:shd w:fill="F8FAFC"/>
-          </w:tcPr>
-          <w:p>
-            <w:r>
-              <w:rPr>
-                <w:rFonts w:ascii="Arial" w:hAnsi="Arial"/>
-                <w:color w:val="1E293B"/>
+            <w:shd w:fill="F9FAFB"/>
+          </w:tcPr>
+          <w:p>
+            <w:r>
+              <w:rPr>
+                <w:rFonts w:ascii="Arial" w:hAnsi="Arial"/>
+                <w:color w:val="000000"/>
                 <w:sz w:val="16"/>
               </w:rPr>
               <w:t>AC-F-005: Step button moves task to next sequential column. Test: TC-KAN-03</w:t>
@@ -2074,13 +2074,13 @@
         <w:tc>
           <w:tcPr>
             <w:tcW w:type="dxa" w:w="1337"/>
-            <w:shd w:fill="F8FAFC"/>
-          </w:tcPr>
-          <w:p>
-            <w:r>
-              <w:rPr>
-                <w:rFonts w:ascii="Arial" w:hAnsi="Arial"/>
-                <w:color w:val="1E293B"/>
+            <w:shd w:fill="F9FAFB"/>
+          </w:tcPr>
+          <w:p>
+            <w:r>
+              <w:rPr>
+                <w:rFonts w:ascii="Arial" w:hAnsi="Arial"/>
+                <w:color w:val="000000"/>
                 <w:sz w:val="16"/>
               </w:rPr>
               <w:t>Dhatri Shivaprasad</w:t>
@@ -2098,7 +2098,7 @@
             <w:r>
               <w:rPr>
                 <w:rFonts w:ascii="Arial" w:hAnsi="Arial"/>
-                <w:color w:val="1E293B"/>
+                <w:color w:val="000000"/>
                 <w:sz w:val="16"/>
               </w:rPr>
               <w:t>PMS-F-006</w:t>
@@ -2114,7 +2114,7 @@
             <w:r>
               <w:rPr>
                 <w:rFonts w:ascii="Arial" w:hAnsi="Arial"/>
-                <w:color w:val="1E293B"/>
+                <w:color w:val="000000"/>
                 <w:sz w:val="16"/>
               </w:rPr>
               <w:t>The system shall allow creating and editing tasks with title, description, and priority.</w:t>
@@ -2130,7 +2130,7 @@
             <w:r>
               <w:rPr>
                 <w:rFonts w:ascii="Arial" w:hAnsi="Arial"/>
-                <w:color w:val="1E293B"/>
+                <w:color w:val="000000"/>
                 <w:sz w:val="16"/>
               </w:rPr>
               <w:t>Functional</w:t>
@@ -2146,7 +2146,7 @@
             <w:r>
               <w:rPr>
                 <w:rFonts w:ascii="Arial" w:hAnsi="Arial"/>
-                <w:color w:val="1E293B"/>
+                <w:color w:val="000000"/>
                 <w:sz w:val="16"/>
               </w:rPr>
               <w:t>High</w:t>
@@ -2162,7 +2162,7 @@
             <w:r>
               <w:rPr>
                 <w:rFonts w:ascii="Arial" w:hAnsi="Arial"/>
-                <w:color w:val="1E293B"/>
+                <w:color w:val="000000"/>
                 <w:sz w:val="16"/>
               </w:rPr>
               <w:t>Productivity</w:t>
@@ -2178,7 +2178,7 @@
             <w:r>
               <w:rPr>
                 <w:rFonts w:ascii="Arial" w:hAnsi="Arial"/>
-                <w:color w:val="1E293B"/>
+                <w:color w:val="000000"/>
                 <w:sz w:val="16"/>
               </w:rPr>
               <w:t>AC-F-006: Task modal validates fields and persists data. Test: TC-TASK-01</w:t>
@@ -2194,7 +2194,7 @@
             <w:r>
               <w:rPr>
                 <w:rFonts w:ascii="Arial" w:hAnsi="Arial"/>
-                <w:color w:val="1E293B"/>
+                <w:color w:val="000000"/>
                 <w:sz w:val="16"/>
               </w:rPr>
               <w:t>Dhatri Shivaprasad</w:t>
@@ -2206,13 +2206,13 @@
         <w:tc>
           <w:tcPr>
             <w:tcW w:type="dxa" w:w="1337"/>
-            <w:shd w:fill="F8FAFC"/>
-          </w:tcPr>
-          <w:p>
-            <w:r>
-              <w:rPr>
-                <w:rFonts w:ascii="Arial" w:hAnsi="Arial"/>
-                <w:color w:val="1E293B"/>
+            <w:shd w:fill="F9FAFB"/>
+          </w:tcPr>
+          <w:p>
+            <w:r>
+              <w:rPr>
+                <w:rFonts w:ascii="Arial" w:hAnsi="Arial"/>
+                <w:color w:val="000000"/>
                 <w:sz w:val="16"/>
               </w:rPr>
               <w:t>PMS-F-007</w:t>
@@ -2222,13 +2222,13 @@
         <w:tc>
           <w:tcPr>
             <w:tcW w:type="dxa" w:w="1337"/>
-            <w:shd w:fill="F8FAFC"/>
-          </w:tcPr>
-          <w:p>
-            <w:r>
-              <w:rPr>
-                <w:rFonts w:ascii="Arial" w:hAnsi="Arial"/>
-                <w:color w:val="1E293B"/>
+            <w:shd w:fill="F9FAFB"/>
+          </w:tcPr>
+          <w:p>
+            <w:r>
+              <w:rPr>
+                <w:rFonts w:ascii="Arial" w:hAnsi="Arial"/>
+                <w:color w:val="000000"/>
                 <w:sz w:val="16"/>
               </w:rPr>
               <w:t>The system shall assign labels and tags to categorize tasks into sub-domains.</w:t>
@@ -2238,13 +2238,13 @@
         <w:tc>
           <w:tcPr>
             <w:tcW w:type="dxa" w:w="1337"/>
-            <w:shd w:fill="F8FAFC"/>
-          </w:tcPr>
-          <w:p>
-            <w:r>
-              <w:rPr>
-                <w:rFonts w:ascii="Arial" w:hAnsi="Arial"/>
-                <w:color w:val="1E293B"/>
+            <w:shd w:fill="F9FAFB"/>
+          </w:tcPr>
+          <w:p>
+            <w:r>
+              <w:rPr>
+                <w:rFonts w:ascii="Arial" w:hAnsi="Arial"/>
+                <w:color w:val="000000"/>
                 <w:sz w:val="16"/>
               </w:rPr>
               <w:t>Functional</w:t>
@@ -2254,13 +2254,13 @@
         <w:tc>
           <w:tcPr>
             <w:tcW w:type="dxa" w:w="1337"/>
-            <w:shd w:fill="F8FAFC"/>
-          </w:tcPr>
-          <w:p>
-            <w:r>
-              <w:rPr>
-                <w:rFonts w:ascii="Arial" w:hAnsi="Arial"/>
-                <w:color w:val="1E293B"/>
+            <w:shd w:fill="F9FAFB"/>
+          </w:tcPr>
+          <w:p>
+            <w:r>
+              <w:rPr>
+                <w:rFonts w:ascii="Arial" w:hAnsi="Arial"/>
+                <w:color w:val="000000"/>
                 <w:sz w:val="16"/>
               </w:rPr>
               <w:t>Medium</w:t>
@@ -2270,13 +2270,13 @@
         <w:tc>
           <w:tcPr>
             <w:tcW w:type="dxa" w:w="1337"/>
-            <w:shd w:fill="F8FAFC"/>
-          </w:tcPr>
-          <w:p>
-            <w:r>
-              <w:rPr>
-                <w:rFonts w:ascii="Arial" w:hAnsi="Arial"/>
-                <w:color w:val="1E293B"/>
+            <w:shd w:fill="F9FAFB"/>
+          </w:tcPr>
+          <w:p>
+            <w:r>
+              <w:rPr>
+                <w:rFonts w:ascii="Arial" w:hAnsi="Arial"/>
+                <w:color w:val="000000"/>
                 <w:sz w:val="16"/>
               </w:rPr>
               <w:t>Productivity</w:t>
@@ -2286,13 +2286,13 @@
         <w:tc>
           <w:tcPr>
             <w:tcW w:type="dxa" w:w="1337"/>
-            <w:shd w:fill="F8FAFC"/>
-          </w:tcPr>
-          <w:p>
-            <w:r>
-              <w:rPr>
-                <w:rFonts w:ascii="Arial" w:hAnsi="Arial"/>
-                <w:color w:val="1E293B"/>
+            <w:shd w:fill="F9FAFB"/>
+          </w:tcPr>
+          <w:p>
+            <w:r>
+              <w:rPr>
+                <w:rFonts w:ascii="Arial" w:hAnsi="Arial"/>
+                <w:color w:val="000000"/>
                 <w:sz w:val="16"/>
               </w:rPr>
               <w:t>AC-F-007: Tags render as colored pills on task cards. Test: TC-TASK-02</w:t>
@@ -2302,13 +2302,13 @@
         <w:tc>
           <w:tcPr>
             <w:tcW w:type="dxa" w:w="1337"/>
-            <w:shd w:fill="F8FAFC"/>
-          </w:tcPr>
-          <w:p>
-            <w:r>
-              <w:rPr>
-                <w:rFonts w:ascii="Arial" w:hAnsi="Arial"/>
-                <w:color w:val="1E293B"/>
+            <w:shd w:fill="F9FAFB"/>
+          </w:tcPr>
+          <w:p>
+            <w:r>
+              <w:rPr>
+                <w:rFonts w:ascii="Arial" w:hAnsi="Arial"/>
+                <w:color w:val="000000"/>
                 <w:sz w:val="16"/>
               </w:rPr>
               <w:t>Dhatri Shivaprasad</w:t>
@@ -2326,7 +2326,7 @@
             <w:r>
               <w:rPr>
                 <w:rFonts w:ascii="Arial" w:hAnsi="Arial"/>
-                <w:color w:val="1E293B"/>
+                <w:color w:val="000000"/>
                 <w:sz w:val="16"/>
               </w:rPr>
               <w:t>PMS-F-008</w:t>
@@ -2342,7 +2342,7 @@
             <w:r>
               <w:rPr>
                 <w:rFonts w:ascii="Arial" w:hAnsi="Arial"/>
-                <w:color w:val="1E293B"/>
+                <w:color w:val="000000"/>
                 <w:sz w:val="16"/>
               </w:rPr>
               <w:t>The system shall enforce Fibonacci story point estimation (1, 2, 3, 5, 8, 13, 21).</w:t>
@@ -2358,7 +2358,7 @@
             <w:r>
               <w:rPr>
                 <w:rFonts w:ascii="Arial" w:hAnsi="Arial"/>
-                <w:color w:val="1E293B"/>
+                <w:color w:val="000000"/>
                 <w:sz w:val="16"/>
               </w:rPr>
               <w:t>Functional</w:t>
@@ -2374,7 +2374,7 @@
             <w:r>
               <w:rPr>
                 <w:rFonts w:ascii="Arial" w:hAnsi="Arial"/>
-                <w:color w:val="1E293B"/>
+                <w:color w:val="000000"/>
                 <w:sz w:val="16"/>
               </w:rPr>
               <w:t>Critical</w:t>
@@ -2390,7 +2390,7 @@
             <w:r>
               <w:rPr>
                 <w:rFonts w:ascii="Arial" w:hAnsi="Arial"/>
-                <w:color w:val="1E293B"/>
+                <w:color w:val="000000"/>
                 <w:sz w:val="16"/>
               </w:rPr>
               <w:t>Agile</w:t>
@@ -2406,7 +2406,7 @@
             <w:r>
               <w:rPr>
                 <w:rFonts w:ascii="Arial" w:hAnsi="Arial"/>
-                <w:color w:val="1E293B"/>
+                <w:color w:val="000000"/>
                 <w:sz w:val="16"/>
               </w:rPr>
               <w:t>AC-F-008: Non-Fibonacci numbers are rejected. Test: TC-EST-01</w:t>
@@ -2422,7 +2422,7 @@
             <w:r>
               <w:rPr>
                 <w:rFonts w:ascii="Arial" w:hAnsi="Arial"/>
-                <w:color w:val="1E293B"/>
+                <w:color w:val="000000"/>
                 <w:sz w:val="16"/>
               </w:rPr>
               <w:t>Eshwar Rao</w:t>
@@ -2434,13 +2434,13 @@
         <w:tc>
           <w:tcPr>
             <w:tcW w:type="dxa" w:w="1337"/>
-            <w:shd w:fill="F8FAFC"/>
-          </w:tcPr>
-          <w:p>
-            <w:r>
-              <w:rPr>
-                <w:rFonts w:ascii="Arial" w:hAnsi="Arial"/>
-                <w:color w:val="1E293B"/>
+            <w:shd w:fill="F9FAFB"/>
+          </w:tcPr>
+          <w:p>
+            <w:r>
+              <w:rPr>
+                <w:rFonts w:ascii="Arial" w:hAnsi="Arial"/>
+                <w:color w:val="000000"/>
                 <w:sz w:val="16"/>
               </w:rPr>
               <w:t>PMS-F-009</w:t>
@@ -2450,13 +2450,13 @@
         <w:tc>
           <w:tcPr>
             <w:tcW w:type="dxa" w:w="1337"/>
-            <w:shd w:fill="F8FAFC"/>
-          </w:tcPr>
-          <w:p>
-            <w:r>
-              <w:rPr>
-                <w:rFonts w:ascii="Arial" w:hAnsi="Arial"/>
-                <w:color w:val="1E293B"/>
+            <w:shd w:fill="F9FAFB"/>
+          </w:tcPr>
+          <w:p>
+            <w:r>
+              <w:rPr>
+                <w:rFonts w:ascii="Arial" w:hAnsi="Arial"/>
+                <w:color w:val="000000"/>
                 <w:sz w:val="16"/>
               </w:rPr>
               <w:t>The system shall calculate total planned points and completion percentages in real time.</w:t>
@@ -2466,13 +2466,13 @@
         <w:tc>
           <w:tcPr>
             <w:tcW w:type="dxa" w:w="1337"/>
-            <w:shd w:fill="F8FAFC"/>
-          </w:tcPr>
-          <w:p>
-            <w:r>
-              <w:rPr>
-                <w:rFonts w:ascii="Arial" w:hAnsi="Arial"/>
-                <w:color w:val="1E293B"/>
+            <w:shd w:fill="F9FAFB"/>
+          </w:tcPr>
+          <w:p>
+            <w:r>
+              <w:rPr>
+                <w:rFonts w:ascii="Arial" w:hAnsi="Arial"/>
+                <w:color w:val="000000"/>
                 <w:sz w:val="16"/>
               </w:rPr>
               <w:t>Functional</w:t>
@@ -2482,13 +2482,13 @@
         <w:tc>
           <w:tcPr>
             <w:tcW w:type="dxa" w:w="1337"/>
-            <w:shd w:fill="F8FAFC"/>
-          </w:tcPr>
-          <w:p>
-            <w:r>
-              <w:rPr>
-                <w:rFonts w:ascii="Arial" w:hAnsi="Arial"/>
-                <w:color w:val="1E293B"/>
+            <w:shd w:fill="F9FAFB"/>
+          </w:tcPr>
+          <w:p>
+            <w:r>
+              <w:rPr>
+                <w:rFonts w:ascii="Arial" w:hAnsi="Arial"/>
+                <w:color w:val="000000"/>
                 <w:sz w:val="16"/>
               </w:rPr>
               <w:t>High</w:t>
@@ -2498,13 +2498,13 @@
         <w:tc>
           <w:tcPr>
             <w:tcW w:type="dxa" w:w="1337"/>
-            <w:shd w:fill="F8FAFC"/>
-          </w:tcPr>
-          <w:p>
-            <w:r>
-              <w:rPr>
-                <w:rFonts w:ascii="Arial" w:hAnsi="Arial"/>
-                <w:color w:val="1E293B"/>
+            <w:shd w:fill="F9FAFB"/>
+          </w:tcPr>
+          <w:p>
+            <w:r>
+              <w:rPr>
+                <w:rFonts w:ascii="Arial" w:hAnsi="Arial"/>
+                <w:color w:val="000000"/>
                 <w:sz w:val="16"/>
               </w:rPr>
               <w:t>Agile</w:t>
@@ -2514,13 +2514,13 @@
         <w:tc>
           <w:tcPr>
             <w:tcW w:type="dxa" w:w="1337"/>
-            <w:shd w:fill="F8FAFC"/>
-          </w:tcPr>
-          <w:p>
-            <w:r>
-              <w:rPr>
-                <w:rFonts w:ascii="Arial" w:hAnsi="Arial"/>
-                <w:color w:val="1E293B"/>
+            <w:shd w:fill="F9FAFB"/>
+          </w:tcPr>
+          <w:p>
+            <w:r>
+              <w:rPr>
+                <w:rFonts w:ascii="Arial" w:hAnsi="Arial"/>
+                <w:color w:val="000000"/>
                 <w:sz w:val="16"/>
               </w:rPr>
               <w:t>AC-F-009: Completion % = (Done / Total) * 100. Test: TC-EST-02</w:t>
@@ -2530,13 +2530,13 @@
         <w:tc>
           <w:tcPr>
             <w:tcW w:type="dxa" w:w="1337"/>
-            <w:shd w:fill="F8FAFC"/>
-          </w:tcPr>
-          <w:p>
-            <w:r>
-              <w:rPr>
-                <w:rFonts w:ascii="Arial" w:hAnsi="Arial"/>
-                <w:color w:val="1E293B"/>
+            <w:shd w:fill="F9FAFB"/>
+          </w:tcPr>
+          <w:p>
+            <w:r>
+              <w:rPr>
+                <w:rFonts w:ascii="Arial" w:hAnsi="Arial"/>
+                <w:color w:val="000000"/>
                 <w:sz w:val="16"/>
               </w:rPr>
               <w:t>Eshwar Rao</w:t>
@@ -2554,7 +2554,7 @@
             <w:r>
               <w:rPr>
                 <w:rFonts w:ascii="Arial" w:hAnsi="Arial"/>
-                <w:color w:val="1E293B"/>
+                <w:color w:val="000000"/>
                 <w:sz w:val="16"/>
               </w:rPr>
               <w:t>PMS-F-010</w:t>
@@ -2570,7 +2570,7 @@
             <w:r>
               <w:rPr>
                 <w:rFonts w:ascii="Arial" w:hAnsi="Arial"/>
-                <w:color w:val="1E293B"/>
+                <w:color w:val="000000"/>
                 <w:sz w:val="16"/>
               </w:rPr>
               <w:t>The system shall support sprint lifecycle states: planned, active, and completed.</w:t>
@@ -2586,7 +2586,7 @@
             <w:r>
               <w:rPr>
                 <w:rFonts w:ascii="Arial" w:hAnsi="Arial"/>
-                <w:color w:val="1E293B"/>
+                <w:color w:val="000000"/>
                 <w:sz w:val="16"/>
               </w:rPr>
               <w:t>Functional</w:t>
@@ -2602,7 +2602,7 @@
             <w:r>
               <w:rPr>
                 <w:rFonts w:ascii="Arial" w:hAnsi="Arial"/>
-                <w:color w:val="1E293B"/>
+                <w:color w:val="000000"/>
                 <w:sz w:val="16"/>
               </w:rPr>
               <w:t>High</w:t>
@@ -2618,7 +2618,7 @@
             <w:r>
               <w:rPr>
                 <w:rFonts w:ascii="Arial" w:hAnsi="Arial"/>
-                <w:color w:val="1E293B"/>
+                <w:color w:val="000000"/>
                 <w:sz w:val="16"/>
               </w:rPr>
               <w:t>Agile</w:t>
@@ -2634,7 +2634,7 @@
             <w:r>
               <w:rPr>
                 <w:rFonts w:ascii="Arial" w:hAnsi="Arial"/>
-                <w:color w:val="1E293B"/>
+                <w:color w:val="000000"/>
                 <w:sz w:val="16"/>
               </w:rPr>
               <w:t>AC-F-010: Active sprint filters cards and controls metrics. Test: TC-SPR-01</w:t>
@@ -2650,7 +2650,7 @@
             <w:r>
               <w:rPr>
                 <w:rFonts w:ascii="Arial" w:hAnsi="Arial"/>
-                <w:color w:val="1E293B"/>
+                <w:color w:val="000000"/>
                 <w:sz w:val="16"/>
               </w:rPr>
               <w:t>Eshwar Rao</w:t>
@@ -2662,13 +2662,13 @@
         <w:tc>
           <w:tcPr>
             <w:tcW w:type="dxa" w:w="1337"/>
-            <w:shd w:fill="F8FAFC"/>
-          </w:tcPr>
-          <w:p>
-            <w:r>
-              <w:rPr>
-                <w:rFonts w:ascii="Arial" w:hAnsi="Arial"/>
-                <w:color w:val="1E293B"/>
+            <w:shd w:fill="F9FAFB"/>
+          </w:tcPr>
+          <w:p>
+            <w:r>
+              <w:rPr>
+                <w:rFonts w:ascii="Arial" w:hAnsi="Arial"/>
+                <w:color w:val="000000"/>
                 <w:sz w:val="16"/>
               </w:rPr>
               <w:t>PMS-F-011</w:t>
@@ -2678,13 +2678,13 @@
         <w:tc>
           <w:tcPr>
             <w:tcW w:type="dxa" w:w="1337"/>
-            <w:shd w:fill="F8FAFC"/>
-          </w:tcPr>
-          <w:p>
-            <w:r>
-              <w:rPr>
-                <w:rFonts w:ascii="Arial" w:hAnsi="Arial"/>
-                <w:color w:val="1E293B"/>
+            <w:shd w:fill="F9FAFB"/>
+          </w:tcPr>
+          <w:p>
+            <w:r>
+              <w:rPr>
+                <w:rFonts w:ascii="Arial" w:hAnsi="Arial"/>
+                <w:color w:val="000000"/>
                 <w:sz w:val="16"/>
               </w:rPr>
               <w:t>The system shall compute and plot visual SVG burndown velocity curves.</w:t>
@@ -2694,13 +2694,13 @@
         <w:tc>
           <w:tcPr>
             <w:tcW w:type="dxa" w:w="1337"/>
-            <w:shd w:fill="F8FAFC"/>
-          </w:tcPr>
-          <w:p>
-            <w:r>
-              <w:rPr>
-                <w:rFonts w:ascii="Arial" w:hAnsi="Arial"/>
-                <w:color w:val="1E293B"/>
+            <w:shd w:fill="F9FAFB"/>
+          </w:tcPr>
+          <w:p>
+            <w:r>
+              <w:rPr>
+                <w:rFonts w:ascii="Arial" w:hAnsi="Arial"/>
+                <w:color w:val="000000"/>
                 <w:sz w:val="16"/>
               </w:rPr>
               <w:t>Functional</w:t>
@@ -2710,13 +2710,13 @@
         <w:tc>
           <w:tcPr>
             <w:tcW w:type="dxa" w:w="1337"/>
-            <w:shd w:fill="F8FAFC"/>
-          </w:tcPr>
-          <w:p>
-            <w:r>
-              <w:rPr>
-                <w:rFonts w:ascii="Arial" w:hAnsi="Arial"/>
-                <w:color w:val="1E293B"/>
+            <w:shd w:fill="F9FAFB"/>
+          </w:tcPr>
+          <w:p>
+            <w:r>
+              <w:rPr>
+                <w:rFonts w:ascii="Arial" w:hAnsi="Arial"/>
+                <w:color w:val="000000"/>
                 <w:sz w:val="16"/>
               </w:rPr>
               <w:t>High</w:t>
@@ -2726,13 +2726,13 @@
         <w:tc>
           <w:tcPr>
             <w:tcW w:type="dxa" w:w="1337"/>
-            <w:shd w:fill="F8FAFC"/>
-          </w:tcPr>
-          <w:p>
-            <w:r>
-              <w:rPr>
-                <w:rFonts w:ascii="Arial" w:hAnsi="Arial"/>
-                <w:color w:val="1E293B"/>
+            <w:shd w:fill="F9FAFB"/>
+          </w:tcPr>
+          <w:p>
+            <w:r>
+              <w:rPr>
+                <w:rFonts w:ascii="Arial" w:hAnsi="Arial"/>
+                <w:color w:val="000000"/>
                 <w:sz w:val="16"/>
               </w:rPr>
               <w:t>Visibility</w:t>
@@ -2742,13 +2742,13 @@
         <w:tc>
           <w:tcPr>
             <w:tcW w:type="dxa" w:w="1337"/>
-            <w:shd w:fill="F8FAFC"/>
-          </w:tcPr>
-          <w:p>
-            <w:r>
-              <w:rPr>
-                <w:rFonts w:ascii="Arial" w:hAnsi="Arial"/>
-                <w:color w:val="1E293B"/>
+            <w:shd w:fill="F9FAFB"/>
+          </w:tcPr>
+          <w:p>
+            <w:r>
+              <w:rPr>
+                <w:rFonts w:ascii="Arial" w:hAnsi="Arial"/>
+                <w:color w:val="000000"/>
                 <w:sz w:val="16"/>
               </w:rPr>
               <w:t>AC-F-011: SVG graphs ideal trajectory vs actual points. Test: TC-BURN-01</w:t>
@@ -2758,13 +2758,13 @@
         <w:tc>
           <w:tcPr>
             <w:tcW w:type="dxa" w:w="1337"/>
-            <w:shd w:fill="F8FAFC"/>
-          </w:tcPr>
-          <w:p>
-            <w:r>
-              <w:rPr>
-                <w:rFonts w:ascii="Arial" w:hAnsi="Arial"/>
-                <w:color w:val="1E293B"/>
+            <w:shd w:fill="F9FAFB"/>
+          </w:tcPr>
+          <w:p>
+            <w:r>
+              <w:rPr>
+                <w:rFonts w:ascii="Arial" w:hAnsi="Arial"/>
+                <w:color w:val="000000"/>
                 <w:sz w:val="16"/>
               </w:rPr>
               <w:t>Eshwar Rao</w:t>
@@ -2782,7 +2782,7 @@
             <w:r>
               <w:rPr>
                 <w:rFonts w:ascii="Arial" w:hAnsi="Arial"/>
-                <w:color w:val="1E293B"/>
+                <w:color w:val="000000"/>
                 <w:sz w:val="16"/>
               </w:rPr>
               <w:t>PMS-F-012</w:t>
@@ -2798,7 +2798,7 @@
             <w:r>
               <w:rPr>
                 <w:rFonts w:ascii="Arial" w:hAnsi="Arial"/>
-                <w:color w:val="1E293B"/>
+                <w:color w:val="000000"/>
                 <w:sz w:val="16"/>
               </w:rPr>
               <w:t>The system shall display executive KPI widgets (Total Points, Velocity, Progress).</w:t>
@@ -2814,7 +2814,7 @@
             <w:r>
               <w:rPr>
                 <w:rFonts w:ascii="Arial" w:hAnsi="Arial"/>
-                <w:color w:val="1E293B"/>
+                <w:color w:val="000000"/>
                 <w:sz w:val="16"/>
               </w:rPr>
               <w:t>Functional</w:t>
@@ -2830,7 +2830,7 @@
             <w:r>
               <w:rPr>
                 <w:rFonts w:ascii="Arial" w:hAnsi="Arial"/>
-                <w:color w:val="1E293B"/>
+                <w:color w:val="000000"/>
                 <w:sz w:val="16"/>
               </w:rPr>
               <w:t>High</w:t>
@@ -2846,7 +2846,7 @@
             <w:r>
               <w:rPr>
                 <w:rFonts w:ascii="Arial" w:hAnsi="Arial"/>
-                <w:color w:val="1E293B"/>
+                <w:color w:val="000000"/>
                 <w:sz w:val="16"/>
               </w:rPr>
               <w:t>Management</w:t>
@@ -2862,7 +2862,7 @@
             <w:r>
               <w:rPr>
                 <w:rFonts w:ascii="Arial" w:hAnsi="Arial"/>
-                <w:color w:val="1E293B"/>
+                <w:color w:val="000000"/>
                 <w:sz w:val="16"/>
               </w:rPr>
               <w:t>AC-F-012: Dashboard figures update reactively on change. Test: TC-DASH-01</w:t>
@@ -2878,7 +2878,7 @@
             <w:r>
               <w:rPr>
                 <w:rFonts w:ascii="Arial" w:hAnsi="Arial"/>
-                <w:color w:val="1E293B"/>
+                <w:color w:val="000000"/>
                 <w:sz w:val="16"/>
               </w:rPr>
               <w:t>Darshan P Pawar</w:t>
@@ -2890,13 +2890,13 @@
         <w:tc>
           <w:tcPr>
             <w:tcW w:type="dxa" w:w="1337"/>
-            <w:shd w:fill="F8FAFC"/>
-          </w:tcPr>
-          <w:p>
-            <w:r>
-              <w:rPr>
-                <w:rFonts w:ascii="Arial" w:hAnsi="Arial"/>
-                <w:color w:val="1E293B"/>
+            <w:shd w:fill="F9FAFB"/>
+          </w:tcPr>
+          <w:p>
+            <w:r>
+              <w:rPr>
+                <w:rFonts w:ascii="Arial" w:hAnsi="Arial"/>
+                <w:color w:val="000000"/>
                 <w:sz w:val="16"/>
               </w:rPr>
               <w:t>PMS-F-013</w:t>
@@ -2906,13 +2906,13 @@
         <w:tc>
           <w:tcPr>
             <w:tcW w:type="dxa" w:w="1337"/>
-            <w:shd w:fill="F8FAFC"/>
-          </w:tcPr>
-          <w:p>
-            <w:r>
-              <w:rPr>
-                <w:rFonts w:ascii="Arial" w:hAnsi="Arial"/>
-                <w:color w:val="1E293B"/>
+            <w:shd w:fill="F9FAFB"/>
+          </w:tcPr>
+          <w:p>
+            <w:r>
+              <w:rPr>
+                <w:rFonts w:ascii="Arial" w:hAnsi="Arial"/>
+                <w:color w:val="000000"/>
                 <w:sz w:val="16"/>
               </w:rPr>
               <w:t>The system shall compute team member capacity and workload balancing per student.</w:t>
@@ -2922,13 +2922,13 @@
         <w:tc>
           <w:tcPr>
             <w:tcW w:type="dxa" w:w="1337"/>
-            <w:shd w:fill="F8FAFC"/>
-          </w:tcPr>
-          <w:p>
-            <w:r>
-              <w:rPr>
-                <w:rFonts w:ascii="Arial" w:hAnsi="Arial"/>
-                <w:color w:val="1E293B"/>
+            <w:shd w:fill="F9FAFB"/>
+          </w:tcPr>
+          <w:p>
+            <w:r>
+              <w:rPr>
+                <w:rFonts w:ascii="Arial" w:hAnsi="Arial"/>
+                <w:color w:val="000000"/>
                 <w:sz w:val="16"/>
               </w:rPr>
               <w:t>Functional</w:t>
@@ -2938,13 +2938,13 @@
         <w:tc>
           <w:tcPr>
             <w:tcW w:type="dxa" w:w="1337"/>
-            <w:shd w:fill="F8FAFC"/>
-          </w:tcPr>
-          <w:p>
-            <w:r>
-              <w:rPr>
-                <w:rFonts w:ascii="Arial" w:hAnsi="Arial"/>
-                <w:color w:val="1E293B"/>
+            <w:shd w:fill="F9FAFB"/>
+          </w:tcPr>
+          <w:p>
+            <w:r>
+              <w:rPr>
+                <w:rFonts w:ascii="Arial" w:hAnsi="Arial"/>
+                <w:color w:val="000000"/>
                 <w:sz w:val="16"/>
               </w:rPr>
               <w:t>Medium</w:t>
@@ -2954,13 +2954,13 @@
         <w:tc>
           <w:tcPr>
             <w:tcW w:type="dxa" w:w="1337"/>
-            <w:shd w:fill="F8FAFC"/>
-          </w:tcPr>
-          <w:p>
-            <w:r>
-              <w:rPr>
-                <w:rFonts w:ascii="Arial" w:hAnsi="Arial"/>
-                <w:color w:val="1E293B"/>
+            <w:shd w:fill="F9FAFB"/>
+          </w:tcPr>
+          <w:p>
+            <w:r>
+              <w:rPr>
+                <w:rFonts w:ascii="Arial" w:hAnsi="Arial"/>
+                <w:color w:val="000000"/>
                 <w:sz w:val="16"/>
               </w:rPr>
               <w:t>Management</w:t>
@@ -2970,13 +2970,13 @@
         <w:tc>
           <w:tcPr>
             <w:tcW w:type="dxa" w:w="1337"/>
-            <w:shd w:fill="F8FAFC"/>
-          </w:tcPr>
-          <w:p>
-            <w:r>
-              <w:rPr>
-                <w:rFonts w:ascii="Arial" w:hAnsi="Arial"/>
-                <w:color w:val="1E293B"/>
+            <w:shd w:fill="F9FAFB"/>
+          </w:tcPr>
+          <w:p>
+            <w:r>
+              <w:rPr>
+                <w:rFonts w:ascii="Arial" w:hAnsi="Arial"/>
+                <w:color w:val="000000"/>
                 <w:sz w:val="16"/>
               </w:rPr>
               <w:t>AC-F-013: Shows assigned points and completion rate per USN. Test: TC-WORK-01</w:t>
@@ -2986,13 +2986,13 @@
         <w:tc>
           <w:tcPr>
             <w:tcW w:type="dxa" w:w="1337"/>
-            <w:shd w:fill="F8FAFC"/>
-          </w:tcPr>
-          <w:p>
-            <w:r>
-              <w:rPr>
-                <w:rFonts w:ascii="Arial" w:hAnsi="Arial"/>
-                <w:color w:val="1E293B"/>
+            <w:shd w:fill="F9FAFB"/>
+          </w:tcPr>
+          <w:p>
+            <w:r>
+              <w:rPr>
+                <w:rFonts w:ascii="Arial" w:hAnsi="Arial"/>
+                <w:color w:val="000000"/>
                 <w:sz w:val="16"/>
               </w:rPr>
               <w:t>Darshan P Pawar</w:t>
@@ -3010,7 +3010,7 @@
             <w:r>
               <w:rPr>
                 <w:rFonts w:ascii="Arial" w:hAnsi="Arial"/>
-                <w:color w:val="1E293B"/>
+                <w:color w:val="000000"/>
                 <w:sz w:val="16"/>
               </w:rPr>
               <w:t>PMS-F-014</w:t>
@@ -3026,7 +3026,7 @@
             <w:r>
               <w:rPr>
                 <w:rFonts w:ascii="Arial" w:hAnsi="Arial"/>
-                <w:color w:val="1E293B"/>
+                <w:color w:val="000000"/>
                 <w:sz w:val="16"/>
               </w:rPr>
               <w:t>The system shall maintain an immutable audit trail logging all task state changes.</w:t>
@@ -3042,7 +3042,7 @@
             <w:r>
               <w:rPr>
                 <w:rFonts w:ascii="Arial" w:hAnsi="Arial"/>
-                <w:color w:val="1E293B"/>
+                <w:color w:val="000000"/>
                 <w:sz w:val="16"/>
               </w:rPr>
               <w:t>Functional</w:t>
@@ -3058,7 +3058,7 @@
             <w:r>
               <w:rPr>
                 <w:rFonts w:ascii="Arial" w:hAnsi="Arial"/>
-                <w:color w:val="1E293B"/>
+                <w:color w:val="000000"/>
                 <w:sz w:val="16"/>
               </w:rPr>
               <w:t>High</w:t>
@@ -3074,7 +3074,7 @@
             <w:r>
               <w:rPr>
                 <w:rFonts w:ascii="Arial" w:hAnsi="Arial"/>
-                <w:color w:val="1E293B"/>
+                <w:color w:val="000000"/>
                 <w:sz w:val="16"/>
               </w:rPr>
               <w:t>Compliance</w:t>
@@ -3090,7 +3090,7 @@
             <w:r>
               <w:rPr>
                 <w:rFonts w:ascii="Arial" w:hAnsi="Arial"/>
-                <w:color w:val="1E293B"/>
+                <w:color w:val="000000"/>
                 <w:sz w:val="16"/>
               </w:rPr>
               <w:t>AC-F-014: Activity log stores actor, action, timestamp. Test: TC-LOG-01</w:t>
@@ -3106,7 +3106,7 @@
             <w:r>
               <w:rPr>
                 <w:rFonts w:ascii="Arial" w:hAnsi="Arial"/>
-                <w:color w:val="1E293B"/>
+                <w:color w:val="000000"/>
                 <w:sz w:val="16"/>
               </w:rPr>
               <w:t>Chandan Kumar K</w:t>
@@ -3118,13 +3118,13 @@
         <w:tc>
           <w:tcPr>
             <w:tcW w:type="dxa" w:w="1337"/>
-            <w:shd w:fill="F8FAFC"/>
-          </w:tcPr>
-          <w:p>
-            <w:r>
-              <w:rPr>
-                <w:rFonts w:ascii="Arial" w:hAnsi="Arial"/>
-                <w:color w:val="1E293B"/>
+            <w:shd w:fill="F9FAFB"/>
+          </w:tcPr>
+          <w:p>
+            <w:r>
+              <w:rPr>
+                <w:rFonts w:ascii="Arial" w:hAnsi="Arial"/>
+                <w:color w:val="000000"/>
                 <w:sz w:val="16"/>
               </w:rPr>
               <w:t>PMS-F-015</w:t>
@@ -3134,13 +3134,13 @@
         <w:tc>
           <w:tcPr>
             <w:tcW w:type="dxa" w:w="1337"/>
-            <w:shd w:fill="F8FAFC"/>
-          </w:tcPr>
-          <w:p>
-            <w:r>
-              <w:rPr>
-                <w:rFonts w:ascii="Arial" w:hAnsi="Arial"/>
-                <w:color w:val="1E293B"/>
+            <w:shd w:fill="F9FAFB"/>
+          </w:tcPr>
+          <w:p>
+            <w:r>
+              <w:rPr>
+                <w:rFonts w:ascii="Arial" w:hAnsi="Arial"/>
+                <w:color w:val="000000"/>
                 <w:sz w:val="16"/>
               </w:rPr>
               <w:t>The system shall synchronize data with Supabase Cloud PostgreSQL database.</w:t>
@@ -3150,13 +3150,13 @@
         <w:tc>
           <w:tcPr>
             <w:tcW w:type="dxa" w:w="1337"/>
-            <w:shd w:fill="F8FAFC"/>
-          </w:tcPr>
-          <w:p>
-            <w:r>
-              <w:rPr>
-                <w:rFonts w:ascii="Arial" w:hAnsi="Arial"/>
-                <w:color w:val="1E293B"/>
+            <w:shd w:fill="F9FAFB"/>
+          </w:tcPr>
+          <w:p>
+            <w:r>
+              <w:rPr>
+                <w:rFonts w:ascii="Arial" w:hAnsi="Arial"/>
+                <w:color w:val="000000"/>
                 <w:sz w:val="16"/>
               </w:rPr>
               <w:t>Functional</w:t>
@@ -3166,13 +3166,13 @@
         <w:tc>
           <w:tcPr>
             <w:tcW w:type="dxa" w:w="1337"/>
-            <w:shd w:fill="F8FAFC"/>
-          </w:tcPr>
-          <w:p>
-            <w:r>
-              <w:rPr>
-                <w:rFonts w:ascii="Arial" w:hAnsi="Arial"/>
-                <w:color w:val="1E293B"/>
+            <w:shd w:fill="F9FAFB"/>
+          </w:tcPr>
+          <w:p>
+            <w:r>
+              <w:rPr>
+                <w:rFonts w:ascii="Arial" w:hAnsi="Arial"/>
+                <w:color w:val="000000"/>
                 <w:sz w:val="16"/>
               </w:rPr>
               <w:t>Critical</w:t>
@@ -3182,13 +3182,13 @@
         <w:tc>
           <w:tcPr>
             <w:tcW w:type="dxa" w:w="1337"/>
-            <w:shd w:fill="F8FAFC"/>
-          </w:tcPr>
-          <w:p>
-            <w:r>
-              <w:rPr>
-                <w:rFonts w:ascii="Arial" w:hAnsi="Arial"/>
-                <w:color w:val="1E293B"/>
+            <w:shd w:fill="F9FAFB"/>
+          </w:tcPr>
+          <w:p>
+            <w:r>
+              <w:rPr>
+                <w:rFonts w:ascii="Arial" w:hAnsi="Arial"/>
+                <w:color w:val="000000"/>
                 <w:sz w:val="16"/>
               </w:rPr>
               <w:t>Database</w:t>
@@ -3198,13 +3198,13 @@
         <w:tc>
           <w:tcPr>
             <w:tcW w:type="dxa" w:w="1337"/>
-            <w:shd w:fill="F8FAFC"/>
-          </w:tcPr>
-          <w:p>
-            <w:r>
-              <w:rPr>
-                <w:rFonts w:ascii="Arial" w:hAnsi="Arial"/>
-                <w:color w:val="1E293B"/>
+            <w:shd w:fill="F9FAFB"/>
+          </w:tcPr>
+          <w:p>
+            <w:r>
+              <w:rPr>
+                <w:rFonts w:ascii="Arial" w:hAnsi="Arial"/>
+                <w:color w:val="000000"/>
                 <w:sz w:val="16"/>
               </w:rPr>
               <w:t>AC-F-015: Upserts to cloud PostgreSQL when keys provided. Test: TC-SUPA-01</w:t>
@@ -3214,13 +3214,13 @@
         <w:tc>
           <w:tcPr>
             <w:tcW w:type="dxa" w:w="1337"/>
-            <w:shd w:fill="F8FAFC"/>
-          </w:tcPr>
-          <w:p>
-            <w:r>
-              <w:rPr>
-                <w:rFonts w:ascii="Arial" w:hAnsi="Arial"/>
-                <w:color w:val="1E293B"/>
+            <w:shd w:fill="F9FAFB"/>
+          </w:tcPr>
+          <w:p>
+            <w:r>
+              <w:rPr>
+                <w:rFonts w:ascii="Arial" w:hAnsi="Arial"/>
+                <w:color w:val="000000"/>
                 <w:sz w:val="16"/>
               </w:rPr>
               <w:t>Chandan Kumar K</w:t>
@@ -3238,7 +3238,7 @@
             <w:r>
               <w:rPr>
                 <w:rFonts w:ascii="Arial" w:hAnsi="Arial"/>
-                <w:color w:val="1E293B"/>
+                <w:color w:val="000000"/>
                 <w:sz w:val="16"/>
               </w:rPr>
               <w:t>PMS-F-016</w:t>
@@ -3254,7 +3254,7 @@
             <w:r>
               <w:rPr>
                 <w:rFonts w:ascii="Arial" w:hAnsi="Arial"/>
-                <w:color w:val="1E293B"/>
+                <w:color w:val="000000"/>
                 <w:sz w:val="16"/>
               </w:rPr>
               <w:t>The system shall operate in zero-config offline mode when cloud keys are missing.</w:t>
@@ -3270,7 +3270,7 @@
             <w:r>
               <w:rPr>
                 <w:rFonts w:ascii="Arial" w:hAnsi="Arial"/>
-                <w:color w:val="1E293B"/>
+                <w:color w:val="000000"/>
                 <w:sz w:val="16"/>
               </w:rPr>
               <w:t>Functional</w:t>
@@ -3286,7 +3286,7 @@
             <w:r>
               <w:rPr>
                 <w:rFonts w:ascii="Arial" w:hAnsi="Arial"/>
-                <w:color w:val="1E293B"/>
+                <w:color w:val="000000"/>
                 <w:sz w:val="16"/>
               </w:rPr>
               <w:t>High</w:t>
@@ -3302,7 +3302,7 @@
             <w:r>
               <w:rPr>
                 <w:rFonts w:ascii="Arial" w:hAnsi="Arial"/>
-                <w:color w:val="1E293B"/>
+                <w:color w:val="000000"/>
                 <w:sz w:val="16"/>
               </w:rPr>
               <w:t>Reliability</w:t>
@@ -3318,7 +3318,7 @@
             <w:r>
               <w:rPr>
                 <w:rFonts w:ascii="Arial" w:hAnsi="Arial"/>
-                <w:color w:val="1E293B"/>
+                <w:color w:val="000000"/>
                 <w:sz w:val="16"/>
               </w:rPr>
               <w:t>AC-F-016: Local storage maintains 100% functionality. Test: TC-OFF-01</w:t>
@@ -3334,7 +3334,7 @@
             <w:r>
               <w:rPr>
                 <w:rFonts w:ascii="Arial" w:hAnsi="Arial"/>
-                <w:color w:val="1E293B"/>
+                <w:color w:val="000000"/>
                 <w:sz w:val="16"/>
               </w:rPr>
               <w:t>Chandan Kumar K</w:t>
@@ -3346,13 +3346,13 @@
         <w:tc>
           <w:tcPr>
             <w:tcW w:type="dxa" w:w="1337"/>
-            <w:shd w:fill="F8FAFC"/>
-          </w:tcPr>
-          <w:p>
-            <w:r>
-              <w:rPr>
-                <w:rFonts w:ascii="Arial" w:hAnsi="Arial"/>
-                <w:color w:val="1E293B"/>
+            <w:shd w:fill="F9FAFB"/>
+          </w:tcPr>
+          <w:p>
+            <w:r>
+              <w:rPr>
+                <w:rFonts w:ascii="Arial" w:hAnsi="Arial"/>
+                <w:color w:val="000000"/>
                 <w:sz w:val="16"/>
               </w:rPr>
               <w:t>PMS-F-017</w:t>
@@ -3362,13 +3362,13 @@
         <w:tc>
           <w:tcPr>
             <w:tcW w:type="dxa" w:w="1337"/>
-            <w:shd w:fill="F8FAFC"/>
-          </w:tcPr>
-          <w:p>
-            <w:r>
-              <w:rPr>
-                <w:rFonts w:ascii="Arial" w:hAnsi="Arial"/>
-                <w:color w:val="1E293B"/>
+            <w:shd w:fill="F9FAFB"/>
+          </w:tcPr>
+          <w:p>
+            <w:r>
+              <w:rPr>
+                <w:rFonts w:ascii="Arial" w:hAnsi="Arial"/>
+                <w:color w:val="000000"/>
                 <w:sz w:val="16"/>
               </w:rPr>
               <w:t>The system shall filter tasks by assignee, priority level, and full-text keyword query.</w:t>
@@ -3378,13 +3378,13 @@
         <w:tc>
           <w:tcPr>
             <w:tcW w:type="dxa" w:w="1337"/>
-            <w:shd w:fill="F8FAFC"/>
-          </w:tcPr>
-          <w:p>
-            <w:r>
-              <w:rPr>
-                <w:rFonts w:ascii="Arial" w:hAnsi="Arial"/>
-                <w:color w:val="1E293B"/>
+            <w:shd w:fill="F9FAFB"/>
+          </w:tcPr>
+          <w:p>
+            <w:r>
+              <w:rPr>
+                <w:rFonts w:ascii="Arial" w:hAnsi="Arial"/>
+                <w:color w:val="000000"/>
                 <w:sz w:val="16"/>
               </w:rPr>
               <w:t>Functional</w:t>
@@ -3394,13 +3394,13 @@
         <w:tc>
           <w:tcPr>
             <w:tcW w:type="dxa" w:w="1337"/>
-            <w:shd w:fill="F8FAFC"/>
-          </w:tcPr>
-          <w:p>
-            <w:r>
-              <w:rPr>
-                <w:rFonts w:ascii="Arial" w:hAnsi="Arial"/>
-                <w:color w:val="1E293B"/>
+            <w:shd w:fill="F9FAFB"/>
+          </w:tcPr>
+          <w:p>
+            <w:r>
+              <w:rPr>
+                <w:rFonts w:ascii="Arial" w:hAnsi="Arial"/>
+                <w:color w:val="000000"/>
                 <w:sz w:val="16"/>
               </w:rPr>
               <w:t>Medium</w:t>
@@ -3410,13 +3410,13 @@
         <w:tc>
           <w:tcPr>
             <w:tcW w:type="dxa" w:w="1337"/>
-            <w:shd w:fill="F8FAFC"/>
-          </w:tcPr>
-          <w:p>
-            <w:r>
-              <w:rPr>
-                <w:rFonts w:ascii="Arial" w:hAnsi="Arial"/>
-                <w:color w:val="1E293B"/>
+            <w:shd w:fill="F9FAFB"/>
+          </w:tcPr>
+          <w:p>
+            <w:r>
+              <w:rPr>
+                <w:rFonts w:ascii="Arial" w:hAnsi="Arial"/>
+                <w:color w:val="000000"/>
                 <w:sz w:val="16"/>
               </w:rPr>
               <w:t>Usability</w:t>
@@ -3426,13 +3426,13 @@
         <w:tc>
           <w:tcPr>
             <w:tcW w:type="dxa" w:w="1337"/>
-            <w:shd w:fill="F8FAFC"/>
-          </w:tcPr>
-          <w:p>
-            <w:r>
-              <w:rPr>
-                <w:rFonts w:ascii="Arial" w:hAnsi="Arial"/>
-                <w:color w:val="1E293B"/>
+            <w:shd w:fill="F9FAFB"/>
+          </w:tcPr>
+          <w:p>
+            <w:r>
+              <w:rPr>
+                <w:rFonts w:ascii="Arial" w:hAnsi="Arial"/>
+                <w:color w:val="000000"/>
                 <w:sz w:val="16"/>
               </w:rPr>
               <w:t>AC-F-017: Multi-filter combines predicates accurately. Test: TC-FILT-01</w:t>
@@ -3442,13 +3442,13 @@
         <w:tc>
           <w:tcPr>
             <w:tcW w:type="dxa" w:w="1337"/>
-            <w:shd w:fill="F8FAFC"/>
-          </w:tcPr>
-          <w:p>
-            <w:r>
-              <w:rPr>
-                <w:rFonts w:ascii="Arial" w:hAnsi="Arial"/>
-                <w:color w:val="1E293B"/>
+            <w:shd w:fill="F9FAFB"/>
+          </w:tcPr>
+          <w:p>
+            <w:r>
+              <w:rPr>
+                <w:rFonts w:ascii="Arial" w:hAnsi="Arial"/>
+                <w:color w:val="000000"/>
                 <w:sz w:val="16"/>
               </w:rPr>
               <w:t>Dhatri Shivaprasad</w:t>
@@ -3466,7 +3466,7 @@
             <w:r>
               <w:rPr>
                 <w:rFonts w:ascii="Arial" w:hAnsi="Arial"/>
-                <w:color w:val="1E293B"/>
+                <w:color w:val="000000"/>
                 <w:sz w:val="16"/>
               </w:rPr>
               <w:t>PMS-F-018</w:t>
@@ -3482,7 +3482,7 @@
             <w:r>
               <w:rPr>
                 <w:rFonts w:ascii="Arial" w:hAnsi="Arial"/>
-                <w:color w:val="1E293B"/>
+                <w:color w:val="000000"/>
                 <w:sz w:val="16"/>
               </w:rPr>
               <w:t>The system shall execute automated CI/CD pipeline on push and PR events.</w:t>
@@ -3498,7 +3498,7 @@
             <w:r>
               <w:rPr>
                 <w:rFonts w:ascii="Arial" w:hAnsi="Arial"/>
-                <w:color w:val="1E293B"/>
+                <w:color w:val="000000"/>
                 <w:sz w:val="16"/>
               </w:rPr>
               <w:t>Functional</w:t>
@@ -3514,7 +3514,7 @@
             <w:r>
               <w:rPr>
                 <w:rFonts w:ascii="Arial" w:hAnsi="Arial"/>
-                <w:color w:val="1E293B"/>
+                <w:color w:val="000000"/>
                 <w:sz w:val="16"/>
               </w:rPr>
               <w:t>High</w:t>
@@ -3530,7 +3530,7 @@
             <w:r>
               <w:rPr>
                 <w:rFonts w:ascii="Arial" w:hAnsi="Arial"/>
-                <w:color w:val="1E293B"/>
+                <w:color w:val="000000"/>
                 <w:sz w:val="16"/>
               </w:rPr>
               <w:t>DevOps</w:t>
@@ -3546,7 +3546,7 @@
             <w:r>
               <w:rPr>
                 <w:rFonts w:ascii="Arial" w:hAnsi="Arial"/>
-                <w:color w:val="1E293B"/>
+                <w:color w:val="000000"/>
                 <w:sz w:val="16"/>
               </w:rPr>
               <w:t>AC-F-018: GitHub Actions runs build, test, lint gates. Test: TC-CICD-01</w:t>
@@ -3562,7 +3562,7 @@
             <w:r>
               <w:rPr>
                 <w:rFonts w:ascii="Arial" w:hAnsi="Arial"/>
-                <w:color w:val="1E293B"/>
+                <w:color w:val="000000"/>
                 <w:sz w:val="16"/>
               </w:rPr>
               <w:t>Eshwar Rao</w:t>
@@ -3580,8 +3580,8 @@
         <w:rPr>
           <w:rFonts w:ascii="Arial" w:hAnsi="Arial"/>
           <w:b/>
-          <w:color w:val="312E81"/>
-          <w:sz w:val="34"/>
+          <w:color w:val="000000"/>
+          <w:sz w:val="30"/>
         </w:rPr>
         <w:t>5. Non-Functional Requirements</w:t>
       </w:r>
@@ -3594,8 +3594,8 @@
         <w:rPr>
           <w:rFonts w:ascii="Arial" w:hAnsi="Arial"/>
           <w:b/>
-          <w:color w:val="4338CA"/>
-          <w:sz w:val="26"/>
+          <w:color w:val="000000"/>
+          <w:sz w:val="25"/>
         </w:rPr>
         <w:t>5.1 Security</w:t>
       </w:r>
@@ -3610,7 +3610,7 @@
         <w:rPr>
           <w:rFonts w:ascii="Arial" w:hAnsi="Arial"/>
           <w:b w:val="0"/>
-          <w:color w:val="0F172A"/>
+          <w:color w:val="000000"/>
           <w:sz w:val="20"/>
         </w:rPr>
         <w:t>• SO-01 (Data Confidentiality &amp; Multi-Tenancy): Prevent unauthorized access to cross-project data assets.</w:t>
@@ -3643,7 +3643,7 @@
         <w:tc>
           <w:tcPr>
             <w:tcW w:type="dxa" w:w="2340"/>
-            <w:shd w:fill="312E81"/>
+            <w:shd w:fill="E5E7EB"/>
           </w:tcPr>
           <w:p>
             <w:pPr>
@@ -3653,7 +3653,7 @@
               <w:rPr>
                 <w:rFonts w:ascii="Arial" w:hAnsi="Arial"/>
                 <w:b/>
-                <w:color w:val="FFFFFF"/>
+                <w:color w:val="000000"/>
                 <w:sz w:val="17"/>
               </w:rPr>
               <w:t>Req ID</w:t>
@@ -3663,7 +3663,7 @@
         <w:tc>
           <w:tcPr>
             <w:tcW w:type="dxa" w:w="2340"/>
-            <w:shd w:fill="312E81"/>
+            <w:shd w:fill="E5E7EB"/>
           </w:tcPr>
           <w:p>
             <w:pPr>
@@ -3673,7 +3673,7 @@
               <w:rPr>
                 <w:rFonts w:ascii="Arial" w:hAnsi="Arial"/>
                 <w:b/>
-                <w:color w:val="FFFFFF"/>
+                <w:color w:val="000000"/>
                 <w:sz w:val="17"/>
               </w:rPr>
               <w:t>Security Requirement</w:t>
@@ -3683,7 +3683,7 @@
         <w:tc>
           <w:tcPr>
             <w:tcW w:type="dxa" w:w="2340"/>
-            <w:shd w:fill="312E81"/>
+            <w:shd w:fill="E5E7EB"/>
           </w:tcPr>
           <w:p>
             <w:pPr>
@@ -3693,7 +3693,7 @@
               <w:rPr>
                 <w:rFonts w:ascii="Arial" w:hAnsi="Arial"/>
                 <w:b/>
-                <w:color w:val="FFFFFF"/>
+                <w:color w:val="000000"/>
                 <w:sz w:val="17"/>
               </w:rPr>
               <w:t>Implementation Mechanism</w:t>
@@ -3703,7 +3703,7 @@
         <w:tc>
           <w:tcPr>
             <w:tcW w:type="dxa" w:w="2340"/>
-            <w:shd w:fill="312E81"/>
+            <w:shd w:fill="E5E7EB"/>
           </w:tcPr>
           <w:p>
             <w:pPr>
@@ -3713,7 +3713,7 @@
               <w:rPr>
                 <w:rFonts w:ascii="Arial" w:hAnsi="Arial"/>
                 <w:b/>
-                <w:color w:val="FFFFFF"/>
+                <w:color w:val="000000"/>
                 <w:sz w:val="17"/>
               </w:rPr>
               <w:t>Verification Method</w:t>
@@ -3725,13 +3725,13 @@
         <w:tc>
           <w:tcPr>
             <w:tcW w:type="dxa" w:w="2340"/>
-            <w:shd w:fill="F8FAFC"/>
-          </w:tcPr>
-          <w:p>
-            <w:r>
-              <w:rPr>
-                <w:rFonts w:ascii="Arial" w:hAnsi="Arial"/>
-                <w:color w:val="1E293B"/>
+            <w:shd w:fill="F9FAFB"/>
+          </w:tcPr>
+          <w:p>
+            <w:r>
+              <w:rPr>
+                <w:rFonts w:ascii="Arial" w:hAnsi="Arial"/>
+                <w:color w:val="000000"/>
                 <w:sz w:val="16"/>
               </w:rPr>
               <w:t>PMS-SR-001</w:t>
@@ -3741,13 +3741,13 @@
         <w:tc>
           <w:tcPr>
             <w:tcW w:type="dxa" w:w="2340"/>
-            <w:shd w:fill="F8FAFC"/>
-          </w:tcPr>
-          <w:p>
-            <w:r>
-              <w:rPr>
-                <w:rFonts w:ascii="Arial" w:hAnsi="Arial"/>
-                <w:color w:val="1E293B"/>
+            <w:shd w:fill="F9FAFB"/>
+          </w:tcPr>
+          <w:p>
+            <w:r>
+              <w:rPr>
+                <w:rFonts w:ascii="Arial" w:hAnsi="Arial"/>
+                <w:color w:val="000000"/>
                 <w:sz w:val="16"/>
               </w:rPr>
               <w:t>Row Level Security (RLS) shall be enforced on all Supabase PostgreSQL tables.</w:t>
@@ -3757,13 +3757,13 @@
         <w:tc>
           <w:tcPr>
             <w:tcW w:type="dxa" w:w="2340"/>
-            <w:shd w:fill="F8FAFC"/>
-          </w:tcPr>
-          <w:p>
-            <w:r>
-              <w:rPr>
-                <w:rFonts w:ascii="Arial" w:hAnsi="Arial"/>
-                <w:color w:val="1E293B"/>
+            <w:shd w:fill="F9FAFB"/>
+          </w:tcPr>
+          <w:p>
+            <w:r>
+              <w:rPr>
+                <w:rFonts w:ascii="Arial" w:hAnsi="Arial"/>
+                <w:color w:val="000000"/>
                 <w:sz w:val="16"/>
               </w:rPr>
               <w:t>SQL RLS policies in schema.sql</w:t>
@@ -3773,13 +3773,13 @@
         <w:tc>
           <w:tcPr>
             <w:tcW w:type="dxa" w:w="2340"/>
-            <w:shd w:fill="F8FAFC"/>
-          </w:tcPr>
-          <w:p>
-            <w:r>
-              <w:rPr>
-                <w:rFonts w:ascii="Arial" w:hAnsi="Arial"/>
-                <w:color w:val="1E293B"/>
+            <w:shd w:fill="F9FAFB"/>
+          </w:tcPr>
+          <w:p>
+            <w:r>
+              <w:rPr>
+                <w:rFonts w:ascii="Arial" w:hAnsi="Arial"/>
+                <w:color w:val="000000"/>
                 <w:sz w:val="16"/>
               </w:rPr>
               <w:t>Direct SQL query injection test</w:t>
@@ -3797,7 +3797,7 @@
             <w:r>
               <w:rPr>
                 <w:rFonts w:ascii="Arial" w:hAnsi="Arial"/>
-                <w:color w:val="1E293B"/>
+                <w:color w:val="000000"/>
                 <w:sz w:val="16"/>
               </w:rPr>
               <w:t>PMS-SR-002</w:t>
@@ -3813,7 +3813,7 @@
             <w:r>
               <w:rPr>
                 <w:rFonts w:ascii="Arial" w:hAnsi="Arial"/>
-                <w:color w:val="1E293B"/>
+                <w:color w:val="000000"/>
                 <w:sz w:val="16"/>
               </w:rPr>
               <w:t>API keys and database credentials shall not be hardcoded in client source files.</w:t>
@@ -3829,7 +3829,7 @@
             <w:r>
               <w:rPr>
                 <w:rFonts w:ascii="Arial" w:hAnsi="Arial"/>
-                <w:color w:val="1E293B"/>
+                <w:color w:val="000000"/>
                 <w:sz w:val="16"/>
               </w:rPr>
               <w:t>.env config + client-side storage</w:t>
@@ -3845,7 +3845,7 @@
             <w:r>
               <w:rPr>
                 <w:rFonts w:ascii="Arial" w:hAnsi="Arial"/>
-                <w:color w:val="1E293B"/>
+                <w:color w:val="000000"/>
                 <w:sz w:val="16"/>
               </w:rPr>
               <w:t>Static git secret scan analysis</w:t>
@@ -3857,13 +3857,13 @@
         <w:tc>
           <w:tcPr>
             <w:tcW w:type="dxa" w:w="2340"/>
-            <w:shd w:fill="F8FAFC"/>
-          </w:tcPr>
-          <w:p>
-            <w:r>
-              <w:rPr>
-                <w:rFonts w:ascii="Arial" w:hAnsi="Arial"/>
-                <w:color w:val="1E293B"/>
+            <w:shd w:fill="F9FAFB"/>
+          </w:tcPr>
+          <w:p>
+            <w:r>
+              <w:rPr>
+                <w:rFonts w:ascii="Arial" w:hAnsi="Arial"/>
+                <w:color w:val="000000"/>
                 <w:sz w:val="16"/>
               </w:rPr>
               <w:t>PMS-SR-003</w:t>
@@ -3873,13 +3873,13 @@
         <w:tc>
           <w:tcPr>
             <w:tcW w:type="dxa" w:w="2340"/>
-            <w:shd w:fill="F8FAFC"/>
-          </w:tcPr>
-          <w:p>
-            <w:r>
-              <w:rPr>
-                <w:rFonts w:ascii="Arial" w:hAnsi="Arial"/>
-                <w:color w:val="1E293B"/>
+            <w:shd w:fill="F9FAFB"/>
+          </w:tcPr>
+          <w:p>
+            <w:r>
+              <w:rPr>
+                <w:rFonts w:ascii="Arial" w:hAnsi="Arial"/>
+                <w:color w:val="000000"/>
                 <w:sz w:val="16"/>
               </w:rPr>
               <w:t>All cloud database communications shall mandate TLS 1.3 encryption in transit.</w:t>
@@ -3889,13 +3889,13 @@
         <w:tc>
           <w:tcPr>
             <w:tcW w:type="dxa" w:w="2340"/>
-            <w:shd w:fill="F8FAFC"/>
-          </w:tcPr>
-          <w:p>
-            <w:r>
-              <w:rPr>
-                <w:rFonts w:ascii="Arial" w:hAnsi="Arial"/>
-                <w:color w:val="1E293B"/>
+            <w:shd w:fill="F9FAFB"/>
+          </w:tcPr>
+          <w:p>
+            <w:r>
+              <w:rPr>
+                <w:rFonts w:ascii="Arial" w:hAnsi="Arial"/>
+                <w:color w:val="000000"/>
                 <w:sz w:val="16"/>
               </w:rPr>
               <w:t>HTTPS transport layer enforcement</w:t>
@@ -3905,13 +3905,13 @@
         <w:tc>
           <w:tcPr>
             <w:tcW w:type="dxa" w:w="2340"/>
-            <w:shd w:fill="F8FAFC"/>
-          </w:tcPr>
-          <w:p>
-            <w:r>
-              <w:rPr>
-                <w:rFonts w:ascii="Arial" w:hAnsi="Arial"/>
-                <w:color w:val="1E293B"/>
+            <w:shd w:fill="F9FAFB"/>
+          </w:tcPr>
+          <w:p>
+            <w:r>
+              <w:rPr>
+                <w:rFonts w:ascii="Arial" w:hAnsi="Arial"/>
+                <w:color w:val="000000"/>
                 <w:sz w:val="16"/>
               </w:rPr>
               <w:t>Network traffic packet inspection</w:t>
@@ -3929,7 +3929,7 @@
             <w:r>
               <w:rPr>
                 <w:rFonts w:ascii="Arial" w:hAnsi="Arial"/>
-                <w:color w:val="1E293B"/>
+                <w:color w:val="000000"/>
                 <w:sz w:val="16"/>
               </w:rPr>
               <w:t>PMS-SR-004</w:t>
@@ -3945,7 +3945,7 @@
             <w:r>
               <w:rPr>
                 <w:rFonts w:ascii="Arial" w:hAnsi="Arial"/>
-                <w:color w:val="1E293B"/>
+                <w:color w:val="000000"/>
                 <w:sz w:val="16"/>
               </w:rPr>
               <w:t>User inputs for titles, descriptions, and comments shall be sanitized against XSS.</w:t>
@@ -3961,7 +3961,7 @@
             <w:r>
               <w:rPr>
                 <w:rFonts w:ascii="Arial" w:hAnsi="Arial"/>
-                <w:color w:val="1E293B"/>
+                <w:color w:val="000000"/>
                 <w:sz w:val="16"/>
               </w:rPr>
               <w:t>React JSX auto-escaping &amp; sanitization</w:t>
@@ -3977,7 +3977,7 @@
             <w:r>
               <w:rPr>
                 <w:rFonts w:ascii="Arial" w:hAnsi="Arial"/>
-                <w:color w:val="1E293B"/>
+                <w:color w:val="000000"/>
                 <w:sz w:val="16"/>
               </w:rPr>
               <w:t>XSS payload injection test suite</w:t>
@@ -3989,13 +3989,13 @@
         <w:tc>
           <w:tcPr>
             <w:tcW w:type="dxa" w:w="2340"/>
-            <w:shd w:fill="F8FAFC"/>
-          </w:tcPr>
-          <w:p>
-            <w:r>
-              <w:rPr>
-                <w:rFonts w:ascii="Arial" w:hAnsi="Arial"/>
-                <w:color w:val="1E293B"/>
+            <w:shd w:fill="F9FAFB"/>
+          </w:tcPr>
+          <w:p>
+            <w:r>
+              <w:rPr>
+                <w:rFonts w:ascii="Arial" w:hAnsi="Arial"/>
+                <w:color w:val="000000"/>
                 <w:sz w:val="16"/>
               </w:rPr>
               <w:t>PMS-SR-005</w:t>
@@ -4005,13 +4005,13 @@
         <w:tc>
           <w:tcPr>
             <w:tcW w:type="dxa" w:w="2340"/>
-            <w:shd w:fill="F8FAFC"/>
-          </w:tcPr>
-          <w:p>
-            <w:r>
-              <w:rPr>
-                <w:rFonts w:ascii="Arial" w:hAnsi="Arial"/>
-                <w:color w:val="1E293B"/>
+            <w:shd w:fill="F9FAFB"/>
+          </w:tcPr>
+          <w:p>
+            <w:r>
+              <w:rPr>
+                <w:rFonts w:ascii="Arial" w:hAnsi="Arial"/>
+                <w:color w:val="000000"/>
                 <w:sz w:val="16"/>
               </w:rPr>
               <w:t>Automated dependency security vulnerability audits shall run on every build.</w:t>
@@ -4021,13 +4021,13 @@
         <w:tc>
           <w:tcPr>
             <w:tcW w:type="dxa" w:w="2340"/>
-            <w:shd w:fill="F8FAFC"/>
-          </w:tcPr>
-          <w:p>
-            <w:r>
-              <w:rPr>
-                <w:rFonts w:ascii="Arial" w:hAnsi="Arial"/>
-                <w:color w:val="1E293B"/>
+            <w:shd w:fill="F9FAFB"/>
+          </w:tcPr>
+          <w:p>
+            <w:r>
+              <w:rPr>
+                <w:rFonts w:ascii="Arial" w:hAnsi="Arial"/>
+                <w:color w:val="000000"/>
                 <w:sz w:val="16"/>
               </w:rPr>
               <w:t>npm audit check in GitHub Actions</w:t>
@@ -4037,13 +4037,13 @@
         <w:tc>
           <w:tcPr>
             <w:tcW w:type="dxa" w:w="2340"/>
-            <w:shd w:fill="F8FAFC"/>
-          </w:tcPr>
-          <w:p>
-            <w:r>
-              <w:rPr>
-                <w:rFonts w:ascii="Arial" w:hAnsi="Arial"/>
-                <w:color w:val="1E293B"/>
+            <w:shd w:fill="F9FAFB"/>
+          </w:tcPr>
+          <w:p>
+            <w:r>
+              <w:rPr>
+                <w:rFonts w:ascii="Arial" w:hAnsi="Arial"/>
+                <w:color w:val="000000"/>
                 <w:sz w:val="16"/>
               </w:rPr>
               <w:t>CI log artifact verification</w:t>
@@ -4061,8 +4061,8 @@
         <w:rPr>
           <w:rFonts w:ascii="Arial" w:hAnsi="Arial"/>
           <w:b/>
-          <w:color w:val="4338CA"/>
-          <w:sz w:val="26"/>
+          <w:color w:val="000000"/>
+          <w:sz w:val="25"/>
         </w:rPr>
         <w:t>5.2 Quality Attributes (Performance, Availability, Reliability, Usability)</w:t>
       </w:r>
@@ -4084,7 +4084,7 @@
         <w:tc>
           <w:tcPr>
             <w:tcW w:type="dxa" w:w="2340"/>
-            <w:shd w:fill="312E81"/>
+            <w:shd w:fill="E5E7EB"/>
           </w:tcPr>
           <w:p>
             <w:pPr>
@@ -4094,7 +4094,7 @@
               <w:rPr>
                 <w:rFonts w:ascii="Arial" w:hAnsi="Arial"/>
                 <w:b/>
-                <w:color w:val="FFFFFF"/>
+                <w:color w:val="000000"/>
                 <w:sz w:val="17"/>
               </w:rPr>
               <w:t>Req ID</w:t>
@@ -4104,7 +4104,7 @@
         <w:tc>
           <w:tcPr>
             <w:tcW w:type="dxa" w:w="2340"/>
-            <w:shd w:fill="312E81"/>
+            <w:shd w:fill="E5E7EB"/>
           </w:tcPr>
           <w:p>
             <w:pPr>
@@ -4114,7 +4114,7 @@
               <w:rPr>
                 <w:rFonts w:ascii="Arial" w:hAnsi="Arial"/>
                 <w:b/>
-                <w:color w:val="FFFFFF"/>
+                <w:color w:val="000000"/>
                 <w:sz w:val="17"/>
               </w:rPr>
               <w:t>Category</w:t>
@@ -4124,7 +4124,7 @@
         <w:tc>
           <w:tcPr>
             <w:tcW w:type="dxa" w:w="2340"/>
-            <w:shd w:fill="312E81"/>
+            <w:shd w:fill="E5E7EB"/>
           </w:tcPr>
           <w:p>
             <w:pPr>
@@ -4134,7 +4134,7 @@
               <w:rPr>
                 <w:rFonts w:ascii="Arial" w:hAnsi="Arial"/>
                 <w:b/>
-                <w:color w:val="FFFFFF"/>
+                <w:color w:val="000000"/>
                 <w:sz w:val="17"/>
               </w:rPr>
               <w:t>Requirement Specification</w:t>
@@ -4144,7 +4144,7 @@
         <w:tc>
           <w:tcPr>
             <w:tcW w:type="dxa" w:w="2340"/>
-            <w:shd w:fill="312E81"/>
+            <w:shd w:fill="E5E7EB"/>
           </w:tcPr>
           <w:p>
             <w:pPr>
@@ -4154,7 +4154,7 @@
               <w:rPr>
                 <w:rFonts w:ascii="Arial" w:hAnsi="Arial"/>
                 <w:b/>
-                <w:color w:val="FFFFFF"/>
+                <w:color w:val="000000"/>
                 <w:sz w:val="17"/>
               </w:rPr>
               <w:t>Target Measurement / Acceptance Criterion</w:t>
@@ -4166,13 +4166,13 @@
         <w:tc>
           <w:tcPr>
             <w:tcW w:type="dxa" w:w="2340"/>
-            <w:shd w:fill="F8FAFC"/>
-          </w:tcPr>
-          <w:p>
-            <w:r>
-              <w:rPr>
-                <w:rFonts w:ascii="Arial" w:hAnsi="Arial"/>
-                <w:color w:val="1E293B"/>
+            <w:shd w:fill="F9FAFB"/>
+          </w:tcPr>
+          <w:p>
+            <w:r>
+              <w:rPr>
+                <w:rFonts w:ascii="Arial" w:hAnsi="Arial"/>
+                <w:color w:val="000000"/>
                 <w:sz w:val="16"/>
               </w:rPr>
               <w:t>PMS-NF-001</w:t>
@@ -4182,13 +4182,13 @@
         <w:tc>
           <w:tcPr>
             <w:tcW w:type="dxa" w:w="2340"/>
-            <w:shd w:fill="F8FAFC"/>
-          </w:tcPr>
-          <w:p>
-            <w:r>
-              <w:rPr>
-                <w:rFonts w:ascii="Arial" w:hAnsi="Arial"/>
-                <w:color w:val="1E293B"/>
+            <w:shd w:fill="F9FAFB"/>
+          </w:tcPr>
+          <w:p>
+            <w:r>
+              <w:rPr>
+                <w:rFonts w:ascii="Arial" w:hAnsi="Arial"/>
+                <w:color w:val="000000"/>
                 <w:sz w:val="16"/>
               </w:rPr>
               <w:t>Performance</w:t>
@@ -4198,13 +4198,13 @@
         <w:tc>
           <w:tcPr>
             <w:tcW w:type="dxa" w:w="2340"/>
-            <w:shd w:fill="F8FAFC"/>
-          </w:tcPr>
-          <w:p>
-            <w:r>
-              <w:rPr>
-                <w:rFonts w:ascii="Arial" w:hAnsi="Arial"/>
-                <w:color w:val="1E293B"/>
+            <w:shd w:fill="F9FAFB"/>
+          </w:tcPr>
+          <w:p>
+            <w:r>
+              <w:rPr>
+                <w:rFonts w:ascii="Arial" w:hAnsi="Arial"/>
+                <w:color w:val="000000"/>
                 <w:sz w:val="16"/>
               </w:rPr>
               <w:t>Card drag-and-drop state updates and UI re-renders shall execute in &lt; 50ms.</w:t>
@@ -4214,13 +4214,13 @@
         <w:tc>
           <w:tcPr>
             <w:tcW w:type="dxa" w:w="2340"/>
-            <w:shd w:fill="F8FAFC"/>
-          </w:tcPr>
-          <w:p>
-            <w:r>
-              <w:rPr>
-                <w:rFonts w:ascii="Arial" w:hAnsi="Arial"/>
-                <w:color w:val="1E293B"/>
+            <w:shd w:fill="F9FAFB"/>
+          </w:tcPr>
+          <w:p>
+            <w:r>
+              <w:rPr>
+                <w:rFonts w:ascii="Arial" w:hAnsi="Arial"/>
+                <w:color w:val="000000"/>
                 <w:sz w:val="16"/>
               </w:rPr>
               <w:t>Chrome DevTools Performance profiling &lt; 50ms</w:t>
@@ -4238,7 +4238,7 @@
             <w:r>
               <w:rPr>
                 <w:rFonts w:ascii="Arial" w:hAnsi="Arial"/>
-                <w:color w:val="1E293B"/>
+                <w:color w:val="000000"/>
                 <w:sz w:val="16"/>
               </w:rPr>
               <w:t>PMS-NF-002</w:t>
@@ -4254,7 +4254,7 @@
             <w:r>
               <w:rPr>
                 <w:rFonts w:ascii="Arial" w:hAnsi="Arial"/>
-                <w:color w:val="1E293B"/>
+                <w:color w:val="000000"/>
                 <w:sz w:val="16"/>
               </w:rPr>
               <w:t>Availability</w:t>
@@ -4270,7 +4270,7 @@
             <w:r>
               <w:rPr>
                 <w:rFonts w:ascii="Arial" w:hAnsi="Arial"/>
-                <w:color w:val="1E293B"/>
+                <w:color w:val="000000"/>
                 <w:sz w:val="16"/>
               </w:rPr>
               <w:t>The application shall maintain 100% operational availability during network disconnects.</w:t>
@@ -4286,7 +4286,7 @@
             <w:r>
               <w:rPr>
                 <w:rFonts w:ascii="Arial" w:hAnsi="Arial"/>
-                <w:color w:val="1E293B"/>
+                <w:color w:val="000000"/>
                 <w:sz w:val="16"/>
               </w:rPr>
               <w:t>Zero downtime via persistent offline fallback</w:t>
@@ -4298,13 +4298,13 @@
         <w:tc>
           <w:tcPr>
             <w:tcW w:type="dxa" w:w="2340"/>
-            <w:shd w:fill="F8FAFC"/>
-          </w:tcPr>
-          <w:p>
-            <w:r>
-              <w:rPr>
-                <w:rFonts w:ascii="Arial" w:hAnsi="Arial"/>
-                <w:color w:val="1E293B"/>
+            <w:shd w:fill="F9FAFB"/>
+          </w:tcPr>
+          <w:p>
+            <w:r>
+              <w:rPr>
+                <w:rFonts w:ascii="Arial" w:hAnsi="Arial"/>
+                <w:color w:val="000000"/>
                 <w:sz w:val="16"/>
               </w:rPr>
               <w:t>PMS-NF-003</w:t>
@@ -4314,13 +4314,13 @@
         <w:tc>
           <w:tcPr>
             <w:tcW w:type="dxa" w:w="2340"/>
-            <w:shd w:fill="F8FAFC"/>
-          </w:tcPr>
-          <w:p>
-            <w:r>
-              <w:rPr>
-                <w:rFonts w:ascii="Arial" w:hAnsi="Arial"/>
-                <w:color w:val="1E293B"/>
+            <w:shd w:fill="F9FAFB"/>
+          </w:tcPr>
+          <w:p>
+            <w:r>
+              <w:rPr>
+                <w:rFonts w:ascii="Arial" w:hAnsi="Arial"/>
+                <w:color w:val="000000"/>
                 <w:sz w:val="16"/>
               </w:rPr>
               <w:t>Usability</w:t>
@@ -4330,13 +4330,13 @@
         <w:tc>
           <w:tcPr>
             <w:tcW w:type="dxa" w:w="2340"/>
-            <w:shd w:fill="F8FAFC"/>
-          </w:tcPr>
-          <w:p>
-            <w:r>
-              <w:rPr>
-                <w:rFonts w:ascii="Arial" w:hAnsi="Arial"/>
-                <w:color w:val="1E293B"/>
+            <w:shd w:fill="F9FAFB"/>
+          </w:tcPr>
+          <w:p>
+            <w:r>
+              <w:rPr>
+                <w:rFonts w:ascii="Arial" w:hAnsi="Arial"/>
+                <w:color w:val="000000"/>
                 <w:sz w:val="16"/>
               </w:rPr>
               <w:t>The user interface shall adhere to accessible dark glassmorphism standards.</w:t>
@@ -4346,13 +4346,13 @@
         <w:tc>
           <w:tcPr>
             <w:tcW w:type="dxa" w:w="2340"/>
-            <w:shd w:fill="F8FAFC"/>
-          </w:tcPr>
-          <w:p>
-            <w:r>
-              <w:rPr>
-                <w:rFonts w:ascii="Arial" w:hAnsi="Arial"/>
-                <w:color w:val="1E293B"/>
+            <w:shd w:fill="F9FAFB"/>
+          </w:tcPr>
+          <w:p>
+            <w:r>
+              <w:rPr>
+                <w:rFonts w:ascii="Arial" w:hAnsi="Arial"/>
+                <w:color w:val="000000"/>
                 <w:sz w:val="16"/>
               </w:rPr>
               <w:t>Google Lighthouse Accessibility Score &gt; 90</w:t>
@@ -4370,7 +4370,7 @@
             <w:r>
               <w:rPr>
                 <w:rFonts w:ascii="Arial" w:hAnsi="Arial"/>
-                <w:color w:val="1E293B"/>
+                <w:color w:val="000000"/>
                 <w:sz w:val="16"/>
               </w:rPr>
               <w:t>PMS-NF-004</w:t>
@@ -4386,7 +4386,7 @@
             <w:r>
               <w:rPr>
                 <w:rFonts w:ascii="Arial" w:hAnsi="Arial"/>
-                <w:color w:val="1E293B"/>
+                <w:color w:val="000000"/>
                 <w:sz w:val="16"/>
               </w:rPr>
               <w:t>Reliability</w:t>
@@ -4402,7 +4402,7 @@
             <w:r>
               <w:rPr>
                 <w:rFonts w:ascii="Arial" w:hAnsi="Arial"/>
-                <w:color w:val="1E293B"/>
+                <w:color w:val="000000"/>
                 <w:sz w:val="16"/>
               </w:rPr>
               <w:t>Zero data loss across browser reloads, tab closures, and system restarts.</w:t>
@@ -4418,7 +4418,7 @@
             <w:r>
               <w:rPr>
                 <w:rFonts w:ascii="Arial" w:hAnsi="Arial"/>
-                <w:color w:val="1E293B"/>
+                <w:color w:val="000000"/>
                 <w:sz w:val="16"/>
               </w:rPr>
               <w:t>100% state persistence verified via reload tests</w:t>
@@ -4430,13 +4430,13 @@
         <w:tc>
           <w:tcPr>
             <w:tcW w:type="dxa" w:w="2340"/>
-            <w:shd w:fill="F8FAFC"/>
-          </w:tcPr>
-          <w:p>
-            <w:r>
-              <w:rPr>
-                <w:rFonts w:ascii="Arial" w:hAnsi="Arial"/>
-                <w:color w:val="1E293B"/>
+            <w:shd w:fill="F9FAFB"/>
+          </w:tcPr>
+          <w:p>
+            <w:r>
+              <w:rPr>
+                <w:rFonts w:ascii="Arial" w:hAnsi="Arial"/>
+                <w:color w:val="000000"/>
                 <w:sz w:val="16"/>
               </w:rPr>
               <w:t>PMS-NF-005</w:t>
@@ -4446,13 +4446,13 @@
         <w:tc>
           <w:tcPr>
             <w:tcW w:type="dxa" w:w="2340"/>
-            <w:shd w:fill="F8FAFC"/>
-          </w:tcPr>
-          <w:p>
-            <w:r>
-              <w:rPr>
-                <w:rFonts w:ascii="Arial" w:hAnsi="Arial"/>
-                <w:color w:val="1E293B"/>
+            <w:shd w:fill="F9FAFB"/>
+          </w:tcPr>
+          <w:p>
+            <w:r>
+              <w:rPr>
+                <w:rFonts w:ascii="Arial" w:hAnsi="Arial"/>
+                <w:color w:val="000000"/>
                 <w:sz w:val="16"/>
               </w:rPr>
               <w:t>Maintainability</w:t>
@@ -4462,13 +4462,13 @@
         <w:tc>
           <w:tcPr>
             <w:tcW w:type="dxa" w:w="2340"/>
-            <w:shd w:fill="F8FAFC"/>
-          </w:tcPr>
-          <w:p>
-            <w:r>
-              <w:rPr>
-                <w:rFonts w:ascii="Arial" w:hAnsi="Arial"/>
-                <w:color w:val="1E293B"/>
+            <w:shd w:fill="F9FAFB"/>
+          </w:tcPr>
+          <w:p>
+            <w:r>
+              <w:rPr>
+                <w:rFonts w:ascii="Arial" w:hAnsi="Arial"/>
+                <w:color w:val="000000"/>
                 <w:sz w:val="16"/>
               </w:rPr>
               <w:t>Codebase shall follow modular architecture with clean layer separation.</w:t>
@@ -4478,13 +4478,13 @@
         <w:tc>
           <w:tcPr>
             <w:tcW w:type="dxa" w:w="2340"/>
-            <w:shd w:fill="F8FAFC"/>
-          </w:tcPr>
-          <w:p>
-            <w:r>
-              <w:rPr>
-                <w:rFonts w:ascii="Arial" w:hAnsi="Arial"/>
-                <w:color w:val="1E293B"/>
+            <w:shd w:fill="F9FAFB"/>
+          </w:tcPr>
+          <w:p>
+            <w:r>
+              <w:rPr>
+                <w:rFonts w:ascii="Arial" w:hAnsi="Arial"/>
+                <w:color w:val="000000"/>
                 <w:sz w:val="16"/>
               </w:rPr>
               <w:t>ESLint passes with 0 errors, modular folder layout</w:t>
@@ -4502,7 +4502,7 @@
             <w:r>
               <w:rPr>
                 <w:rFonts w:ascii="Arial" w:hAnsi="Arial"/>
-                <w:color w:val="1E293B"/>
+                <w:color w:val="000000"/>
                 <w:sz w:val="16"/>
               </w:rPr>
               <w:t>PMS-NF-006</w:t>
@@ -4518,7 +4518,7 @@
             <w:r>
               <w:rPr>
                 <w:rFonts w:ascii="Arial" w:hAnsi="Arial"/>
-                <w:color w:val="1E293B"/>
+                <w:color w:val="000000"/>
                 <w:sz w:val="16"/>
               </w:rPr>
               <w:t>Compatibility</w:t>
@@ -4534,7 +4534,7 @@
             <w:r>
               <w:rPr>
                 <w:rFonts w:ascii="Arial" w:hAnsi="Arial"/>
-                <w:color w:val="1E293B"/>
+                <w:color w:val="000000"/>
                 <w:sz w:val="16"/>
               </w:rPr>
               <w:t>The application shall render uniformly on Chrome, Edge, Safari, and Firefox.</w:t>
@@ -4550,7 +4550,7 @@
             <w:r>
               <w:rPr>
                 <w:rFonts w:ascii="Arial" w:hAnsi="Arial"/>
-                <w:color w:val="1E293B"/>
+                <w:color w:val="000000"/>
                 <w:sz w:val="16"/>
               </w:rPr>
               <w:t>Cross-browser visual inspection verified</w:t>
@@ -4568,8 +4568,8 @@
         <w:rPr>
           <w:rFonts w:ascii="Arial" w:hAnsi="Arial"/>
           <w:b/>
-          <w:color w:val="312E81"/>
-          <w:sz w:val="34"/>
+          <w:color w:val="000000"/>
+          <w:sz w:val="30"/>
         </w:rPr>
         <w:t>6. Quality Attributes &amp; Acceptance Tests</w:t>
       </w:r>
@@ -4579,7 +4579,7 @@
         <w:rPr>
           <w:rFonts w:ascii="Arial" w:hAnsi="Arial"/>
           <w:b w:val="0"/>
-          <w:color w:val="0F172A"/>
+          <w:color w:val="000000"/>
           <w:sz w:val="20"/>
         </w:rPr>
         <w:t>Exit Criteria for Final Project Acceptance:</w:t>
@@ -4619,15 +4619,15 @@
         <w:rPr>
           <w:rFonts w:ascii="Arial" w:hAnsi="Arial"/>
           <w:b/>
-          <w:color w:val="312E81"/>
-          <w:sz w:val="34"/>
+          <w:color w:val="000000"/>
+          <w:sz w:val="30"/>
         </w:rPr>
         <w:t>7. System Models &amp; UML Use-Case Diagrams</w:t>
       </w:r>
     </w:p>
     <w:p>
       <w:r>
-        <w:t>As specified by the SE template guidelines (requiring at least 2 UML use case diagrams), SprintFlow incorporates two visual UML architectural models:</w:t>
+        <w:t>As specified by the SE template guidelines (requiring at least 2 UML use case diagrams), SprintFlow incorporates two black and white UML architectural models:</w:t>
       </w:r>
     </w:p>
     <w:p>
@@ -4638,8 +4638,8 @@
         <w:rPr>
           <w:rFonts w:ascii="Arial" w:hAnsi="Arial"/>
           <w:b/>
-          <w:color w:val="4338CA"/>
-          <w:sz w:val="26"/>
+          <w:color w:val="000000"/>
+          <w:sz w:val="25"/>
         </w:rPr>
         <w:t>7.1 UML Use-Case Diagram 1: Project Workflow &amp; Kanban Management</w:t>
       </w:r>
@@ -4662,7 +4662,7 @@
               <a:graphicData uri="http://schemas.openxmlformats.org/drawingml/2006/picture">
                 <pic:pic>
                   <pic:nvPicPr>
-                    <pic:cNvPr id="0" name="uml_usecase_workflow.png"/>
+                    <pic:cNvPr id="0" name="uml_usecase_workflow_bw.png"/>
                     <pic:cNvPicPr/>
                   </pic:nvPicPr>
                   <pic:blipFill>
@@ -4693,7 +4693,7 @@
         <w:rPr>
           <w:rFonts w:ascii="Arial" w:hAnsi="Arial"/>
           <w:b/>
-          <w:color w:val="4F46E5"/>
+          <w:color w:val="000000"/>
           <w:sz w:val="18"/>
         </w:rPr>
         <w:t>Figure 7.1: UML Use-Case Diagram — Project &amp; Kanban Workflow Subsystem</w:t>
@@ -4708,8 +4708,8 @@
         <w:rPr>
           <w:rFonts w:ascii="Arial" w:hAnsi="Arial"/>
           <w:b/>
-          <w:color w:val="4338CA"/>
-          <w:sz w:val="26"/>
+          <w:color w:val="000000"/>
+          <w:sz w:val="25"/>
         </w:rPr>
         <w:t>7.2 UML Use-Case Diagram 2: Sprint Estimation, Cloud Sync &amp; CI/CD</w:t>
       </w:r>
@@ -4732,7 +4732,7 @@
               <a:graphicData uri="http://schemas.openxmlformats.org/drawingml/2006/picture">
                 <pic:pic>
                   <pic:nvPicPr>
-                    <pic:cNvPr id="0" name="uml_usecase_sprint_estimation.png"/>
+                    <pic:cNvPr id="0" name="uml_usecase_sprint_estimation_bw.png"/>
                     <pic:cNvPicPr/>
                   </pic:nvPicPr>
                   <pic:blipFill>
@@ -4763,7 +4763,7 @@
         <w:rPr>
           <w:rFonts w:ascii="Arial" w:hAnsi="Arial"/>
           <w:b/>
-          <w:color w:val="059669"/>
+          <w:color w:val="000000"/>
           <w:sz w:val="18"/>
         </w:rPr>
         <w:t>Figure 7.2: UML Use-Case Diagram — Agile Estimation, Cloud Database &amp; CI/CD Subsystem</w:t>
@@ -4778,8 +4778,8 @@
         <w:rPr>
           <w:rFonts w:ascii="Arial" w:hAnsi="Arial"/>
           <w:b/>
-          <w:color w:val="312E81"/>
-          <w:sz w:val="34"/>
+          <w:color w:val="000000"/>
+          <w:sz w:val="30"/>
         </w:rPr>
         <w:t>8. Requirements Traceability Matrix (RTM)</w:t>
       </w:r>
@@ -4809,7 +4809,7 @@
         <w:tc>
           <w:tcPr>
             <w:tcW w:type="dxa" w:w="1337"/>
-            <w:shd w:fill="312E81"/>
+            <w:shd w:fill="E5E7EB"/>
           </w:tcPr>
           <w:p>
             <w:pPr>
@@ -4819,7 +4819,7 @@
               <w:rPr>
                 <w:rFonts w:ascii="Arial" w:hAnsi="Arial"/>
                 <w:b/>
-                <w:color w:val="FFFFFF"/>
+                <w:color w:val="000000"/>
                 <w:sz w:val="17"/>
               </w:rPr>
               <w:t>Req ID</w:t>
@@ -4829,7 +4829,7 @@
         <w:tc>
           <w:tcPr>
             <w:tcW w:type="dxa" w:w="1337"/>
-            <w:shd w:fill="312E81"/>
+            <w:shd w:fill="E5E7EB"/>
           </w:tcPr>
           <w:p>
             <w:pPr>
@@ -4839,7 +4839,7 @@
               <w:rPr>
                 <w:rFonts w:ascii="Arial" w:hAnsi="Arial"/>
                 <w:b/>
-                <w:color w:val="FFFFFF"/>
+                <w:color w:val="000000"/>
                 <w:sz w:val="17"/>
               </w:rPr>
               <w:t>Requirement Description</w:t>
@@ -4849,7 +4849,7 @@
         <w:tc>
           <w:tcPr>
             <w:tcW w:type="dxa" w:w="1337"/>
-            <w:shd w:fill="312E81"/>
+            <w:shd w:fill="E5E7EB"/>
           </w:tcPr>
           <w:p>
             <w:pPr>
@@ -4859,7 +4859,7 @@
               <w:rPr>
                 <w:rFonts w:ascii="Arial" w:hAnsi="Arial"/>
                 <w:b/>
-                <w:color w:val="FFFFFF"/>
+                <w:color w:val="000000"/>
                 <w:sz w:val="17"/>
               </w:rPr>
               <w:t>Type</w:t>
@@ -4869,7 +4869,7 @@
         <w:tc>
           <w:tcPr>
             <w:tcW w:type="dxa" w:w="1337"/>
-            <w:shd w:fill="312E81"/>
+            <w:shd w:fill="E5E7EB"/>
           </w:tcPr>
           <w:p>
             <w:pPr>
@@ -4879,7 +4879,7 @@
               <w:rPr>
                 <w:rFonts w:ascii="Arial" w:hAnsi="Arial"/>
                 <w:b/>
-                <w:color w:val="FFFFFF"/>
+                <w:color w:val="000000"/>
                 <w:sz w:val="17"/>
               </w:rPr>
               <w:t>Priority</w:t>
@@ -4889,7 +4889,7 @@
         <w:tc>
           <w:tcPr>
             <w:tcW w:type="dxa" w:w="1337"/>
-            <w:shd w:fill="312E81"/>
+            <w:shd w:fill="E5E7EB"/>
           </w:tcPr>
           <w:p>
             <w:pPr>
@@ -4899,7 +4899,7 @@
               <w:rPr>
                 <w:rFonts w:ascii="Arial" w:hAnsi="Arial"/>
                 <w:b/>
-                <w:color w:val="FFFFFF"/>
+                <w:color w:val="000000"/>
                 <w:sz w:val="17"/>
               </w:rPr>
               <w:t>Test Case Ref</w:t>
@@ -4909,7 +4909,7 @@
         <w:tc>
           <w:tcPr>
             <w:tcW w:type="dxa" w:w="1337"/>
-            <w:shd w:fill="312E81"/>
+            <w:shd w:fill="E5E7EB"/>
           </w:tcPr>
           <w:p>
             <w:pPr>
@@ -4919,7 +4919,7 @@
               <w:rPr>
                 <w:rFonts w:ascii="Arial" w:hAnsi="Arial"/>
                 <w:b/>
-                <w:color w:val="FFFFFF"/>
+                <w:color w:val="000000"/>
                 <w:sz w:val="17"/>
               </w:rPr>
               <w:t>Target Branch</w:t>
@@ -4929,7 +4929,7 @@
         <w:tc>
           <w:tcPr>
             <w:tcW w:type="dxa" w:w="1337"/>
-            <w:shd w:fill="312E81"/>
+            <w:shd w:fill="E5E7EB"/>
           </w:tcPr>
           <w:p>
             <w:pPr>
@@ -4939,7 +4939,7 @@
               <w:rPr>
                 <w:rFonts w:ascii="Arial" w:hAnsi="Arial"/>
                 <w:b/>
-                <w:color w:val="FFFFFF"/>
+                <w:color w:val="000000"/>
                 <w:sz w:val="17"/>
               </w:rPr>
               <w:t>Outcome</w:t>
@@ -4951,13 +4951,13 @@
         <w:tc>
           <w:tcPr>
             <w:tcW w:type="dxa" w:w="1337"/>
-            <w:shd w:fill="F8FAFC"/>
-          </w:tcPr>
-          <w:p>
-            <w:r>
-              <w:rPr>
-                <w:rFonts w:ascii="Arial" w:hAnsi="Arial"/>
-                <w:color w:val="1E293B"/>
+            <w:shd w:fill="F9FAFB"/>
+          </w:tcPr>
+          <w:p>
+            <w:r>
+              <w:rPr>
+                <w:rFonts w:ascii="Arial" w:hAnsi="Arial"/>
+                <w:color w:val="000000"/>
                 <w:sz w:val="16"/>
               </w:rPr>
               <w:t>PMS-F-001</w:t>
@@ -4967,13 +4967,13 @@
         <w:tc>
           <w:tcPr>
             <w:tcW w:type="dxa" w:w="1337"/>
-            <w:shd w:fill="F8FAFC"/>
-          </w:tcPr>
-          <w:p>
-            <w:r>
-              <w:rPr>
-                <w:rFonts w:ascii="Arial" w:hAnsi="Arial"/>
-                <w:color w:val="1E293B"/>
+            <w:shd w:fill="F9FAFB"/>
+          </w:tcPr>
+          <w:p>
+            <w:r>
+              <w:rPr>
+                <w:rFonts w:ascii="Arial" w:hAnsi="Arial"/>
+                <w:color w:val="000000"/>
                 <w:sz w:val="16"/>
               </w:rPr>
               <w:t>User Authentication &amp; Profile Roles</w:t>
@@ -4983,13 +4983,13 @@
         <w:tc>
           <w:tcPr>
             <w:tcW w:type="dxa" w:w="1337"/>
-            <w:shd w:fill="F8FAFC"/>
-          </w:tcPr>
-          <w:p>
-            <w:r>
-              <w:rPr>
-                <w:rFonts w:ascii="Arial" w:hAnsi="Arial"/>
-                <w:color w:val="1E293B"/>
+            <w:shd w:fill="F9FAFB"/>
+          </w:tcPr>
+          <w:p>
+            <w:r>
+              <w:rPr>
+                <w:rFonts w:ascii="Arial" w:hAnsi="Arial"/>
+                <w:color w:val="000000"/>
                 <w:sz w:val="16"/>
               </w:rPr>
               <w:t>Functional</w:t>
@@ -4999,13 +4999,13 @@
         <w:tc>
           <w:tcPr>
             <w:tcW w:type="dxa" w:w="1337"/>
-            <w:shd w:fill="F8FAFC"/>
-          </w:tcPr>
-          <w:p>
-            <w:r>
-              <w:rPr>
-                <w:rFonts w:ascii="Arial" w:hAnsi="Arial"/>
-                <w:color w:val="1E293B"/>
+            <w:shd w:fill="F9FAFB"/>
+          </w:tcPr>
+          <w:p>
+            <w:r>
+              <w:rPr>
+                <w:rFonts w:ascii="Arial" w:hAnsi="Arial"/>
+                <w:color w:val="000000"/>
                 <w:sz w:val="16"/>
               </w:rPr>
               <w:t>High</w:t>
@@ -5015,13 +5015,13 @@
         <w:tc>
           <w:tcPr>
             <w:tcW w:type="dxa" w:w="1337"/>
-            <w:shd w:fill="F8FAFC"/>
-          </w:tcPr>
-          <w:p>
-            <w:r>
-              <w:rPr>
-                <w:rFonts w:ascii="Arial" w:hAnsi="Arial"/>
-                <w:color w:val="1E293B"/>
+            <w:shd w:fill="F9FAFB"/>
+          </w:tcPr>
+          <w:p>
+            <w:r>
+              <w:rPr>
+                <w:rFonts w:ascii="Arial" w:hAnsi="Arial"/>
+                <w:color w:val="000000"/>
                 <w:sz w:val="16"/>
               </w:rPr>
               <w:t>TC-AUTH-01</w:t>
@@ -5031,13 +5031,13 @@
         <w:tc>
           <w:tcPr>
             <w:tcW w:type="dxa" w:w="1337"/>
-            <w:shd w:fill="F8FAFC"/>
-          </w:tcPr>
-          <w:p>
-            <w:r>
-              <w:rPr>
-                <w:rFonts w:ascii="Arial" w:hAnsi="Arial"/>
-                <w:color w:val="1E293B"/>
+            <w:shd w:fill="F9FAFB"/>
+          </w:tcPr>
+          <w:p>
+            <w:r>
+              <w:rPr>
+                <w:rFonts w:ascii="Arial" w:hAnsi="Arial"/>
+                <w:color w:val="000000"/>
                 <w:sz w:val="16"/>
               </w:rPr>
               <w:t>feature/darshan-core-auth-dashboard</w:t>
@@ -5047,13 +5047,13 @@
         <w:tc>
           <w:tcPr>
             <w:tcW w:type="dxa" w:w="1337"/>
-            <w:shd w:fill="F8FAFC"/>
-          </w:tcPr>
-          <w:p>
-            <w:r>
-              <w:rPr>
-                <w:rFonts w:ascii="Arial" w:hAnsi="Arial"/>
-                <w:color w:val="1E293B"/>
+            <w:shd w:fill="F9FAFB"/>
+          </w:tcPr>
+          <w:p>
+            <w:r>
+              <w:rPr>
+                <w:rFonts w:ascii="Arial" w:hAnsi="Arial"/>
+                <w:color w:val="000000"/>
                 <w:sz w:val="16"/>
               </w:rPr>
               <w:t>PASSED</w:t>
@@ -5071,7 +5071,7 @@
             <w:r>
               <w:rPr>
                 <w:rFonts w:ascii="Arial" w:hAnsi="Arial"/>
-                <w:color w:val="1E293B"/>
+                <w:color w:val="000000"/>
                 <w:sz w:val="16"/>
               </w:rPr>
               <w:t>PMS-F-002</w:t>
@@ -5087,7 +5087,7 @@
             <w:r>
               <w:rPr>
                 <w:rFonts w:ascii="Arial" w:hAnsi="Arial"/>
-                <w:color w:val="1E293B"/>
+                <w:color w:val="000000"/>
                 <w:sz w:val="16"/>
               </w:rPr>
               <w:t>Project Metadata Tracking</w:t>
@@ -5103,7 +5103,7 @@
             <w:r>
               <w:rPr>
                 <w:rFonts w:ascii="Arial" w:hAnsi="Arial"/>
-                <w:color w:val="1E293B"/>
+                <w:color w:val="000000"/>
                 <w:sz w:val="16"/>
               </w:rPr>
               <w:t>Functional</w:t>
@@ -5119,7 +5119,7 @@
             <w:r>
               <w:rPr>
                 <w:rFonts w:ascii="Arial" w:hAnsi="Arial"/>
-                <w:color w:val="1E293B"/>
+                <w:color w:val="000000"/>
                 <w:sz w:val="16"/>
               </w:rPr>
               <w:t>High</w:t>
@@ -5135,7 +5135,7 @@
             <w:r>
               <w:rPr>
                 <w:rFonts w:ascii="Arial" w:hAnsi="Arial"/>
-                <w:color w:val="1E293B"/>
+                <w:color w:val="000000"/>
                 <w:sz w:val="16"/>
               </w:rPr>
               <w:t>TC-PROJ-01</w:t>
@@ -5151,7 +5151,7 @@
             <w:r>
               <w:rPr>
                 <w:rFonts w:ascii="Arial" w:hAnsi="Arial"/>
-                <w:color w:val="1E293B"/>
+                <w:color w:val="000000"/>
                 <w:sz w:val="16"/>
               </w:rPr>
               <w:t>feature/darshan-core-auth-dashboard</w:t>
@@ -5167,7 +5167,7 @@
             <w:r>
               <w:rPr>
                 <w:rFonts w:ascii="Arial" w:hAnsi="Arial"/>
-                <w:color w:val="1E293B"/>
+                <w:color w:val="000000"/>
                 <w:sz w:val="16"/>
               </w:rPr>
               <w:t>PASSED</w:t>
@@ -5179,13 +5179,13 @@
         <w:tc>
           <w:tcPr>
             <w:tcW w:type="dxa" w:w="1337"/>
-            <w:shd w:fill="F8FAFC"/>
-          </w:tcPr>
-          <w:p>
-            <w:r>
-              <w:rPr>
-                <w:rFonts w:ascii="Arial" w:hAnsi="Arial"/>
-                <w:color w:val="1E293B"/>
+            <w:shd w:fill="F9FAFB"/>
+          </w:tcPr>
+          <w:p>
+            <w:r>
+              <w:rPr>
+                <w:rFonts w:ascii="Arial" w:hAnsi="Arial"/>
+                <w:color w:val="000000"/>
                 <w:sz w:val="16"/>
               </w:rPr>
               <w:t>PMS-F-003</w:t>
@@ -5195,13 +5195,13 @@
         <w:tc>
           <w:tcPr>
             <w:tcW w:type="dxa" w:w="1337"/>
-            <w:shd w:fill="F8FAFC"/>
-          </w:tcPr>
-          <w:p>
-            <w:r>
-              <w:rPr>
-                <w:rFonts w:ascii="Arial" w:hAnsi="Arial"/>
-                <w:color w:val="1E293B"/>
+            <w:shd w:fill="F9FAFB"/>
+          </w:tcPr>
+          <w:p>
+            <w:r>
+              <w:rPr>
+                <w:rFonts w:ascii="Arial" w:hAnsi="Arial"/>
+                <w:color w:val="000000"/>
                 <w:sz w:val="16"/>
               </w:rPr>
               <w:t>5-Column Kanban Board</w:t>
@@ -5211,13 +5211,13 @@
         <w:tc>
           <w:tcPr>
             <w:tcW w:type="dxa" w:w="1337"/>
-            <w:shd w:fill="F8FAFC"/>
-          </w:tcPr>
-          <w:p>
-            <w:r>
-              <w:rPr>
-                <w:rFonts w:ascii="Arial" w:hAnsi="Arial"/>
-                <w:color w:val="1E293B"/>
+            <w:shd w:fill="F9FAFB"/>
+          </w:tcPr>
+          <w:p>
+            <w:r>
+              <w:rPr>
+                <w:rFonts w:ascii="Arial" w:hAnsi="Arial"/>
+                <w:color w:val="000000"/>
                 <w:sz w:val="16"/>
               </w:rPr>
               <w:t>Functional</w:t>
@@ -5227,13 +5227,13 @@
         <w:tc>
           <w:tcPr>
             <w:tcW w:type="dxa" w:w="1337"/>
-            <w:shd w:fill="F8FAFC"/>
-          </w:tcPr>
-          <w:p>
-            <w:r>
-              <w:rPr>
-                <w:rFonts w:ascii="Arial" w:hAnsi="Arial"/>
-                <w:color w:val="1E293B"/>
+            <w:shd w:fill="F9FAFB"/>
+          </w:tcPr>
+          <w:p>
+            <w:r>
+              <w:rPr>
+                <w:rFonts w:ascii="Arial" w:hAnsi="Arial"/>
+                <w:color w:val="000000"/>
                 <w:sz w:val="16"/>
               </w:rPr>
               <w:t>Critical</w:t>
@@ -5243,13 +5243,13 @@
         <w:tc>
           <w:tcPr>
             <w:tcW w:type="dxa" w:w="1337"/>
-            <w:shd w:fill="F8FAFC"/>
-          </w:tcPr>
-          <w:p>
-            <w:r>
-              <w:rPr>
-                <w:rFonts w:ascii="Arial" w:hAnsi="Arial"/>
-                <w:color w:val="1E293B"/>
+            <w:shd w:fill="F9FAFB"/>
+          </w:tcPr>
+          <w:p>
+            <w:r>
+              <w:rPr>
+                <w:rFonts w:ascii="Arial" w:hAnsi="Arial"/>
+                <w:color w:val="000000"/>
                 <w:sz w:val="16"/>
               </w:rPr>
               <w:t>TC-KAN-01</w:t>
@@ -5259,13 +5259,13 @@
         <w:tc>
           <w:tcPr>
             <w:tcW w:type="dxa" w:w="1337"/>
-            <w:shd w:fill="F8FAFC"/>
-          </w:tcPr>
-          <w:p>
-            <w:r>
-              <w:rPr>
-                <w:rFonts w:ascii="Arial" w:hAnsi="Arial"/>
-                <w:color w:val="1E293B"/>
+            <w:shd w:fill="F9FAFB"/>
+          </w:tcPr>
+          <w:p>
+            <w:r>
+              <w:rPr>
+                <w:rFonts w:ascii="Arial" w:hAnsi="Arial"/>
+                <w:color w:val="000000"/>
                 <w:sz w:val="16"/>
               </w:rPr>
               <w:t>feature/dhatri-kanban-workflow</w:t>
@@ -5275,13 +5275,13 @@
         <w:tc>
           <w:tcPr>
             <w:tcW w:type="dxa" w:w="1337"/>
-            <w:shd w:fill="F8FAFC"/>
-          </w:tcPr>
-          <w:p>
-            <w:r>
-              <w:rPr>
-                <w:rFonts w:ascii="Arial" w:hAnsi="Arial"/>
-                <w:color w:val="1E293B"/>
+            <w:shd w:fill="F9FAFB"/>
+          </w:tcPr>
+          <w:p>
+            <w:r>
+              <w:rPr>
+                <w:rFonts w:ascii="Arial" w:hAnsi="Arial"/>
+                <w:color w:val="000000"/>
                 <w:sz w:val="16"/>
               </w:rPr>
               <w:t>PASSED</w:t>
@@ -5299,7 +5299,7 @@
             <w:r>
               <w:rPr>
                 <w:rFonts w:ascii="Arial" w:hAnsi="Arial"/>
-                <w:color w:val="1E293B"/>
+                <w:color w:val="000000"/>
                 <w:sz w:val="16"/>
               </w:rPr>
               <w:t>PMS-F-004</w:t>
@@ -5315,7 +5315,7 @@
             <w:r>
               <w:rPr>
                 <w:rFonts w:ascii="Arial" w:hAnsi="Arial"/>
-                <w:color w:val="1E293B"/>
+                <w:color w:val="000000"/>
                 <w:sz w:val="16"/>
               </w:rPr>
               <w:t>HTML5 Drag-and-Drop Card State</w:t>
@@ -5331,7 +5331,7 @@
             <w:r>
               <w:rPr>
                 <w:rFonts w:ascii="Arial" w:hAnsi="Arial"/>
-                <w:color w:val="1E293B"/>
+                <w:color w:val="000000"/>
                 <w:sz w:val="16"/>
               </w:rPr>
               <w:t>Functional</w:t>
@@ -5347,7 +5347,7 @@
             <w:r>
               <w:rPr>
                 <w:rFonts w:ascii="Arial" w:hAnsi="Arial"/>
-                <w:color w:val="1E293B"/>
+                <w:color w:val="000000"/>
                 <w:sz w:val="16"/>
               </w:rPr>
               <w:t>Critical</w:t>
@@ -5363,7 +5363,7 @@
             <w:r>
               <w:rPr>
                 <w:rFonts w:ascii="Arial" w:hAnsi="Arial"/>
-                <w:color w:val="1E293B"/>
+                <w:color w:val="000000"/>
                 <w:sz w:val="16"/>
               </w:rPr>
               <w:t>TC-KAN-02</w:t>
@@ -5379,7 +5379,7 @@
             <w:r>
               <w:rPr>
                 <w:rFonts w:ascii="Arial" w:hAnsi="Arial"/>
-                <w:color w:val="1E293B"/>
+                <w:color w:val="000000"/>
                 <w:sz w:val="16"/>
               </w:rPr>
               <w:t>feature/dhatri-kanban-workflow</w:t>
@@ -5395,7 +5395,7 @@
             <w:r>
               <w:rPr>
                 <w:rFonts w:ascii="Arial" w:hAnsi="Arial"/>
-                <w:color w:val="1E293B"/>
+                <w:color w:val="000000"/>
                 <w:sz w:val="16"/>
               </w:rPr>
               <w:t>PASSED</w:t>
@@ -5407,13 +5407,13 @@
         <w:tc>
           <w:tcPr>
             <w:tcW w:type="dxa" w:w="1337"/>
-            <w:shd w:fill="F8FAFC"/>
-          </w:tcPr>
-          <w:p>
-            <w:r>
-              <w:rPr>
-                <w:rFonts w:ascii="Arial" w:hAnsi="Arial"/>
-                <w:color w:val="1E293B"/>
+            <w:shd w:fill="F9FAFB"/>
+          </w:tcPr>
+          <w:p>
+            <w:r>
+              <w:rPr>
+                <w:rFonts w:ascii="Arial" w:hAnsi="Arial"/>
+                <w:color w:val="000000"/>
                 <w:sz w:val="16"/>
               </w:rPr>
               <w:t>PMS-F-005</w:t>
@@ -5423,13 +5423,13 @@
         <w:tc>
           <w:tcPr>
             <w:tcW w:type="dxa" w:w="1337"/>
-            <w:shd w:fill="F8FAFC"/>
-          </w:tcPr>
-          <w:p>
-            <w:r>
-              <w:rPr>
-                <w:rFonts w:ascii="Arial" w:hAnsi="Arial"/>
-                <w:color w:val="1E293B"/>
+            <w:shd w:fill="F9FAFB"/>
+          </w:tcPr>
+          <w:p>
+            <w:r>
+              <w:rPr>
+                <w:rFonts w:ascii="Arial" w:hAnsi="Arial"/>
+                <w:color w:val="000000"/>
                 <w:sz w:val="16"/>
               </w:rPr>
               <w:t>1-Click Step Quick Advancement</w:t>
@@ -5439,13 +5439,13 @@
         <w:tc>
           <w:tcPr>
             <w:tcW w:type="dxa" w:w="1337"/>
-            <w:shd w:fill="F8FAFC"/>
-          </w:tcPr>
-          <w:p>
-            <w:r>
-              <w:rPr>
-                <w:rFonts w:ascii="Arial" w:hAnsi="Arial"/>
-                <w:color w:val="1E293B"/>
+            <w:shd w:fill="F9FAFB"/>
+          </w:tcPr>
+          <w:p>
+            <w:r>
+              <w:rPr>
+                <w:rFonts w:ascii="Arial" w:hAnsi="Arial"/>
+                <w:color w:val="000000"/>
                 <w:sz w:val="16"/>
               </w:rPr>
               <w:t>Functional</w:t>
@@ -5455,13 +5455,13 @@
         <w:tc>
           <w:tcPr>
             <w:tcW w:type="dxa" w:w="1337"/>
-            <w:shd w:fill="F8FAFC"/>
-          </w:tcPr>
-          <w:p>
-            <w:r>
-              <w:rPr>
-                <w:rFonts w:ascii="Arial" w:hAnsi="Arial"/>
-                <w:color w:val="1E293B"/>
+            <w:shd w:fill="F9FAFB"/>
+          </w:tcPr>
+          <w:p>
+            <w:r>
+              <w:rPr>
+                <w:rFonts w:ascii="Arial" w:hAnsi="Arial"/>
+                <w:color w:val="000000"/>
                 <w:sz w:val="16"/>
               </w:rPr>
               <w:t>Medium</w:t>
@@ -5471,13 +5471,13 @@
         <w:tc>
           <w:tcPr>
             <w:tcW w:type="dxa" w:w="1337"/>
-            <w:shd w:fill="F8FAFC"/>
-          </w:tcPr>
-          <w:p>
-            <w:r>
-              <w:rPr>
-                <w:rFonts w:ascii="Arial" w:hAnsi="Arial"/>
-                <w:color w:val="1E293B"/>
+            <w:shd w:fill="F9FAFB"/>
+          </w:tcPr>
+          <w:p>
+            <w:r>
+              <w:rPr>
+                <w:rFonts w:ascii="Arial" w:hAnsi="Arial"/>
+                <w:color w:val="000000"/>
                 <w:sz w:val="16"/>
               </w:rPr>
               <w:t>TC-KAN-03</w:t>
@@ -5487,13 +5487,13 @@
         <w:tc>
           <w:tcPr>
             <w:tcW w:type="dxa" w:w="1337"/>
-            <w:shd w:fill="F8FAFC"/>
-          </w:tcPr>
-          <w:p>
-            <w:r>
-              <w:rPr>
-                <w:rFonts w:ascii="Arial" w:hAnsi="Arial"/>
-                <w:color w:val="1E293B"/>
+            <w:shd w:fill="F9FAFB"/>
+          </w:tcPr>
+          <w:p>
+            <w:r>
+              <w:rPr>
+                <w:rFonts w:ascii="Arial" w:hAnsi="Arial"/>
+                <w:color w:val="000000"/>
                 <w:sz w:val="16"/>
               </w:rPr>
               <w:t>feature/dhatri-kanban-workflow</w:t>
@@ -5503,13 +5503,13 @@
         <w:tc>
           <w:tcPr>
             <w:tcW w:type="dxa" w:w="1337"/>
-            <w:shd w:fill="F8FAFC"/>
-          </w:tcPr>
-          <w:p>
-            <w:r>
-              <w:rPr>
-                <w:rFonts w:ascii="Arial" w:hAnsi="Arial"/>
-                <w:color w:val="1E293B"/>
+            <w:shd w:fill="F9FAFB"/>
+          </w:tcPr>
+          <w:p>
+            <w:r>
+              <w:rPr>
+                <w:rFonts w:ascii="Arial" w:hAnsi="Arial"/>
+                <w:color w:val="000000"/>
                 <w:sz w:val="16"/>
               </w:rPr>
               <w:t>PASSED</w:t>
@@ -5527,7 +5527,7 @@
             <w:r>
               <w:rPr>
                 <w:rFonts w:ascii="Arial" w:hAnsi="Arial"/>
-                <w:color w:val="1E293B"/>
+                <w:color w:val="000000"/>
                 <w:sz w:val="16"/>
               </w:rPr>
               <w:t>PMS-F-006</w:t>
@@ -5543,7 +5543,7 @@
             <w:r>
               <w:rPr>
                 <w:rFonts w:ascii="Arial" w:hAnsi="Arial"/>
-                <w:color w:val="1E293B"/>
+                <w:color w:val="000000"/>
                 <w:sz w:val="16"/>
               </w:rPr>
               <w:t>Task Modal Creation &amp; Edit CRUD</w:t>
@@ -5559,7 +5559,7 @@
             <w:r>
               <w:rPr>
                 <w:rFonts w:ascii="Arial" w:hAnsi="Arial"/>
-                <w:color w:val="1E293B"/>
+                <w:color w:val="000000"/>
                 <w:sz w:val="16"/>
               </w:rPr>
               <w:t>Functional</w:t>
@@ -5575,7 +5575,7 @@
             <w:r>
               <w:rPr>
                 <w:rFonts w:ascii="Arial" w:hAnsi="Arial"/>
-                <w:color w:val="1E293B"/>
+                <w:color w:val="000000"/>
                 <w:sz w:val="16"/>
               </w:rPr>
               <w:t>High</w:t>
@@ -5591,7 +5591,7 @@
             <w:r>
               <w:rPr>
                 <w:rFonts w:ascii="Arial" w:hAnsi="Arial"/>
-                <w:color w:val="1E293B"/>
+                <w:color w:val="000000"/>
                 <w:sz w:val="16"/>
               </w:rPr>
               <w:t>TC-TASK-01</w:t>
@@ -5607,7 +5607,7 @@
             <w:r>
               <w:rPr>
                 <w:rFonts w:ascii="Arial" w:hAnsi="Arial"/>
-                <w:color w:val="1E293B"/>
+                <w:color w:val="000000"/>
                 <w:sz w:val="16"/>
               </w:rPr>
               <w:t>feature/dhatri-kanban-workflow</w:t>
@@ -5623,7 +5623,7 @@
             <w:r>
               <w:rPr>
                 <w:rFonts w:ascii="Arial" w:hAnsi="Arial"/>
-                <w:color w:val="1E293B"/>
+                <w:color w:val="000000"/>
                 <w:sz w:val="16"/>
               </w:rPr>
               <w:t>PASSED</w:t>
@@ -5635,13 +5635,13 @@
         <w:tc>
           <w:tcPr>
             <w:tcW w:type="dxa" w:w="1337"/>
-            <w:shd w:fill="F8FAFC"/>
-          </w:tcPr>
-          <w:p>
-            <w:r>
-              <w:rPr>
-                <w:rFonts w:ascii="Arial" w:hAnsi="Arial"/>
-                <w:color w:val="1E293B"/>
+            <w:shd w:fill="F9FAFB"/>
+          </w:tcPr>
+          <w:p>
+            <w:r>
+              <w:rPr>
+                <w:rFonts w:ascii="Arial" w:hAnsi="Arial"/>
+                <w:color w:val="000000"/>
                 <w:sz w:val="16"/>
               </w:rPr>
               <w:t>PMS-F-007</w:t>
@@ -5651,13 +5651,13 @@
         <w:tc>
           <w:tcPr>
             <w:tcW w:type="dxa" w:w="1337"/>
-            <w:shd w:fill="F8FAFC"/>
-          </w:tcPr>
-          <w:p>
-            <w:r>
-              <w:rPr>
-                <w:rFonts w:ascii="Arial" w:hAnsi="Arial"/>
-                <w:color w:val="1E293B"/>
+            <w:shd w:fill="F9FAFB"/>
+          </w:tcPr>
+          <w:p>
+            <w:r>
+              <w:rPr>
+                <w:rFonts w:ascii="Arial" w:hAnsi="Arial"/>
+                <w:color w:val="000000"/>
                 <w:sz w:val="16"/>
               </w:rPr>
               <w:t>Categorization Labels &amp; Tags</w:t>
@@ -5667,13 +5667,13 @@
         <w:tc>
           <w:tcPr>
             <w:tcW w:type="dxa" w:w="1337"/>
-            <w:shd w:fill="F8FAFC"/>
-          </w:tcPr>
-          <w:p>
-            <w:r>
-              <w:rPr>
-                <w:rFonts w:ascii="Arial" w:hAnsi="Arial"/>
-                <w:color w:val="1E293B"/>
+            <w:shd w:fill="F9FAFB"/>
+          </w:tcPr>
+          <w:p>
+            <w:r>
+              <w:rPr>
+                <w:rFonts w:ascii="Arial" w:hAnsi="Arial"/>
+                <w:color w:val="000000"/>
                 <w:sz w:val="16"/>
               </w:rPr>
               <w:t>Functional</w:t>
@@ -5683,13 +5683,13 @@
         <w:tc>
           <w:tcPr>
             <w:tcW w:type="dxa" w:w="1337"/>
-            <w:shd w:fill="F8FAFC"/>
-          </w:tcPr>
-          <w:p>
-            <w:r>
-              <w:rPr>
-                <w:rFonts w:ascii="Arial" w:hAnsi="Arial"/>
-                <w:color w:val="1E293B"/>
+            <w:shd w:fill="F9FAFB"/>
+          </w:tcPr>
+          <w:p>
+            <w:r>
+              <w:rPr>
+                <w:rFonts w:ascii="Arial" w:hAnsi="Arial"/>
+                <w:color w:val="000000"/>
                 <w:sz w:val="16"/>
               </w:rPr>
               <w:t>Medium</w:t>
@@ -5699,13 +5699,13 @@
         <w:tc>
           <w:tcPr>
             <w:tcW w:type="dxa" w:w="1337"/>
-            <w:shd w:fill="F8FAFC"/>
-          </w:tcPr>
-          <w:p>
-            <w:r>
-              <w:rPr>
-                <w:rFonts w:ascii="Arial" w:hAnsi="Arial"/>
-                <w:color w:val="1E293B"/>
+            <w:shd w:fill="F9FAFB"/>
+          </w:tcPr>
+          <w:p>
+            <w:r>
+              <w:rPr>
+                <w:rFonts w:ascii="Arial" w:hAnsi="Arial"/>
+                <w:color w:val="000000"/>
                 <w:sz w:val="16"/>
               </w:rPr>
               <w:t>TC-TASK-02</w:t>
@@ -5715,13 +5715,13 @@
         <w:tc>
           <w:tcPr>
             <w:tcW w:type="dxa" w:w="1337"/>
-            <w:shd w:fill="F8FAFC"/>
-          </w:tcPr>
-          <w:p>
-            <w:r>
-              <w:rPr>
-                <w:rFonts w:ascii="Arial" w:hAnsi="Arial"/>
-                <w:color w:val="1E293B"/>
+            <w:shd w:fill="F9FAFB"/>
+          </w:tcPr>
+          <w:p>
+            <w:r>
+              <w:rPr>
+                <w:rFonts w:ascii="Arial" w:hAnsi="Arial"/>
+                <w:color w:val="000000"/>
                 <w:sz w:val="16"/>
               </w:rPr>
               <w:t>feature/dhatri-kanban-workflow</w:t>
@@ -5731,13 +5731,13 @@
         <w:tc>
           <w:tcPr>
             <w:tcW w:type="dxa" w:w="1337"/>
-            <w:shd w:fill="F8FAFC"/>
-          </w:tcPr>
-          <w:p>
-            <w:r>
-              <w:rPr>
-                <w:rFonts w:ascii="Arial" w:hAnsi="Arial"/>
-                <w:color w:val="1E293B"/>
+            <w:shd w:fill="F9FAFB"/>
+          </w:tcPr>
+          <w:p>
+            <w:r>
+              <w:rPr>
+                <w:rFonts w:ascii="Arial" w:hAnsi="Arial"/>
+                <w:color w:val="000000"/>
                 <w:sz w:val="16"/>
               </w:rPr>
               <w:t>PASSED</w:t>
@@ -5755,7 +5755,7 @@
             <w:r>
               <w:rPr>
                 <w:rFonts w:ascii="Arial" w:hAnsi="Arial"/>
-                <w:color w:val="1E293B"/>
+                <w:color w:val="000000"/>
                 <w:sz w:val="16"/>
               </w:rPr>
               <w:t>PMS-F-008</w:t>
@@ -5771,7 +5771,7 @@
             <w:r>
               <w:rPr>
                 <w:rFonts w:ascii="Arial" w:hAnsi="Arial"/>
-                <w:color w:val="1E293B"/>
+                <w:color w:val="000000"/>
                 <w:sz w:val="16"/>
               </w:rPr>
               <w:t>Fibonacci Story Point Estimation</w:t>
@@ -5787,7 +5787,7 @@
             <w:r>
               <w:rPr>
                 <w:rFonts w:ascii="Arial" w:hAnsi="Arial"/>
-                <w:color w:val="1E293B"/>
+                <w:color w:val="000000"/>
                 <w:sz w:val="16"/>
               </w:rPr>
               <w:t>Functional</w:t>
@@ -5803,7 +5803,7 @@
             <w:r>
               <w:rPr>
                 <w:rFonts w:ascii="Arial" w:hAnsi="Arial"/>
-                <w:color w:val="1E293B"/>
+                <w:color w:val="000000"/>
                 <w:sz w:val="16"/>
               </w:rPr>
               <w:t>Critical</w:t>
@@ -5819,7 +5819,7 @@
             <w:r>
               <w:rPr>
                 <w:rFonts w:ascii="Arial" w:hAnsi="Arial"/>
-                <w:color w:val="1E293B"/>
+                <w:color w:val="000000"/>
                 <w:sz w:val="16"/>
               </w:rPr>
               <w:t>TC-EST-01</w:t>
@@ -5835,7 +5835,7 @@
             <w:r>
               <w:rPr>
                 <w:rFonts w:ascii="Arial" w:hAnsi="Arial"/>
-                <w:color w:val="1E293B"/>
+                <w:color w:val="000000"/>
                 <w:sz w:val="16"/>
               </w:rPr>
               <w:t>feature/eshwar-sprint-estimation-cicd</w:t>
@@ -5851,7 +5851,7 @@
             <w:r>
               <w:rPr>
                 <w:rFonts w:ascii="Arial" w:hAnsi="Arial"/>
-                <w:color w:val="1E293B"/>
+                <w:color w:val="000000"/>
                 <w:sz w:val="16"/>
               </w:rPr>
               <w:t>PASSED</w:t>
@@ -5863,13 +5863,13 @@
         <w:tc>
           <w:tcPr>
             <w:tcW w:type="dxa" w:w="1337"/>
-            <w:shd w:fill="F8FAFC"/>
-          </w:tcPr>
-          <w:p>
-            <w:r>
-              <w:rPr>
-                <w:rFonts w:ascii="Arial" w:hAnsi="Arial"/>
-                <w:color w:val="1E293B"/>
+            <w:shd w:fill="F9FAFB"/>
+          </w:tcPr>
+          <w:p>
+            <w:r>
+              <w:rPr>
+                <w:rFonts w:ascii="Arial" w:hAnsi="Arial"/>
+                <w:color w:val="000000"/>
                 <w:sz w:val="16"/>
               </w:rPr>
               <w:t>PMS-F-009</w:t>
@@ -5879,13 +5879,13 @@
         <w:tc>
           <w:tcPr>
             <w:tcW w:type="dxa" w:w="1337"/>
-            <w:shd w:fill="F8FAFC"/>
-          </w:tcPr>
-          <w:p>
-            <w:r>
-              <w:rPr>
-                <w:rFonts w:ascii="Arial" w:hAnsi="Arial"/>
-                <w:color w:val="1E293B"/>
+            <w:shd w:fill="F9FAFB"/>
+          </w:tcPr>
+          <w:p>
+            <w:r>
+              <w:rPr>
+                <w:rFonts w:ascii="Arial" w:hAnsi="Arial"/>
+                <w:color w:val="000000"/>
                 <w:sz w:val="16"/>
               </w:rPr>
               <w:t>Sprint Velocity &amp; Progress Math</w:t>
@@ -5895,13 +5895,13 @@
         <w:tc>
           <w:tcPr>
             <w:tcW w:type="dxa" w:w="1337"/>
-            <w:shd w:fill="F8FAFC"/>
-          </w:tcPr>
-          <w:p>
-            <w:r>
-              <w:rPr>
-                <w:rFonts w:ascii="Arial" w:hAnsi="Arial"/>
-                <w:color w:val="1E293B"/>
+            <w:shd w:fill="F9FAFB"/>
+          </w:tcPr>
+          <w:p>
+            <w:r>
+              <w:rPr>
+                <w:rFonts w:ascii="Arial" w:hAnsi="Arial"/>
+                <w:color w:val="000000"/>
                 <w:sz w:val="16"/>
               </w:rPr>
               <w:t>Functional</w:t>
@@ -5911,13 +5911,13 @@
         <w:tc>
           <w:tcPr>
             <w:tcW w:type="dxa" w:w="1337"/>
-            <w:shd w:fill="F8FAFC"/>
-          </w:tcPr>
-          <w:p>
-            <w:r>
-              <w:rPr>
-                <w:rFonts w:ascii="Arial" w:hAnsi="Arial"/>
-                <w:color w:val="1E293B"/>
+            <w:shd w:fill="F9FAFB"/>
+          </w:tcPr>
+          <w:p>
+            <w:r>
+              <w:rPr>
+                <w:rFonts w:ascii="Arial" w:hAnsi="Arial"/>
+                <w:color w:val="000000"/>
                 <w:sz w:val="16"/>
               </w:rPr>
               <w:t>High</w:t>
@@ -5927,13 +5927,13 @@
         <w:tc>
           <w:tcPr>
             <w:tcW w:type="dxa" w:w="1337"/>
-            <w:shd w:fill="F8FAFC"/>
-          </w:tcPr>
-          <w:p>
-            <w:r>
-              <w:rPr>
-                <w:rFonts w:ascii="Arial" w:hAnsi="Arial"/>
-                <w:color w:val="1E293B"/>
+            <w:shd w:fill="F9FAFB"/>
+          </w:tcPr>
+          <w:p>
+            <w:r>
+              <w:rPr>
+                <w:rFonts w:ascii="Arial" w:hAnsi="Arial"/>
+                <w:color w:val="000000"/>
                 <w:sz w:val="16"/>
               </w:rPr>
               <w:t>TC-EST-02</w:t>
@@ -5943,13 +5943,13 @@
         <w:tc>
           <w:tcPr>
             <w:tcW w:type="dxa" w:w="1337"/>
-            <w:shd w:fill="F8FAFC"/>
-          </w:tcPr>
-          <w:p>
-            <w:r>
-              <w:rPr>
-                <w:rFonts w:ascii="Arial" w:hAnsi="Arial"/>
-                <w:color w:val="1E293B"/>
+            <w:shd w:fill="F9FAFB"/>
+          </w:tcPr>
+          <w:p>
+            <w:r>
+              <w:rPr>
+                <w:rFonts w:ascii="Arial" w:hAnsi="Arial"/>
+                <w:color w:val="000000"/>
                 <w:sz w:val="16"/>
               </w:rPr>
               <w:t>feature/eshwar-sprint-estimation-cicd</w:t>
@@ -5959,13 +5959,13 @@
         <w:tc>
           <w:tcPr>
             <w:tcW w:type="dxa" w:w="1337"/>
-            <w:shd w:fill="F8FAFC"/>
-          </w:tcPr>
-          <w:p>
-            <w:r>
-              <w:rPr>
-                <w:rFonts w:ascii="Arial" w:hAnsi="Arial"/>
-                <w:color w:val="1E293B"/>
+            <w:shd w:fill="F9FAFB"/>
+          </w:tcPr>
+          <w:p>
+            <w:r>
+              <w:rPr>
+                <w:rFonts w:ascii="Arial" w:hAnsi="Arial"/>
+                <w:color w:val="000000"/>
                 <w:sz w:val="16"/>
               </w:rPr>
               <w:t>PASSED</w:t>
@@ -5983,7 +5983,7 @@
             <w:r>
               <w:rPr>
                 <w:rFonts w:ascii="Arial" w:hAnsi="Arial"/>
-                <w:color w:val="1E293B"/>
+                <w:color w:val="000000"/>
                 <w:sz w:val="16"/>
               </w:rPr>
               <w:t>PMS-F-010</w:t>
@@ -5999,7 +5999,7 @@
             <w:r>
               <w:rPr>
                 <w:rFonts w:ascii="Arial" w:hAnsi="Arial"/>
-                <w:color w:val="1E293B"/>
+                <w:color w:val="000000"/>
                 <w:sz w:val="16"/>
               </w:rPr>
               <w:t>Sprint Lifecycle Scheduling</w:t>
@@ -6015,7 +6015,7 @@
             <w:r>
               <w:rPr>
                 <w:rFonts w:ascii="Arial" w:hAnsi="Arial"/>
-                <w:color w:val="1E293B"/>
+                <w:color w:val="000000"/>
                 <w:sz w:val="16"/>
               </w:rPr>
               <w:t>Functional</w:t>
@@ -6031,7 +6031,7 @@
             <w:r>
               <w:rPr>
                 <w:rFonts w:ascii="Arial" w:hAnsi="Arial"/>
-                <w:color w:val="1E293B"/>
+                <w:color w:val="000000"/>
                 <w:sz w:val="16"/>
               </w:rPr>
               <w:t>High</w:t>
@@ -6047,7 +6047,7 @@
             <w:r>
               <w:rPr>
                 <w:rFonts w:ascii="Arial" w:hAnsi="Arial"/>
-                <w:color w:val="1E293B"/>
+                <w:color w:val="000000"/>
                 <w:sz w:val="16"/>
               </w:rPr>
               <w:t>TC-SPR-01</w:t>
@@ -6063,7 +6063,7 @@
             <w:r>
               <w:rPr>
                 <w:rFonts w:ascii="Arial" w:hAnsi="Arial"/>
-                <w:color w:val="1E293B"/>
+                <w:color w:val="000000"/>
                 <w:sz w:val="16"/>
               </w:rPr>
               <w:t>feature/eshwar-sprint-estimation-cicd</w:t>
@@ -6079,7 +6079,7 @@
             <w:r>
               <w:rPr>
                 <w:rFonts w:ascii="Arial" w:hAnsi="Arial"/>
-                <w:color w:val="1E293B"/>
+                <w:color w:val="000000"/>
                 <w:sz w:val="16"/>
               </w:rPr>
               <w:t>PASSED</w:t>
@@ -6091,13 +6091,13 @@
         <w:tc>
           <w:tcPr>
             <w:tcW w:type="dxa" w:w="1337"/>
-            <w:shd w:fill="F8FAFC"/>
-          </w:tcPr>
-          <w:p>
-            <w:r>
-              <w:rPr>
-                <w:rFonts w:ascii="Arial" w:hAnsi="Arial"/>
-                <w:color w:val="1E293B"/>
+            <w:shd w:fill="F9FAFB"/>
+          </w:tcPr>
+          <w:p>
+            <w:r>
+              <w:rPr>
+                <w:rFonts w:ascii="Arial" w:hAnsi="Arial"/>
+                <w:color w:val="000000"/>
                 <w:sz w:val="16"/>
               </w:rPr>
               <w:t>PMS-F-011</w:t>
@@ -6107,13 +6107,13 @@
         <w:tc>
           <w:tcPr>
             <w:tcW w:type="dxa" w:w="1337"/>
-            <w:shd w:fill="F8FAFC"/>
-          </w:tcPr>
-          <w:p>
-            <w:r>
-              <w:rPr>
-                <w:rFonts w:ascii="Arial" w:hAnsi="Arial"/>
-                <w:color w:val="1E293B"/>
+            <w:shd w:fill="F9FAFB"/>
+          </w:tcPr>
+          <w:p>
+            <w:r>
+              <w:rPr>
+                <w:rFonts w:ascii="Arial" w:hAnsi="Arial"/>
+                <w:color w:val="000000"/>
                 <w:sz w:val="16"/>
               </w:rPr>
               <w:t>SVG Burndown Velocity Curve</w:t>
@@ -6123,13 +6123,13 @@
         <w:tc>
           <w:tcPr>
             <w:tcW w:type="dxa" w:w="1337"/>
-            <w:shd w:fill="F8FAFC"/>
-          </w:tcPr>
-          <w:p>
-            <w:r>
-              <w:rPr>
-                <w:rFonts w:ascii="Arial" w:hAnsi="Arial"/>
-                <w:color w:val="1E293B"/>
+            <w:shd w:fill="F9FAFB"/>
+          </w:tcPr>
+          <w:p>
+            <w:r>
+              <w:rPr>
+                <w:rFonts w:ascii="Arial" w:hAnsi="Arial"/>
+                <w:color w:val="000000"/>
                 <w:sz w:val="16"/>
               </w:rPr>
               <w:t>Functional</w:t>
@@ -6139,13 +6139,13 @@
         <w:tc>
           <w:tcPr>
             <w:tcW w:type="dxa" w:w="1337"/>
-            <w:shd w:fill="F8FAFC"/>
-          </w:tcPr>
-          <w:p>
-            <w:r>
-              <w:rPr>
-                <w:rFonts w:ascii="Arial" w:hAnsi="Arial"/>
-                <w:color w:val="1E293B"/>
+            <w:shd w:fill="F9FAFB"/>
+          </w:tcPr>
+          <w:p>
+            <w:r>
+              <w:rPr>
+                <w:rFonts w:ascii="Arial" w:hAnsi="Arial"/>
+                <w:color w:val="000000"/>
                 <w:sz w:val="16"/>
               </w:rPr>
               <w:t>High</w:t>
@@ -6155,13 +6155,13 @@
         <w:tc>
           <w:tcPr>
             <w:tcW w:type="dxa" w:w="1337"/>
-            <w:shd w:fill="F8FAFC"/>
-          </w:tcPr>
-          <w:p>
-            <w:r>
-              <w:rPr>
-                <w:rFonts w:ascii="Arial" w:hAnsi="Arial"/>
-                <w:color w:val="1E293B"/>
+            <w:shd w:fill="F9FAFB"/>
+          </w:tcPr>
+          <w:p>
+            <w:r>
+              <w:rPr>
+                <w:rFonts w:ascii="Arial" w:hAnsi="Arial"/>
+                <w:color w:val="000000"/>
                 <w:sz w:val="16"/>
               </w:rPr>
               <w:t>TC-BURN-01</w:t>
@@ -6171,13 +6171,13 @@
         <w:tc>
           <w:tcPr>
             <w:tcW w:type="dxa" w:w="1337"/>
-            <w:shd w:fill="F8FAFC"/>
-          </w:tcPr>
-          <w:p>
-            <w:r>
-              <w:rPr>
-                <w:rFonts w:ascii="Arial" w:hAnsi="Arial"/>
-                <w:color w:val="1E293B"/>
+            <w:shd w:fill="F9FAFB"/>
+          </w:tcPr>
+          <w:p>
+            <w:r>
+              <w:rPr>
+                <w:rFonts w:ascii="Arial" w:hAnsi="Arial"/>
+                <w:color w:val="000000"/>
                 <w:sz w:val="16"/>
               </w:rPr>
               <w:t>feature/eshwar-sprint-estimation-cicd</w:t>
@@ -6187,13 +6187,13 @@
         <w:tc>
           <w:tcPr>
             <w:tcW w:type="dxa" w:w="1337"/>
-            <w:shd w:fill="F8FAFC"/>
-          </w:tcPr>
-          <w:p>
-            <w:r>
-              <w:rPr>
-                <w:rFonts w:ascii="Arial" w:hAnsi="Arial"/>
-                <w:color w:val="1E293B"/>
+            <w:shd w:fill="F9FAFB"/>
+          </w:tcPr>
+          <w:p>
+            <w:r>
+              <w:rPr>
+                <w:rFonts w:ascii="Arial" w:hAnsi="Arial"/>
+                <w:color w:val="000000"/>
                 <w:sz w:val="16"/>
               </w:rPr>
               <w:t>PASSED</w:t>
@@ -6211,7 +6211,7 @@
             <w:r>
               <w:rPr>
                 <w:rFonts w:ascii="Arial" w:hAnsi="Arial"/>
-                <w:color w:val="1E293B"/>
+                <w:color w:val="000000"/>
                 <w:sz w:val="16"/>
               </w:rPr>
               <w:t>PMS-F-012</w:t>
@@ -6227,7 +6227,7 @@
             <w:r>
               <w:rPr>
                 <w:rFonts w:ascii="Arial" w:hAnsi="Arial"/>
-                <w:color w:val="1E293B"/>
+                <w:color w:val="000000"/>
                 <w:sz w:val="16"/>
               </w:rPr>
               <w:t>Executive Visibility KPI Widgets</w:t>
@@ -6243,7 +6243,7 @@
             <w:r>
               <w:rPr>
                 <w:rFonts w:ascii="Arial" w:hAnsi="Arial"/>
-                <w:color w:val="1E293B"/>
+                <w:color w:val="000000"/>
                 <w:sz w:val="16"/>
               </w:rPr>
               <w:t>Functional</w:t>
@@ -6259,7 +6259,7 @@
             <w:r>
               <w:rPr>
                 <w:rFonts w:ascii="Arial" w:hAnsi="Arial"/>
-                <w:color w:val="1E293B"/>
+                <w:color w:val="000000"/>
                 <w:sz w:val="16"/>
               </w:rPr>
               <w:t>High</w:t>
@@ -6275,7 +6275,7 @@
             <w:r>
               <w:rPr>
                 <w:rFonts w:ascii="Arial" w:hAnsi="Arial"/>
-                <w:color w:val="1E293B"/>
+                <w:color w:val="000000"/>
                 <w:sz w:val="16"/>
               </w:rPr>
               <w:t>TC-DASH-01</w:t>
@@ -6291,7 +6291,7 @@
             <w:r>
               <w:rPr>
                 <w:rFonts w:ascii="Arial" w:hAnsi="Arial"/>
-                <w:color w:val="1E293B"/>
+                <w:color w:val="000000"/>
                 <w:sz w:val="16"/>
               </w:rPr>
               <w:t>feature/darshan-core-auth-dashboard</w:t>
@@ -6307,7 +6307,7 @@
             <w:r>
               <w:rPr>
                 <w:rFonts w:ascii="Arial" w:hAnsi="Arial"/>
-                <w:color w:val="1E293B"/>
+                <w:color w:val="000000"/>
                 <w:sz w:val="16"/>
               </w:rPr>
               <w:t>PASSED</w:t>
@@ -6319,13 +6319,13 @@
         <w:tc>
           <w:tcPr>
             <w:tcW w:type="dxa" w:w="1337"/>
-            <w:shd w:fill="F8FAFC"/>
-          </w:tcPr>
-          <w:p>
-            <w:r>
-              <w:rPr>
-                <w:rFonts w:ascii="Arial" w:hAnsi="Arial"/>
-                <w:color w:val="1E293B"/>
+            <w:shd w:fill="F9FAFB"/>
+          </w:tcPr>
+          <w:p>
+            <w:r>
+              <w:rPr>
+                <w:rFonts w:ascii="Arial" w:hAnsi="Arial"/>
+                <w:color w:val="000000"/>
                 <w:sz w:val="16"/>
               </w:rPr>
               <w:t>PMS-F-013</w:t>
@@ -6335,13 +6335,13 @@
         <w:tc>
           <w:tcPr>
             <w:tcW w:type="dxa" w:w="1337"/>
-            <w:shd w:fill="F8FAFC"/>
-          </w:tcPr>
-          <w:p>
-            <w:r>
-              <w:rPr>
-                <w:rFonts w:ascii="Arial" w:hAnsi="Arial"/>
-                <w:color w:val="1E293B"/>
+            <w:shd w:fill="F9FAFB"/>
+          </w:tcPr>
+          <w:p>
+            <w:r>
+              <w:rPr>
+                <w:rFonts w:ascii="Arial" w:hAnsi="Arial"/>
+                <w:color w:val="000000"/>
                 <w:sz w:val="16"/>
               </w:rPr>
               <w:t>Team Workload &amp; Capacity Balancing</w:t>
@@ -6351,13 +6351,13 @@
         <w:tc>
           <w:tcPr>
             <w:tcW w:type="dxa" w:w="1337"/>
-            <w:shd w:fill="F8FAFC"/>
-          </w:tcPr>
-          <w:p>
-            <w:r>
-              <w:rPr>
-                <w:rFonts w:ascii="Arial" w:hAnsi="Arial"/>
-                <w:color w:val="1E293B"/>
+            <w:shd w:fill="F9FAFB"/>
+          </w:tcPr>
+          <w:p>
+            <w:r>
+              <w:rPr>
+                <w:rFonts w:ascii="Arial" w:hAnsi="Arial"/>
+                <w:color w:val="000000"/>
                 <w:sz w:val="16"/>
               </w:rPr>
               <w:t>Functional</w:t>
@@ -6367,13 +6367,13 @@
         <w:tc>
           <w:tcPr>
             <w:tcW w:type="dxa" w:w="1337"/>
-            <w:shd w:fill="F8FAFC"/>
-          </w:tcPr>
-          <w:p>
-            <w:r>
-              <w:rPr>
-                <w:rFonts w:ascii="Arial" w:hAnsi="Arial"/>
-                <w:color w:val="1E293B"/>
+            <w:shd w:fill="F9FAFB"/>
+          </w:tcPr>
+          <w:p>
+            <w:r>
+              <w:rPr>
+                <w:rFonts w:ascii="Arial" w:hAnsi="Arial"/>
+                <w:color w:val="000000"/>
                 <w:sz w:val="16"/>
               </w:rPr>
               <w:t>Medium</w:t>
@@ -6383,13 +6383,13 @@
         <w:tc>
           <w:tcPr>
             <w:tcW w:type="dxa" w:w="1337"/>
-            <w:shd w:fill="F8FAFC"/>
-          </w:tcPr>
-          <w:p>
-            <w:r>
-              <w:rPr>
-                <w:rFonts w:ascii="Arial" w:hAnsi="Arial"/>
-                <w:color w:val="1E293B"/>
+            <w:shd w:fill="F9FAFB"/>
+          </w:tcPr>
+          <w:p>
+            <w:r>
+              <w:rPr>
+                <w:rFonts w:ascii="Arial" w:hAnsi="Arial"/>
+                <w:color w:val="000000"/>
                 <w:sz w:val="16"/>
               </w:rPr>
               <w:t>TC-WORK-01</w:t>
@@ -6399,13 +6399,13 @@
         <w:tc>
           <w:tcPr>
             <w:tcW w:type="dxa" w:w="1337"/>
-            <w:shd w:fill="F8FAFC"/>
-          </w:tcPr>
-          <w:p>
-            <w:r>
-              <w:rPr>
-                <w:rFonts w:ascii="Arial" w:hAnsi="Arial"/>
-                <w:color w:val="1E293B"/>
+            <w:shd w:fill="F9FAFB"/>
+          </w:tcPr>
+          <w:p>
+            <w:r>
+              <w:rPr>
+                <w:rFonts w:ascii="Arial" w:hAnsi="Arial"/>
+                <w:color w:val="000000"/>
                 <w:sz w:val="16"/>
               </w:rPr>
               <w:t>feature/darshan-core-auth-dashboard</w:t>
@@ -6415,13 +6415,13 @@
         <w:tc>
           <w:tcPr>
             <w:tcW w:type="dxa" w:w="1337"/>
-            <w:shd w:fill="F8FAFC"/>
-          </w:tcPr>
-          <w:p>
-            <w:r>
-              <w:rPr>
-                <w:rFonts w:ascii="Arial" w:hAnsi="Arial"/>
-                <w:color w:val="1E293B"/>
+            <w:shd w:fill="F9FAFB"/>
+          </w:tcPr>
+          <w:p>
+            <w:r>
+              <w:rPr>
+                <w:rFonts w:ascii="Arial" w:hAnsi="Arial"/>
+                <w:color w:val="000000"/>
                 <w:sz w:val="16"/>
               </w:rPr>
               <w:t>PASSED</w:t>
@@ -6439,7 +6439,7 @@
             <w:r>
               <w:rPr>
                 <w:rFonts w:ascii="Arial" w:hAnsi="Arial"/>
-                <w:color w:val="1E293B"/>
+                <w:color w:val="000000"/>
                 <w:sz w:val="16"/>
               </w:rPr>
               <w:t>PMS-F-014</w:t>
@@ -6455,7 +6455,7 @@
             <w:r>
               <w:rPr>
                 <w:rFonts w:ascii="Arial" w:hAnsi="Arial"/>
-                <w:color w:val="1E293B"/>
+                <w:color w:val="000000"/>
                 <w:sz w:val="16"/>
               </w:rPr>
               <w:t>Audit Trail &amp; Activity Logging</w:t>
@@ -6471,7 +6471,7 @@
             <w:r>
               <w:rPr>
                 <w:rFonts w:ascii="Arial" w:hAnsi="Arial"/>
-                <w:color w:val="1E293B"/>
+                <w:color w:val="000000"/>
                 <w:sz w:val="16"/>
               </w:rPr>
               <w:t>Functional</w:t>
@@ -6487,7 +6487,7 @@
             <w:r>
               <w:rPr>
                 <w:rFonts w:ascii="Arial" w:hAnsi="Arial"/>
-                <w:color w:val="1E293B"/>
+                <w:color w:val="000000"/>
                 <w:sz w:val="16"/>
               </w:rPr>
               <w:t>High</w:t>
@@ -6503,7 +6503,7 @@
             <w:r>
               <w:rPr>
                 <w:rFonts w:ascii="Arial" w:hAnsi="Arial"/>
-                <w:color w:val="1E293B"/>
+                <w:color w:val="000000"/>
                 <w:sz w:val="16"/>
               </w:rPr>
               <w:t>TC-LOG-01</w:t>
@@ -6519,7 +6519,7 @@
             <w:r>
               <w:rPr>
                 <w:rFonts w:ascii="Arial" w:hAnsi="Arial"/>
-                <w:color w:val="1E293B"/>
+                <w:color w:val="000000"/>
                 <w:sz w:val="16"/>
               </w:rPr>
               <w:t>feature/chandan-supabase-backend-api</w:t>
@@ -6535,7 +6535,7 @@
             <w:r>
               <w:rPr>
                 <w:rFonts w:ascii="Arial" w:hAnsi="Arial"/>
-                <w:color w:val="1E293B"/>
+                <w:color w:val="000000"/>
                 <w:sz w:val="16"/>
               </w:rPr>
               <w:t>PASSED</w:t>
@@ -6547,13 +6547,13 @@
         <w:tc>
           <w:tcPr>
             <w:tcW w:type="dxa" w:w="1337"/>
-            <w:shd w:fill="F8FAFC"/>
-          </w:tcPr>
-          <w:p>
-            <w:r>
-              <w:rPr>
-                <w:rFonts w:ascii="Arial" w:hAnsi="Arial"/>
-                <w:color w:val="1E293B"/>
+            <w:shd w:fill="F9FAFB"/>
+          </w:tcPr>
+          <w:p>
+            <w:r>
+              <w:rPr>
+                <w:rFonts w:ascii="Arial" w:hAnsi="Arial"/>
+                <w:color w:val="000000"/>
                 <w:sz w:val="16"/>
               </w:rPr>
               <w:t>PMS-F-015</w:t>
@@ -6563,13 +6563,13 @@
         <w:tc>
           <w:tcPr>
             <w:tcW w:type="dxa" w:w="1337"/>
-            <w:shd w:fill="F8FAFC"/>
-          </w:tcPr>
-          <w:p>
-            <w:r>
-              <w:rPr>
-                <w:rFonts w:ascii="Arial" w:hAnsi="Arial"/>
-                <w:color w:val="1E293B"/>
+            <w:shd w:fill="F9FAFB"/>
+          </w:tcPr>
+          <w:p>
+            <w:r>
+              <w:rPr>
+                <w:rFonts w:ascii="Arial" w:hAnsi="Arial"/>
+                <w:color w:val="000000"/>
                 <w:sz w:val="16"/>
               </w:rPr>
               <w:t>Supabase Cloud PostgreSQL Sync</w:t>
@@ -6579,13 +6579,13 @@
         <w:tc>
           <w:tcPr>
             <w:tcW w:type="dxa" w:w="1337"/>
-            <w:shd w:fill="F8FAFC"/>
-          </w:tcPr>
-          <w:p>
-            <w:r>
-              <w:rPr>
-                <w:rFonts w:ascii="Arial" w:hAnsi="Arial"/>
-                <w:color w:val="1E293B"/>
+            <w:shd w:fill="F9FAFB"/>
+          </w:tcPr>
+          <w:p>
+            <w:r>
+              <w:rPr>
+                <w:rFonts w:ascii="Arial" w:hAnsi="Arial"/>
+                <w:color w:val="000000"/>
                 <w:sz w:val="16"/>
               </w:rPr>
               <w:t>Functional</w:t>
@@ -6595,13 +6595,13 @@
         <w:tc>
           <w:tcPr>
             <w:tcW w:type="dxa" w:w="1337"/>
-            <w:shd w:fill="F8FAFC"/>
-          </w:tcPr>
-          <w:p>
-            <w:r>
-              <w:rPr>
-                <w:rFonts w:ascii="Arial" w:hAnsi="Arial"/>
-                <w:color w:val="1E293B"/>
+            <w:shd w:fill="F9FAFB"/>
+          </w:tcPr>
+          <w:p>
+            <w:r>
+              <w:rPr>
+                <w:rFonts w:ascii="Arial" w:hAnsi="Arial"/>
+                <w:color w:val="000000"/>
                 <w:sz w:val="16"/>
               </w:rPr>
               <w:t>Critical</w:t>
@@ -6611,13 +6611,13 @@
         <w:tc>
           <w:tcPr>
             <w:tcW w:type="dxa" w:w="1337"/>
-            <w:shd w:fill="F8FAFC"/>
-          </w:tcPr>
-          <w:p>
-            <w:r>
-              <w:rPr>
-                <w:rFonts w:ascii="Arial" w:hAnsi="Arial"/>
-                <w:color w:val="1E293B"/>
+            <w:shd w:fill="F9FAFB"/>
+          </w:tcPr>
+          <w:p>
+            <w:r>
+              <w:rPr>
+                <w:rFonts w:ascii="Arial" w:hAnsi="Arial"/>
+                <w:color w:val="000000"/>
                 <w:sz w:val="16"/>
               </w:rPr>
               <w:t>TC-SUPA-01</w:t>
@@ -6627,13 +6627,13 @@
         <w:tc>
           <w:tcPr>
             <w:tcW w:type="dxa" w:w="1337"/>
-            <w:shd w:fill="F8FAFC"/>
-          </w:tcPr>
-          <w:p>
-            <w:r>
-              <w:rPr>
-                <w:rFonts w:ascii="Arial" w:hAnsi="Arial"/>
-                <w:color w:val="1E293B"/>
+            <w:shd w:fill="F9FAFB"/>
+          </w:tcPr>
+          <w:p>
+            <w:r>
+              <w:rPr>
+                <w:rFonts w:ascii="Arial" w:hAnsi="Arial"/>
+                <w:color w:val="000000"/>
                 <w:sz w:val="16"/>
               </w:rPr>
               <w:t>feature/chandan-supabase-backend-api</w:t>
@@ -6643,13 +6643,13 @@
         <w:tc>
           <w:tcPr>
             <w:tcW w:type="dxa" w:w="1337"/>
-            <w:shd w:fill="F8FAFC"/>
-          </w:tcPr>
-          <w:p>
-            <w:r>
-              <w:rPr>
-                <w:rFonts w:ascii="Arial" w:hAnsi="Arial"/>
-                <w:color w:val="1E293B"/>
+            <w:shd w:fill="F9FAFB"/>
+          </w:tcPr>
+          <w:p>
+            <w:r>
+              <w:rPr>
+                <w:rFonts w:ascii="Arial" w:hAnsi="Arial"/>
+                <w:color w:val="000000"/>
                 <w:sz w:val="16"/>
               </w:rPr>
               <w:t>PASSED</w:t>
@@ -6667,7 +6667,7 @@
             <w:r>
               <w:rPr>
                 <w:rFonts w:ascii="Arial" w:hAnsi="Arial"/>
-                <w:color w:val="1E293B"/>
+                <w:color w:val="000000"/>
                 <w:sz w:val="16"/>
               </w:rPr>
               <w:t>PMS-F-016</w:t>
@@ -6683,7 +6683,7 @@
             <w:r>
               <w:rPr>
                 <w:rFonts w:ascii="Arial" w:hAnsi="Arial"/>
-                <w:color w:val="1E293B"/>
+                <w:color w:val="000000"/>
                 <w:sz w:val="16"/>
               </w:rPr>
               <w:t>Zero-Config Offline Fallback</w:t>
@@ -6699,7 +6699,7 @@
             <w:r>
               <w:rPr>
                 <w:rFonts w:ascii="Arial" w:hAnsi="Arial"/>
-                <w:color w:val="1E293B"/>
+                <w:color w:val="000000"/>
                 <w:sz w:val="16"/>
               </w:rPr>
               <w:t>Functional</w:t>
@@ -6715,7 +6715,7 @@
             <w:r>
               <w:rPr>
                 <w:rFonts w:ascii="Arial" w:hAnsi="Arial"/>
-                <w:color w:val="1E293B"/>
+                <w:color w:val="000000"/>
                 <w:sz w:val="16"/>
               </w:rPr>
               <w:t>High</w:t>
@@ -6731,7 +6731,7 @@
             <w:r>
               <w:rPr>
                 <w:rFonts w:ascii="Arial" w:hAnsi="Arial"/>
-                <w:color w:val="1E293B"/>
+                <w:color w:val="000000"/>
                 <w:sz w:val="16"/>
               </w:rPr>
               <w:t>TC-OFF-01</w:t>
@@ -6747,7 +6747,7 @@
             <w:r>
               <w:rPr>
                 <w:rFonts w:ascii="Arial" w:hAnsi="Arial"/>
-                <w:color w:val="1E293B"/>
+                <w:color w:val="000000"/>
                 <w:sz w:val="16"/>
               </w:rPr>
               <w:t>feature/chandan-supabase-backend-api</w:t>
@@ -6763,7 +6763,7 @@
             <w:r>
               <w:rPr>
                 <w:rFonts w:ascii="Arial" w:hAnsi="Arial"/>
-                <w:color w:val="1E293B"/>
+                <w:color w:val="000000"/>
                 <w:sz w:val="16"/>
               </w:rPr>
               <w:t>PASSED</w:t>
@@ -6775,13 +6775,13 @@
         <w:tc>
           <w:tcPr>
             <w:tcW w:type="dxa" w:w="1337"/>
-            <w:shd w:fill="F8FAFC"/>
-          </w:tcPr>
-          <w:p>
-            <w:r>
-              <w:rPr>
-                <w:rFonts w:ascii="Arial" w:hAnsi="Arial"/>
-                <w:color w:val="1E293B"/>
+            <w:shd w:fill="F9FAFB"/>
+          </w:tcPr>
+          <w:p>
+            <w:r>
+              <w:rPr>
+                <w:rFonts w:ascii="Arial" w:hAnsi="Arial"/>
+                <w:color w:val="000000"/>
                 <w:sz w:val="16"/>
               </w:rPr>
               <w:t>PMS-F-017</w:t>
@@ -6791,13 +6791,13 @@
         <w:tc>
           <w:tcPr>
             <w:tcW w:type="dxa" w:w="1337"/>
-            <w:shd w:fill="F8FAFC"/>
-          </w:tcPr>
-          <w:p>
-            <w:r>
-              <w:rPr>
-                <w:rFonts w:ascii="Arial" w:hAnsi="Arial"/>
-                <w:color w:val="1E293B"/>
+            <w:shd w:fill="F9FAFB"/>
+          </w:tcPr>
+          <w:p>
+            <w:r>
+              <w:rPr>
+                <w:rFonts w:ascii="Arial" w:hAnsi="Arial"/>
+                <w:color w:val="000000"/>
                 <w:sz w:val="16"/>
               </w:rPr>
               <w:t>Multi-Filter &amp; Keyword Search</w:t>
@@ -6807,13 +6807,13 @@
         <w:tc>
           <w:tcPr>
             <w:tcW w:type="dxa" w:w="1337"/>
-            <w:shd w:fill="F8FAFC"/>
-          </w:tcPr>
-          <w:p>
-            <w:r>
-              <w:rPr>
-                <w:rFonts w:ascii="Arial" w:hAnsi="Arial"/>
-                <w:color w:val="1E293B"/>
+            <w:shd w:fill="F9FAFB"/>
+          </w:tcPr>
+          <w:p>
+            <w:r>
+              <w:rPr>
+                <w:rFonts w:ascii="Arial" w:hAnsi="Arial"/>
+                <w:color w:val="000000"/>
                 <w:sz w:val="16"/>
               </w:rPr>
               <w:t>Functional</w:t>
@@ -6823,13 +6823,13 @@
         <w:tc>
           <w:tcPr>
             <w:tcW w:type="dxa" w:w="1337"/>
-            <w:shd w:fill="F8FAFC"/>
-          </w:tcPr>
-          <w:p>
-            <w:r>
-              <w:rPr>
-                <w:rFonts w:ascii="Arial" w:hAnsi="Arial"/>
-                <w:color w:val="1E293B"/>
+            <w:shd w:fill="F9FAFB"/>
+          </w:tcPr>
+          <w:p>
+            <w:r>
+              <w:rPr>
+                <w:rFonts w:ascii="Arial" w:hAnsi="Arial"/>
+                <w:color w:val="000000"/>
                 <w:sz w:val="16"/>
               </w:rPr>
               <w:t>Medium</w:t>
@@ -6839,13 +6839,13 @@
         <w:tc>
           <w:tcPr>
             <w:tcW w:type="dxa" w:w="1337"/>
-            <w:shd w:fill="F8FAFC"/>
-          </w:tcPr>
-          <w:p>
-            <w:r>
-              <w:rPr>
-                <w:rFonts w:ascii="Arial" w:hAnsi="Arial"/>
-                <w:color w:val="1E293B"/>
+            <w:shd w:fill="F9FAFB"/>
+          </w:tcPr>
+          <w:p>
+            <w:r>
+              <w:rPr>
+                <w:rFonts w:ascii="Arial" w:hAnsi="Arial"/>
+                <w:color w:val="000000"/>
                 <w:sz w:val="16"/>
               </w:rPr>
               <w:t>TC-FILT-01</w:t>
@@ -6855,13 +6855,13 @@
         <w:tc>
           <w:tcPr>
             <w:tcW w:type="dxa" w:w="1337"/>
-            <w:shd w:fill="F8FAFC"/>
-          </w:tcPr>
-          <w:p>
-            <w:r>
-              <w:rPr>
-                <w:rFonts w:ascii="Arial" w:hAnsi="Arial"/>
-                <w:color w:val="1E293B"/>
+            <w:shd w:fill="F9FAFB"/>
+          </w:tcPr>
+          <w:p>
+            <w:r>
+              <w:rPr>
+                <w:rFonts w:ascii="Arial" w:hAnsi="Arial"/>
+                <w:color w:val="000000"/>
                 <w:sz w:val="16"/>
               </w:rPr>
               <w:t>feature/dhatri-kanban-workflow</w:t>
@@ -6871,13 +6871,13 @@
         <w:tc>
           <w:tcPr>
             <w:tcW w:type="dxa" w:w="1337"/>
-            <w:shd w:fill="F8FAFC"/>
-          </w:tcPr>
-          <w:p>
-            <w:r>
-              <w:rPr>
-                <w:rFonts w:ascii="Arial" w:hAnsi="Arial"/>
-                <w:color w:val="1E293B"/>
+            <w:shd w:fill="F9FAFB"/>
+          </w:tcPr>
+          <w:p>
+            <w:r>
+              <w:rPr>
+                <w:rFonts w:ascii="Arial" w:hAnsi="Arial"/>
+                <w:color w:val="000000"/>
                 <w:sz w:val="16"/>
               </w:rPr>
               <w:t>PASSED</w:t>
@@ -6895,7 +6895,7 @@
             <w:r>
               <w:rPr>
                 <w:rFonts w:ascii="Arial" w:hAnsi="Arial"/>
-                <w:color w:val="1E293B"/>
+                <w:color w:val="000000"/>
                 <w:sz w:val="16"/>
               </w:rPr>
               <w:t>PMS-F-018</w:t>
@@ -6911,7 +6911,7 @@
             <w:r>
               <w:rPr>
                 <w:rFonts w:ascii="Arial" w:hAnsi="Arial"/>
-                <w:color w:val="1E293B"/>
+                <w:color w:val="000000"/>
                 <w:sz w:val="16"/>
               </w:rPr>
               <w:t>Automated GitHub Actions CI/CD</w:t>
@@ -6927,7 +6927,7 @@
             <w:r>
               <w:rPr>
                 <w:rFonts w:ascii="Arial" w:hAnsi="Arial"/>
-                <w:color w:val="1E293B"/>
+                <w:color w:val="000000"/>
                 <w:sz w:val="16"/>
               </w:rPr>
               <w:t>Functional</w:t>
@@ -6943,7 +6943,7 @@
             <w:r>
               <w:rPr>
                 <w:rFonts w:ascii="Arial" w:hAnsi="Arial"/>
-                <w:color w:val="1E293B"/>
+                <w:color w:val="000000"/>
                 <w:sz w:val="16"/>
               </w:rPr>
               <w:t>High</w:t>
@@ -6959,7 +6959,7 @@
             <w:r>
               <w:rPr>
                 <w:rFonts w:ascii="Arial" w:hAnsi="Arial"/>
-                <w:color w:val="1E293B"/>
+                <w:color w:val="000000"/>
                 <w:sz w:val="16"/>
               </w:rPr>
               <w:t>TC-CICD-01</w:t>
@@ -6975,7 +6975,7 @@
             <w:r>
               <w:rPr>
                 <w:rFonts w:ascii="Arial" w:hAnsi="Arial"/>
-                <w:color w:val="1E293B"/>
+                <w:color w:val="000000"/>
                 <w:sz w:val="16"/>
               </w:rPr>
               <w:t>feature/eshwar-sprint-estimation-cicd</w:t>
@@ -6991,7 +6991,7 @@
             <w:r>
               <w:rPr>
                 <w:rFonts w:ascii="Arial" w:hAnsi="Arial"/>
-                <w:color w:val="1E293B"/>
+                <w:color w:val="000000"/>
                 <w:sz w:val="16"/>
               </w:rPr>
               <w:t>PASSED</w:t>
@@ -7009,8 +7009,8 @@
         <w:rPr>
           <w:rFonts w:ascii="Arial" w:hAnsi="Arial"/>
           <w:b/>
-          <w:color w:val="312E81"/>
-          <w:sz w:val="34"/>
+          <w:color w:val="000000"/>
+          <w:sz w:val="30"/>
         </w:rPr>
         <w:t>9. Git Branching Strategy &amp; Team Collaboration Record</w:t>
       </w:r>
@@ -7038,7 +7038,7 @@
         <w:tc>
           <w:tcPr>
             <w:tcW w:type="dxa" w:w="1872"/>
-            <w:shd w:fill="312E81"/>
+            <w:shd w:fill="E5E7EB"/>
           </w:tcPr>
           <w:p>
             <w:pPr>
@@ -7048,7 +7048,7 @@
               <w:rPr>
                 <w:rFonts w:ascii="Arial" w:hAnsi="Arial"/>
                 <w:b/>
-                <w:color w:val="FFFFFF"/>
+                <w:color w:val="000000"/>
                 <w:sz w:val="17"/>
               </w:rPr>
               <w:t>Member Name</w:t>
@@ -7058,7 +7058,7 @@
         <w:tc>
           <w:tcPr>
             <w:tcW w:type="dxa" w:w="1872"/>
-            <w:shd w:fill="312E81"/>
+            <w:shd w:fill="E5E7EB"/>
           </w:tcPr>
           <w:p>
             <w:pPr>
@@ -7068,7 +7068,7 @@
               <w:rPr>
                 <w:rFonts w:ascii="Arial" w:hAnsi="Arial"/>
                 <w:b/>
-                <w:color w:val="FFFFFF"/>
+                <w:color w:val="000000"/>
                 <w:sz w:val="17"/>
               </w:rPr>
               <w:t>USN</w:t>
@@ -7078,7 +7078,7 @@
         <w:tc>
           <w:tcPr>
             <w:tcW w:type="dxa" w:w="1872"/>
-            <w:shd w:fill="312E81"/>
+            <w:shd w:fill="E5E7EB"/>
           </w:tcPr>
           <w:p>
             <w:pPr>
@@ -7088,7 +7088,7 @@
               <w:rPr>
                 <w:rFonts w:ascii="Arial" w:hAnsi="Arial"/>
                 <w:b/>
-                <w:color w:val="FFFFFF"/>
+                <w:color w:val="000000"/>
                 <w:sz w:val="17"/>
               </w:rPr>
               <w:t>Dedicated Git Feature Branch</w:t>
@@ -7098,7 +7098,7 @@
         <w:tc>
           <w:tcPr>
             <w:tcW w:type="dxa" w:w="1872"/>
-            <w:shd w:fill="312E81"/>
+            <w:shd w:fill="E5E7EB"/>
           </w:tcPr>
           <w:p>
             <w:pPr>
@@ -7108,7 +7108,7 @@
               <w:rPr>
                 <w:rFonts w:ascii="Arial" w:hAnsi="Arial"/>
                 <w:b/>
-                <w:color w:val="FFFFFF"/>
+                <w:color w:val="000000"/>
                 <w:sz w:val="17"/>
               </w:rPr>
               <w:t>Individual Commits &amp; Deliverables</w:t>
@@ -7118,7 +7118,7 @@
         <w:tc>
           <w:tcPr>
             <w:tcW w:type="dxa" w:w="1872"/>
-            <w:shd w:fill="312E81"/>
+            <w:shd w:fill="E5E7EB"/>
           </w:tcPr>
           <w:p>
             <w:pPr>
@@ -7128,7 +7128,7 @@
               <w:rPr>
                 <w:rFonts w:ascii="Arial" w:hAnsi="Arial"/>
                 <w:b/>
-                <w:color w:val="FFFFFF"/>
+                <w:color w:val="000000"/>
                 <w:sz w:val="17"/>
               </w:rPr>
               <w:t>PR Status</w:t>
@@ -7140,13 +7140,13 @@
         <w:tc>
           <w:tcPr>
             <w:tcW w:type="dxa" w:w="1872"/>
-            <w:shd w:fill="F8FAFC"/>
-          </w:tcPr>
-          <w:p>
-            <w:r>
-              <w:rPr>
-                <w:rFonts w:ascii="Arial" w:hAnsi="Arial"/>
-                <w:color w:val="1E293B"/>
+            <w:shd w:fill="F9FAFB"/>
+          </w:tcPr>
+          <w:p>
+            <w:r>
+              <w:rPr>
+                <w:rFonts w:ascii="Arial" w:hAnsi="Arial"/>
+                <w:color w:val="000000"/>
                 <w:sz w:val="16"/>
               </w:rPr>
               <w:t>Darshan P Pawar</w:t>
@@ -7156,13 +7156,13 @@
         <w:tc>
           <w:tcPr>
             <w:tcW w:type="dxa" w:w="1872"/>
-            <w:shd w:fill="F8FAFC"/>
-          </w:tcPr>
-          <w:p>
-            <w:r>
-              <w:rPr>
-                <w:rFonts w:ascii="Arial" w:hAnsi="Arial"/>
-                <w:color w:val="1E293B"/>
+            <w:shd w:fill="F9FAFB"/>
+          </w:tcPr>
+          <w:p>
+            <w:r>
+              <w:rPr>
+                <w:rFonts w:ascii="Arial" w:hAnsi="Arial"/>
+                <w:color w:val="000000"/>
                 <w:sz w:val="16"/>
               </w:rPr>
               <w:t>PES2UG24CS143</w:t>
@@ -7172,13 +7172,13 @@
         <w:tc>
           <w:tcPr>
             <w:tcW w:type="dxa" w:w="1872"/>
-            <w:shd w:fill="F8FAFC"/>
-          </w:tcPr>
-          <w:p>
-            <w:r>
-              <w:rPr>
-                <w:rFonts w:ascii="Arial" w:hAnsi="Arial"/>
-                <w:color w:val="1E293B"/>
+            <w:shd w:fill="F9FAFB"/>
+          </w:tcPr>
+          <w:p>
+            <w:r>
+              <w:rPr>
+                <w:rFonts w:ascii="Arial" w:hAnsi="Arial"/>
+                <w:color w:val="000000"/>
                 <w:sz w:val="16"/>
               </w:rPr>
               <w:t>feature/darshan-core-auth-dashboard</w:t>
@@ -7188,13 +7188,13 @@
         <w:tc>
           <w:tcPr>
             <w:tcW w:type="dxa" w:w="1872"/>
-            <w:shd w:fill="F8FAFC"/>
-          </w:tcPr>
-          <w:p>
-            <w:r>
-              <w:rPr>
-                <w:rFonts w:ascii="Arial" w:hAnsi="Arial"/>
-                <w:color w:val="1E293B"/>
+            <w:shd w:fill="F9FAFB"/>
+          </w:tcPr>
+          <w:p>
+            <w:r>
+              <w:rPr>
+                <w:rFonts w:ascii="Arial" w:hAnsi="Arial"/>
+                <w:color w:val="000000"/>
                 <w:sz w:val="16"/>
               </w:rPr>
               <w:t>App shell, Auth Context, Dashboard KPIs, SRS Document</w:t>
@@ -7204,13 +7204,13 @@
         <w:tc>
           <w:tcPr>
             <w:tcW w:type="dxa" w:w="1872"/>
-            <w:shd w:fill="F8FAFC"/>
-          </w:tcPr>
-          <w:p>
-            <w:r>
-              <w:rPr>
-                <w:rFonts w:ascii="Arial" w:hAnsi="Arial"/>
-                <w:color w:val="1E293B"/>
+            <w:shd w:fill="F9FAFB"/>
+          </w:tcPr>
+          <w:p>
+            <w:r>
+              <w:rPr>
+                <w:rFonts w:ascii="Arial" w:hAnsi="Arial"/>
+                <w:color w:val="000000"/>
                 <w:sz w:val="16"/>
               </w:rPr>
               <w:t>Merged to main</w:t>
@@ -7228,7 +7228,7 @@
             <w:r>
               <w:rPr>
                 <w:rFonts w:ascii="Arial" w:hAnsi="Arial"/>
-                <w:color w:val="1E293B"/>
+                <w:color w:val="000000"/>
                 <w:sz w:val="16"/>
               </w:rPr>
               <w:t>DHATRI SHIVAPRASAD</w:t>
@@ -7244,7 +7244,7 @@
             <w:r>
               <w:rPr>
                 <w:rFonts w:ascii="Arial" w:hAnsi="Arial"/>
-                <w:color w:val="1E293B"/>
+                <w:color w:val="000000"/>
                 <w:sz w:val="16"/>
               </w:rPr>
               <w:t>PES2UG24CS158</w:t>
@@ -7260,7 +7260,7 @@
             <w:r>
               <w:rPr>
                 <w:rFonts w:ascii="Arial" w:hAnsi="Arial"/>
-                <w:color w:val="1E293B"/>
+                <w:color w:val="000000"/>
                 <w:sz w:val="16"/>
               </w:rPr>
               <w:t>feature/dhatri-kanban-workflow</w:t>
@@ -7276,7 +7276,7 @@
             <w:r>
               <w:rPr>
                 <w:rFonts w:ascii="Arial" w:hAnsi="Arial"/>
-                <w:color w:val="1E293B"/>
+                <w:color w:val="000000"/>
                 <w:sz w:val="16"/>
               </w:rPr>
               <w:t>Kanban board UI, HTML5 drag-and-drop, Task modal CRUD</w:t>
@@ -7292,7 +7292,7 @@
             <w:r>
               <w:rPr>
                 <w:rFonts w:ascii="Arial" w:hAnsi="Arial"/>
-                <w:color w:val="1E293B"/>
+                <w:color w:val="000000"/>
                 <w:sz w:val="16"/>
               </w:rPr>
               <w:t>Merged to main</w:t>
@@ -7304,13 +7304,13 @@
         <w:tc>
           <w:tcPr>
             <w:tcW w:type="dxa" w:w="1872"/>
-            <w:shd w:fill="F8FAFC"/>
-          </w:tcPr>
-          <w:p>
-            <w:r>
-              <w:rPr>
-                <w:rFonts w:ascii="Arial" w:hAnsi="Arial"/>
-                <w:color w:val="1E293B"/>
+            <w:shd w:fill="F9FAFB"/>
+          </w:tcPr>
+          <w:p>
+            <w:r>
+              <w:rPr>
+                <w:rFonts w:ascii="Arial" w:hAnsi="Arial"/>
+                <w:color w:val="000000"/>
                 <w:sz w:val="16"/>
               </w:rPr>
               <w:t>CHANDAN KUMAR K</w:t>
@@ -7320,13 +7320,13 @@
         <w:tc>
           <w:tcPr>
             <w:tcW w:type="dxa" w:w="1872"/>
-            <w:shd w:fill="F8FAFC"/>
-          </w:tcPr>
-          <w:p>
-            <w:r>
-              <w:rPr>
-                <w:rFonts w:ascii="Arial" w:hAnsi="Arial"/>
-                <w:color w:val="1E293B"/>
+            <w:shd w:fill="F9FAFB"/>
+          </w:tcPr>
+          <w:p>
+            <w:r>
+              <w:rPr>
+                <w:rFonts w:ascii="Arial" w:hAnsi="Arial"/>
+                <w:color w:val="000000"/>
                 <w:sz w:val="16"/>
               </w:rPr>
               <w:t>PES2UG24CS128</w:t>
@@ -7336,13 +7336,13 @@
         <w:tc>
           <w:tcPr>
             <w:tcW w:type="dxa" w:w="1872"/>
-            <w:shd w:fill="F8FAFC"/>
-          </w:tcPr>
-          <w:p>
-            <w:r>
-              <w:rPr>
-                <w:rFonts w:ascii="Arial" w:hAnsi="Arial"/>
-                <w:color w:val="1E293B"/>
+            <w:shd w:fill="F9FAFB"/>
+          </w:tcPr>
+          <w:p>
+            <w:r>
+              <w:rPr>
+                <w:rFonts w:ascii="Arial" w:hAnsi="Arial"/>
+                <w:color w:val="000000"/>
                 <w:sz w:val="16"/>
               </w:rPr>
               <w:t>feature/chandan-supabase-backend-api</w:t>
@@ -7352,13 +7352,13 @@
         <w:tc>
           <w:tcPr>
             <w:tcW w:type="dxa" w:w="1872"/>
-            <w:shd w:fill="F8FAFC"/>
-          </w:tcPr>
-          <w:p>
-            <w:r>
-              <w:rPr>
-                <w:rFonts w:ascii="Arial" w:hAnsi="Arial"/>
-                <w:color w:val="1E293B"/>
+            <w:shd w:fill="F9FAFB"/>
+          </w:tcPr>
+          <w:p>
+            <w:r>
+              <w:rPr>
+                <w:rFonts w:ascii="Arial" w:hAnsi="Arial"/>
+                <w:color w:val="000000"/>
                 <w:sz w:val="16"/>
               </w:rPr>
               <w:t>Supabase PostgreSQL schema, RLS policies, DataService</w:t>
@@ -7368,13 +7368,13 @@
         <w:tc>
           <w:tcPr>
             <w:tcW w:type="dxa" w:w="1872"/>
-            <w:shd w:fill="F8FAFC"/>
-          </w:tcPr>
-          <w:p>
-            <w:r>
-              <w:rPr>
-                <w:rFonts w:ascii="Arial" w:hAnsi="Arial"/>
-                <w:color w:val="1E293B"/>
+            <w:shd w:fill="F9FAFB"/>
+          </w:tcPr>
+          <w:p>
+            <w:r>
+              <w:rPr>
+                <w:rFonts w:ascii="Arial" w:hAnsi="Arial"/>
+                <w:color w:val="000000"/>
                 <w:sz w:val="16"/>
               </w:rPr>
               <w:t>Merged to main</w:t>
@@ -7392,7 +7392,7 @@
             <w:r>
               <w:rPr>
                 <w:rFonts w:ascii="Arial" w:hAnsi="Arial"/>
-                <w:color w:val="1E293B"/>
+                <w:color w:val="000000"/>
                 <w:sz w:val="16"/>
               </w:rPr>
               <w:t>GURUBELLI YEKAMBAR ESHWAR RAO</w:t>
@@ -7408,7 +7408,7 @@
             <w:r>
               <w:rPr>
                 <w:rFonts w:ascii="Arial" w:hAnsi="Arial"/>
-                <w:color w:val="1E293B"/>
+                <w:color w:val="000000"/>
                 <w:sz w:val="16"/>
               </w:rPr>
               <w:t>PES2UG24CS173</w:t>
@@ -7424,7 +7424,7 @@
             <w:r>
               <w:rPr>
                 <w:rFonts w:ascii="Arial" w:hAnsi="Arial"/>
-                <w:color w:val="1E293B"/>
+                <w:color w:val="000000"/>
                 <w:sz w:val="16"/>
               </w:rPr>
               <w:t>feature/eshwar-sprint-estimation-cicd</w:t>
@@ -7440,7 +7440,7 @@
             <w:r>
               <w:rPr>
                 <w:rFonts w:ascii="Arial" w:hAnsi="Arial"/>
-                <w:color w:val="1E293B"/>
+                <w:color w:val="000000"/>
                 <w:sz w:val="16"/>
               </w:rPr>
               <w:t>Fibonacci estimation, Burndown chart, CI/CD, Vitest tests</w:t>
@@ -7456,7 +7456,7 @@
             <w:r>
               <w:rPr>
                 <w:rFonts w:ascii="Arial" w:hAnsi="Arial"/>
-                <w:color w:val="1E293B"/>
+                <w:color w:val="000000"/>
                 <w:sz w:val="16"/>
               </w:rPr>
               <w:t>Merged to main</w:t>

--- a/docs/Team11_Project_Report.docx
+++ b/docs/Team11_Project_Report.docx
@@ -97,15 +97,15 @@
         <w:tblLook w:firstColumn="1" w:firstRow="1" w:lastColumn="0" w:lastRow="0" w:noHBand="0" w:noVBand="1" w:val="04A0"/>
       </w:tblPr>
       <w:tblGrid>
-        <w:gridCol w:w="2340"/>
-        <w:gridCol w:w="2340"/>
-        <w:gridCol w:w="2340"/>
-        <w:gridCol w:w="2340"/>
+        <w:gridCol w:w="2412"/>
+        <w:gridCol w:w="2412"/>
+        <w:gridCol w:w="2412"/>
+        <w:gridCol w:w="2412"/>
       </w:tblGrid>
       <w:tr>
         <w:tc>
           <w:tcPr>
-            <w:tcW w:type="dxa" w:w="2340"/>
+            <w:tcW w:type="dxa" w:w="2412"/>
             <w:shd w:fill="E5E7EB"/>
           </w:tcPr>
           <w:p>
@@ -125,7 +125,7 @@
         </w:tc>
         <w:tc>
           <w:tcPr>
-            <w:tcW w:type="dxa" w:w="2340"/>
+            <w:tcW w:type="dxa" w:w="2412"/>
             <w:shd w:fill="E5E7EB"/>
           </w:tcPr>
           <w:p>
@@ -145,7 +145,7 @@
         </w:tc>
         <w:tc>
           <w:tcPr>
-            <w:tcW w:type="dxa" w:w="2340"/>
+            <w:tcW w:type="dxa" w:w="2412"/>
             <w:shd w:fill="E5E7EB"/>
           </w:tcPr>
           <w:p>
@@ -165,7 +165,7 @@
         </w:tc>
         <w:tc>
           <w:tcPr>
-            <w:tcW w:type="dxa" w:w="2340"/>
+            <w:tcW w:type="dxa" w:w="2412"/>
             <w:shd w:fill="E5E7EB"/>
           </w:tcPr>
           <w:p>
@@ -187,7 +187,7 @@
       <w:tr>
         <w:tc>
           <w:tcPr>
-            <w:tcW w:type="dxa" w:w="2340"/>
+            <w:tcW w:type="dxa" w:w="2412"/>
             <w:shd w:fill="F9FAFB"/>
           </w:tcPr>
           <w:p>
@@ -203,7 +203,7 @@
         </w:tc>
         <w:tc>
           <w:tcPr>
-            <w:tcW w:type="dxa" w:w="2340"/>
+            <w:tcW w:type="dxa" w:w="2412"/>
             <w:shd w:fill="F9FAFB"/>
           </w:tcPr>
           <w:p>
@@ -219,7 +219,7 @@
         </w:tc>
         <w:tc>
           <w:tcPr>
-            <w:tcW w:type="dxa" w:w="2340"/>
+            <w:tcW w:type="dxa" w:w="2412"/>
             <w:shd w:fill="F9FAFB"/>
           </w:tcPr>
           <w:p>
@@ -235,7 +235,7 @@
         </w:tc>
         <w:tc>
           <w:tcPr>
-            <w:tcW w:type="dxa" w:w="2340"/>
+            <w:tcW w:type="dxa" w:w="2412"/>
             <w:shd w:fill="F9FAFB"/>
           </w:tcPr>
           <w:p>
@@ -253,7 +253,7 @@
       <w:tr>
         <w:tc>
           <w:tcPr>
-            <w:tcW w:type="dxa" w:w="2340"/>
+            <w:tcW w:type="dxa" w:w="2412"/>
             <w:shd w:fill="FFFFFF"/>
           </w:tcPr>
           <w:p>
@@ -269,7 +269,7 @@
         </w:tc>
         <w:tc>
           <w:tcPr>
-            <w:tcW w:type="dxa" w:w="2340"/>
+            <w:tcW w:type="dxa" w:w="2412"/>
             <w:shd w:fill="FFFFFF"/>
           </w:tcPr>
           <w:p>
@@ -285,7 +285,7 @@
         </w:tc>
         <w:tc>
           <w:tcPr>
-            <w:tcW w:type="dxa" w:w="2340"/>
+            <w:tcW w:type="dxa" w:w="2412"/>
             <w:shd w:fill="FFFFFF"/>
           </w:tcPr>
           <w:p>
@@ -301,7 +301,7 @@
         </w:tc>
         <w:tc>
           <w:tcPr>
-            <w:tcW w:type="dxa" w:w="2340"/>
+            <w:tcW w:type="dxa" w:w="2412"/>
             <w:shd w:fill="FFFFFF"/>
           </w:tcPr>
           <w:p>
@@ -319,7 +319,7 @@
       <w:tr>
         <w:tc>
           <w:tcPr>
-            <w:tcW w:type="dxa" w:w="2340"/>
+            <w:tcW w:type="dxa" w:w="2412"/>
             <w:shd w:fill="F9FAFB"/>
           </w:tcPr>
           <w:p>
@@ -335,7 +335,7 @@
         </w:tc>
         <w:tc>
           <w:tcPr>
-            <w:tcW w:type="dxa" w:w="2340"/>
+            <w:tcW w:type="dxa" w:w="2412"/>
             <w:shd w:fill="F9FAFB"/>
           </w:tcPr>
           <w:p>
@@ -351,7 +351,7 @@
         </w:tc>
         <w:tc>
           <w:tcPr>
-            <w:tcW w:type="dxa" w:w="2340"/>
+            <w:tcW w:type="dxa" w:w="2412"/>
             <w:shd w:fill="F9FAFB"/>
           </w:tcPr>
           <w:p>
@@ -367,7 +367,7 @@
         </w:tc>
         <w:tc>
           <w:tcPr>
-            <w:tcW w:type="dxa" w:w="2340"/>
+            <w:tcW w:type="dxa" w:w="2412"/>
             <w:shd w:fill="F9FAFB"/>
           </w:tcPr>
           <w:p>
@@ -385,7 +385,7 @@
       <w:tr>
         <w:tc>
           <w:tcPr>
-            <w:tcW w:type="dxa" w:w="2340"/>
+            <w:tcW w:type="dxa" w:w="2412"/>
             <w:shd w:fill="FFFFFF"/>
           </w:tcPr>
           <w:p>
@@ -401,7 +401,7 @@
         </w:tc>
         <w:tc>
           <w:tcPr>
-            <w:tcW w:type="dxa" w:w="2340"/>
+            <w:tcW w:type="dxa" w:w="2412"/>
             <w:shd w:fill="FFFFFF"/>
           </w:tcPr>
           <w:p>
@@ -417,7 +417,7 @@
         </w:tc>
         <w:tc>
           <w:tcPr>
-            <w:tcW w:type="dxa" w:w="2340"/>
+            <w:tcW w:type="dxa" w:w="2412"/>
             <w:shd w:fill="FFFFFF"/>
           </w:tcPr>
           <w:p>
@@ -433,7 +433,7 @@
         </w:tc>
         <w:tc>
           <w:tcPr>
-            <w:tcW w:type="dxa" w:w="2340"/>
+            <w:tcW w:type="dxa" w:w="2412"/>
             <w:shd w:fill="FFFFFF"/>
           </w:tcPr>
           <w:p>
@@ -503,16 +503,16 @@
         <w:tblLook w:firstColumn="1" w:firstRow="1" w:lastColumn="0" w:lastRow="0" w:noHBand="0" w:noVBand="1" w:val="04A0"/>
       </w:tblPr>
       <w:tblGrid>
-        <w:gridCol w:w="1872"/>
-        <w:gridCol w:w="1872"/>
-        <w:gridCol w:w="1872"/>
-        <w:gridCol w:w="1872"/>
-        <w:gridCol w:w="1872"/>
+        <w:gridCol w:w="1930"/>
+        <w:gridCol w:w="1930"/>
+        <w:gridCol w:w="1930"/>
+        <w:gridCol w:w="1930"/>
+        <w:gridCol w:w="1930"/>
       </w:tblGrid>
       <w:tr>
         <w:tc>
           <w:tcPr>
-            <w:tcW w:type="dxa" w:w="1872"/>
+            <w:tcW w:type="dxa" w:w="1930"/>
             <w:shd w:fill="E5E7EB"/>
           </w:tcPr>
           <w:p>
@@ -532,7 +532,7 @@
         </w:tc>
         <w:tc>
           <w:tcPr>
-            <w:tcW w:type="dxa" w:w="1872"/>
+            <w:tcW w:type="dxa" w:w="1930"/>
             <w:shd w:fill="E5E7EB"/>
           </w:tcPr>
           <w:p>
@@ -552,7 +552,7 @@
         </w:tc>
         <w:tc>
           <w:tcPr>
-            <w:tcW w:type="dxa" w:w="1872"/>
+            <w:tcW w:type="dxa" w:w="1930"/>
             <w:shd w:fill="E5E7EB"/>
           </w:tcPr>
           <w:p>
@@ -572,7 +572,7 @@
         </w:tc>
         <w:tc>
           <w:tcPr>
-            <w:tcW w:type="dxa" w:w="1872"/>
+            <w:tcW w:type="dxa" w:w="1930"/>
             <w:shd w:fill="E5E7EB"/>
           </w:tcPr>
           <w:p>
@@ -592,7 +592,7 @@
         </w:tc>
         <w:tc>
           <w:tcPr>
-            <w:tcW w:type="dxa" w:w="1872"/>
+            <w:tcW w:type="dxa" w:w="1930"/>
             <w:shd w:fill="E5E7EB"/>
           </w:tcPr>
           <w:p>
@@ -614,7 +614,7 @@
       <w:tr>
         <w:tc>
           <w:tcPr>
-            <w:tcW w:type="dxa" w:w="1872"/>
+            <w:tcW w:type="dxa" w:w="1930"/>
             <w:shd w:fill="F9FAFB"/>
           </w:tcPr>
           <w:p>
@@ -630,7 +630,7 @@
         </w:tc>
         <w:tc>
           <w:tcPr>
-            <w:tcW w:type="dxa" w:w="1872"/>
+            <w:tcW w:type="dxa" w:w="1930"/>
             <w:shd w:fill="F9FAFB"/>
           </w:tcPr>
           <w:p>
@@ -646,7 +646,7 @@
         </w:tc>
         <w:tc>
           <w:tcPr>
-            <w:tcW w:type="dxa" w:w="1872"/>
+            <w:tcW w:type="dxa" w:w="1930"/>
             <w:shd w:fill="F9FAFB"/>
           </w:tcPr>
           <w:p>
@@ -662,7 +662,7 @@
         </w:tc>
         <w:tc>
           <w:tcPr>
-            <w:tcW w:type="dxa" w:w="1872"/>
+            <w:tcW w:type="dxa" w:w="1930"/>
             <w:shd w:fill="F9FAFB"/>
           </w:tcPr>
           <w:p>
@@ -678,7 +678,7 @@
         </w:tc>
         <w:tc>
           <w:tcPr>
-            <w:tcW w:type="dxa" w:w="1872"/>
+            <w:tcW w:type="dxa" w:w="1930"/>
             <w:shd w:fill="F9FAFB"/>
           </w:tcPr>
           <w:p>
@@ -703,15 +703,15 @@
         <w:tblLook w:firstColumn="1" w:firstRow="1" w:lastColumn="0" w:lastRow="0" w:noHBand="0" w:noVBand="1" w:val="04A0"/>
       </w:tblPr>
       <w:tblGrid>
-        <w:gridCol w:w="2340"/>
-        <w:gridCol w:w="2340"/>
-        <w:gridCol w:w="2340"/>
-        <w:gridCol w:w="2340"/>
+        <w:gridCol w:w="2412"/>
+        <w:gridCol w:w="2412"/>
+        <w:gridCol w:w="2412"/>
+        <w:gridCol w:w="2412"/>
       </w:tblGrid>
       <w:tr>
         <w:tc>
           <w:tcPr>
-            <w:tcW w:type="dxa" w:w="2340"/>
+            <w:tcW w:type="dxa" w:w="2412"/>
             <w:shd w:fill="E5E7EB"/>
           </w:tcPr>
           <w:p>
@@ -731,7 +731,7 @@
         </w:tc>
         <w:tc>
           <w:tcPr>
-            <w:tcW w:type="dxa" w:w="2340"/>
+            <w:tcW w:type="dxa" w:w="2412"/>
             <w:shd w:fill="E5E7EB"/>
           </w:tcPr>
           <w:p>
@@ -751,7 +751,7 @@
         </w:tc>
         <w:tc>
           <w:tcPr>
-            <w:tcW w:type="dxa" w:w="2340"/>
+            <w:tcW w:type="dxa" w:w="2412"/>
             <w:shd w:fill="E5E7EB"/>
           </w:tcPr>
           <w:p>
@@ -771,7 +771,7 @@
         </w:tc>
         <w:tc>
           <w:tcPr>
-            <w:tcW w:type="dxa" w:w="2340"/>
+            <w:tcW w:type="dxa" w:w="2412"/>
             <w:shd w:fill="E5E7EB"/>
           </w:tcPr>
           <w:p>
@@ -793,7 +793,7 @@
       <w:tr>
         <w:tc>
           <w:tcPr>
-            <w:tcW w:type="dxa" w:w="2340"/>
+            <w:tcW w:type="dxa" w:w="2412"/>
             <w:shd w:fill="F9FAFB"/>
           </w:tcPr>
           <w:p>
@@ -809,7 +809,7 @@
         </w:tc>
         <w:tc>
           <w:tcPr>
-            <w:tcW w:type="dxa" w:w="2340"/>
+            <w:tcW w:type="dxa" w:w="2412"/>
             <w:shd w:fill="F9FAFB"/>
           </w:tcPr>
           <w:p>
@@ -825,7 +825,7 @@
         </w:tc>
         <w:tc>
           <w:tcPr>
-            <w:tcW w:type="dxa" w:w="2340"/>
+            <w:tcW w:type="dxa" w:w="2412"/>
             <w:shd w:fill="F9FAFB"/>
           </w:tcPr>
           <w:p>
@@ -841,7 +841,7 @@
         </w:tc>
         <w:tc>
           <w:tcPr>
-            <w:tcW w:type="dxa" w:w="2340"/>
+            <w:tcW w:type="dxa" w:w="2412"/>
             <w:shd w:fill="F9FAFB"/>
           </w:tcPr>
           <w:p>
@@ -859,7 +859,7 @@
       <w:tr>
         <w:tc>
           <w:tcPr>
-            <w:tcW w:type="dxa" w:w="2340"/>
+            <w:tcW w:type="dxa" w:w="2412"/>
             <w:shd w:fill="FFFFFF"/>
           </w:tcPr>
           <w:p>
@@ -875,7 +875,7 @@
         </w:tc>
         <w:tc>
           <w:tcPr>
-            <w:tcW w:type="dxa" w:w="2340"/>
+            <w:tcW w:type="dxa" w:w="2412"/>
             <w:shd w:fill="FFFFFF"/>
           </w:tcPr>
           <w:p>
@@ -891,7 +891,7 @@
         </w:tc>
         <w:tc>
           <w:tcPr>
-            <w:tcW w:type="dxa" w:w="2340"/>
+            <w:tcW w:type="dxa" w:w="2412"/>
             <w:shd w:fill="FFFFFF"/>
           </w:tcPr>
           <w:p>
@@ -907,7 +907,7 @@
         </w:tc>
         <w:tc>
           <w:tcPr>
-            <w:tcW w:type="dxa" w:w="2340"/>
+            <w:tcW w:type="dxa" w:w="2412"/>
             <w:shd w:fill="FFFFFF"/>
           </w:tcPr>
           <w:p>
@@ -1368,18 +1368,18 @@
         <w:tblLook w:firstColumn="1" w:firstRow="1" w:lastColumn="0" w:lastRow="0" w:noHBand="0" w:noVBand="1" w:val="04A0"/>
       </w:tblPr>
       <w:tblGrid>
-        <w:gridCol w:w="1337"/>
-        <w:gridCol w:w="1337"/>
-        <w:gridCol w:w="1337"/>
-        <w:gridCol w:w="1337"/>
-        <w:gridCol w:w="1337"/>
-        <w:gridCol w:w="1337"/>
-        <w:gridCol w:w="1337"/>
+        <w:gridCol w:w="1378"/>
+        <w:gridCol w:w="1378"/>
+        <w:gridCol w:w="1378"/>
+        <w:gridCol w:w="1378"/>
+        <w:gridCol w:w="1378"/>
+        <w:gridCol w:w="1378"/>
+        <w:gridCol w:w="1378"/>
       </w:tblGrid>
       <w:tr>
         <w:tc>
           <w:tcPr>
-            <w:tcW w:type="dxa" w:w="1337"/>
+            <w:tcW w:type="dxa" w:w="1378"/>
             <w:shd w:fill="E5E7EB"/>
           </w:tcPr>
           <w:p>
@@ -1399,7 +1399,7 @@
         </w:tc>
         <w:tc>
           <w:tcPr>
-            <w:tcW w:type="dxa" w:w="1337"/>
+            <w:tcW w:type="dxa" w:w="1378"/>
             <w:shd w:fill="E5E7EB"/>
           </w:tcPr>
           <w:p>
@@ -1419,7 +1419,7 @@
         </w:tc>
         <w:tc>
           <w:tcPr>
-            <w:tcW w:type="dxa" w:w="1337"/>
+            <w:tcW w:type="dxa" w:w="1378"/>
             <w:shd w:fill="E5E7EB"/>
           </w:tcPr>
           <w:p>
@@ -1439,7 +1439,7 @@
         </w:tc>
         <w:tc>
           <w:tcPr>
-            <w:tcW w:type="dxa" w:w="1337"/>
+            <w:tcW w:type="dxa" w:w="1378"/>
             <w:shd w:fill="E5E7EB"/>
           </w:tcPr>
           <w:p>
@@ -1459,7 +1459,7 @@
         </w:tc>
         <w:tc>
           <w:tcPr>
-            <w:tcW w:type="dxa" w:w="1337"/>
+            <w:tcW w:type="dxa" w:w="1378"/>
             <w:shd w:fill="E5E7EB"/>
           </w:tcPr>
           <w:p>
@@ -1479,7 +1479,7 @@
         </w:tc>
         <w:tc>
           <w:tcPr>
-            <w:tcW w:type="dxa" w:w="1337"/>
+            <w:tcW w:type="dxa" w:w="1378"/>
             <w:shd w:fill="E5E7EB"/>
           </w:tcPr>
           <w:p>
@@ -1499,7 +1499,7 @@
         </w:tc>
         <w:tc>
           <w:tcPr>
-            <w:tcW w:type="dxa" w:w="1337"/>
+            <w:tcW w:type="dxa" w:w="1378"/>
             <w:shd w:fill="E5E7EB"/>
           </w:tcPr>
           <w:p>
@@ -1521,7 +1521,7 @@
       <w:tr>
         <w:tc>
           <w:tcPr>
-            <w:tcW w:type="dxa" w:w="1337"/>
+            <w:tcW w:type="dxa" w:w="1378"/>
             <w:shd w:fill="F9FAFB"/>
           </w:tcPr>
           <w:p>
@@ -1537,7 +1537,7 @@
         </w:tc>
         <w:tc>
           <w:tcPr>
-            <w:tcW w:type="dxa" w:w="1337"/>
+            <w:tcW w:type="dxa" w:w="1378"/>
             <w:shd w:fill="F9FAFB"/>
           </w:tcPr>
           <w:p>
@@ -1553,7 +1553,7 @@
         </w:tc>
         <w:tc>
           <w:tcPr>
-            <w:tcW w:type="dxa" w:w="1337"/>
+            <w:tcW w:type="dxa" w:w="1378"/>
             <w:shd w:fill="F9FAFB"/>
           </w:tcPr>
           <w:p>
@@ -1569,7 +1569,7 @@
         </w:tc>
         <w:tc>
           <w:tcPr>
-            <w:tcW w:type="dxa" w:w="1337"/>
+            <w:tcW w:type="dxa" w:w="1378"/>
             <w:shd w:fill="F9FAFB"/>
           </w:tcPr>
           <w:p>
@@ -1585,7 +1585,7 @@
         </w:tc>
         <w:tc>
           <w:tcPr>
-            <w:tcW w:type="dxa" w:w="1337"/>
+            <w:tcW w:type="dxa" w:w="1378"/>
             <w:shd w:fill="F9FAFB"/>
           </w:tcPr>
           <w:p>
@@ -1601,7 +1601,7 @@
         </w:tc>
         <w:tc>
           <w:tcPr>
-            <w:tcW w:type="dxa" w:w="1337"/>
+            <w:tcW w:type="dxa" w:w="1378"/>
             <w:shd w:fill="F9FAFB"/>
           </w:tcPr>
           <w:p>
@@ -1617,7 +1617,7 @@
         </w:tc>
         <w:tc>
           <w:tcPr>
-            <w:tcW w:type="dxa" w:w="1337"/>
+            <w:tcW w:type="dxa" w:w="1378"/>
             <w:shd w:fill="F9FAFB"/>
           </w:tcPr>
           <w:p>
@@ -1635,7 +1635,7 @@
       <w:tr>
         <w:tc>
           <w:tcPr>
-            <w:tcW w:type="dxa" w:w="1337"/>
+            <w:tcW w:type="dxa" w:w="1378"/>
             <w:shd w:fill="FFFFFF"/>
           </w:tcPr>
           <w:p>
@@ -1651,7 +1651,7 @@
         </w:tc>
         <w:tc>
           <w:tcPr>
-            <w:tcW w:type="dxa" w:w="1337"/>
+            <w:tcW w:type="dxa" w:w="1378"/>
             <w:shd w:fill="FFFFFF"/>
           </w:tcPr>
           <w:p>
@@ -1667,7 +1667,7 @@
         </w:tc>
         <w:tc>
           <w:tcPr>
-            <w:tcW w:type="dxa" w:w="1337"/>
+            <w:tcW w:type="dxa" w:w="1378"/>
             <w:shd w:fill="FFFFFF"/>
           </w:tcPr>
           <w:p>
@@ -1683,7 +1683,7 @@
         </w:tc>
         <w:tc>
           <w:tcPr>
-            <w:tcW w:type="dxa" w:w="1337"/>
+            <w:tcW w:type="dxa" w:w="1378"/>
             <w:shd w:fill="FFFFFF"/>
           </w:tcPr>
           <w:p>
@@ -1699,7 +1699,7 @@
         </w:tc>
         <w:tc>
           <w:tcPr>
-            <w:tcW w:type="dxa" w:w="1337"/>
+            <w:tcW w:type="dxa" w:w="1378"/>
             <w:shd w:fill="FFFFFF"/>
           </w:tcPr>
           <w:p>
@@ -1715,7 +1715,7 @@
         </w:tc>
         <w:tc>
           <w:tcPr>
-            <w:tcW w:type="dxa" w:w="1337"/>
+            <w:tcW w:type="dxa" w:w="1378"/>
             <w:shd w:fill="FFFFFF"/>
           </w:tcPr>
           <w:p>
@@ -1731,7 +1731,7 @@
         </w:tc>
         <w:tc>
           <w:tcPr>
-            <w:tcW w:type="dxa" w:w="1337"/>
+            <w:tcW w:type="dxa" w:w="1378"/>
             <w:shd w:fill="FFFFFF"/>
           </w:tcPr>
           <w:p>
@@ -1749,7 +1749,7 @@
       <w:tr>
         <w:tc>
           <w:tcPr>
-            <w:tcW w:type="dxa" w:w="1337"/>
+            <w:tcW w:type="dxa" w:w="1378"/>
             <w:shd w:fill="F9FAFB"/>
           </w:tcPr>
           <w:p>
@@ -1765,7 +1765,7 @@
         </w:tc>
         <w:tc>
           <w:tcPr>
-            <w:tcW w:type="dxa" w:w="1337"/>
+            <w:tcW w:type="dxa" w:w="1378"/>
             <w:shd w:fill="F9FAFB"/>
           </w:tcPr>
           <w:p>
@@ -1781,7 +1781,7 @@
         </w:tc>
         <w:tc>
           <w:tcPr>
-            <w:tcW w:type="dxa" w:w="1337"/>
+            <w:tcW w:type="dxa" w:w="1378"/>
             <w:shd w:fill="F9FAFB"/>
           </w:tcPr>
           <w:p>
@@ -1797,7 +1797,7 @@
         </w:tc>
         <w:tc>
           <w:tcPr>
-            <w:tcW w:type="dxa" w:w="1337"/>
+            <w:tcW w:type="dxa" w:w="1378"/>
             <w:shd w:fill="F9FAFB"/>
           </w:tcPr>
           <w:p>
@@ -1813,7 +1813,7 @@
         </w:tc>
         <w:tc>
           <w:tcPr>
-            <w:tcW w:type="dxa" w:w="1337"/>
+            <w:tcW w:type="dxa" w:w="1378"/>
             <w:shd w:fill="F9FAFB"/>
           </w:tcPr>
           <w:p>
@@ -1829,7 +1829,7 @@
         </w:tc>
         <w:tc>
           <w:tcPr>
-            <w:tcW w:type="dxa" w:w="1337"/>
+            <w:tcW w:type="dxa" w:w="1378"/>
             <w:shd w:fill="F9FAFB"/>
           </w:tcPr>
           <w:p>
@@ -1845,7 +1845,7 @@
         </w:tc>
         <w:tc>
           <w:tcPr>
-            <w:tcW w:type="dxa" w:w="1337"/>
+            <w:tcW w:type="dxa" w:w="1378"/>
             <w:shd w:fill="F9FAFB"/>
           </w:tcPr>
           <w:p>
@@ -1863,7 +1863,7 @@
       <w:tr>
         <w:tc>
           <w:tcPr>
-            <w:tcW w:type="dxa" w:w="1337"/>
+            <w:tcW w:type="dxa" w:w="1378"/>
             <w:shd w:fill="FFFFFF"/>
           </w:tcPr>
           <w:p>
@@ -1879,7 +1879,7 @@
         </w:tc>
         <w:tc>
           <w:tcPr>
-            <w:tcW w:type="dxa" w:w="1337"/>
+            <w:tcW w:type="dxa" w:w="1378"/>
             <w:shd w:fill="FFFFFF"/>
           </w:tcPr>
           <w:p>
@@ -1895,7 +1895,7 @@
         </w:tc>
         <w:tc>
           <w:tcPr>
-            <w:tcW w:type="dxa" w:w="1337"/>
+            <w:tcW w:type="dxa" w:w="1378"/>
             <w:shd w:fill="FFFFFF"/>
           </w:tcPr>
           <w:p>
@@ -1911,7 +1911,7 @@
         </w:tc>
         <w:tc>
           <w:tcPr>
-            <w:tcW w:type="dxa" w:w="1337"/>
+            <w:tcW w:type="dxa" w:w="1378"/>
             <w:shd w:fill="FFFFFF"/>
           </w:tcPr>
           <w:p>
@@ -1927,7 +1927,7 @@
         </w:tc>
         <w:tc>
           <w:tcPr>
-            <w:tcW w:type="dxa" w:w="1337"/>
+            <w:tcW w:type="dxa" w:w="1378"/>
             <w:shd w:fill="FFFFFF"/>
           </w:tcPr>
           <w:p>
@@ -1943,7 +1943,7 @@
         </w:tc>
         <w:tc>
           <w:tcPr>
-            <w:tcW w:type="dxa" w:w="1337"/>
+            <w:tcW w:type="dxa" w:w="1378"/>
             <w:shd w:fill="FFFFFF"/>
           </w:tcPr>
           <w:p>
@@ -1959,7 +1959,7 @@
         </w:tc>
         <w:tc>
           <w:tcPr>
-            <w:tcW w:type="dxa" w:w="1337"/>
+            <w:tcW w:type="dxa" w:w="1378"/>
             <w:shd w:fill="FFFFFF"/>
           </w:tcPr>
           <w:p>
@@ -1977,7 +1977,7 @@
       <w:tr>
         <w:tc>
           <w:tcPr>
-            <w:tcW w:type="dxa" w:w="1337"/>
+            <w:tcW w:type="dxa" w:w="1378"/>
             <w:shd w:fill="F9FAFB"/>
           </w:tcPr>
           <w:p>
@@ -1993,7 +1993,7 @@
         </w:tc>
         <w:tc>
           <w:tcPr>
-            <w:tcW w:type="dxa" w:w="1337"/>
+            <w:tcW w:type="dxa" w:w="1378"/>
             <w:shd w:fill="F9FAFB"/>
           </w:tcPr>
           <w:p>
@@ -2009,7 +2009,7 @@
         </w:tc>
         <w:tc>
           <w:tcPr>
-            <w:tcW w:type="dxa" w:w="1337"/>
+            <w:tcW w:type="dxa" w:w="1378"/>
             <w:shd w:fill="F9FAFB"/>
           </w:tcPr>
           <w:p>
@@ -2025,7 +2025,7 @@
         </w:tc>
         <w:tc>
           <w:tcPr>
-            <w:tcW w:type="dxa" w:w="1337"/>
+            <w:tcW w:type="dxa" w:w="1378"/>
             <w:shd w:fill="F9FAFB"/>
           </w:tcPr>
           <w:p>
@@ -2041,7 +2041,7 @@
         </w:tc>
         <w:tc>
           <w:tcPr>
-            <w:tcW w:type="dxa" w:w="1337"/>
+            <w:tcW w:type="dxa" w:w="1378"/>
             <w:shd w:fill="F9FAFB"/>
           </w:tcPr>
           <w:p>
@@ -2057,7 +2057,7 @@
         </w:tc>
         <w:tc>
           <w:tcPr>
-            <w:tcW w:type="dxa" w:w="1337"/>
+            <w:tcW w:type="dxa" w:w="1378"/>
             <w:shd w:fill="F9FAFB"/>
           </w:tcPr>
           <w:p>
@@ -2073,7 +2073,7 @@
         </w:tc>
         <w:tc>
           <w:tcPr>
-            <w:tcW w:type="dxa" w:w="1337"/>
+            <w:tcW w:type="dxa" w:w="1378"/>
             <w:shd w:fill="F9FAFB"/>
           </w:tcPr>
           <w:p>
@@ -2091,7 +2091,7 @@
       <w:tr>
         <w:tc>
           <w:tcPr>
-            <w:tcW w:type="dxa" w:w="1337"/>
+            <w:tcW w:type="dxa" w:w="1378"/>
             <w:shd w:fill="FFFFFF"/>
           </w:tcPr>
           <w:p>
@@ -2107,7 +2107,7 @@
         </w:tc>
         <w:tc>
           <w:tcPr>
-            <w:tcW w:type="dxa" w:w="1337"/>
+            <w:tcW w:type="dxa" w:w="1378"/>
             <w:shd w:fill="FFFFFF"/>
           </w:tcPr>
           <w:p>
@@ -2123,7 +2123,7 @@
         </w:tc>
         <w:tc>
           <w:tcPr>
-            <w:tcW w:type="dxa" w:w="1337"/>
+            <w:tcW w:type="dxa" w:w="1378"/>
             <w:shd w:fill="FFFFFF"/>
           </w:tcPr>
           <w:p>
@@ -2139,7 +2139,7 @@
         </w:tc>
         <w:tc>
           <w:tcPr>
-            <w:tcW w:type="dxa" w:w="1337"/>
+            <w:tcW w:type="dxa" w:w="1378"/>
             <w:shd w:fill="FFFFFF"/>
           </w:tcPr>
           <w:p>
@@ -2155,7 +2155,7 @@
         </w:tc>
         <w:tc>
           <w:tcPr>
-            <w:tcW w:type="dxa" w:w="1337"/>
+            <w:tcW w:type="dxa" w:w="1378"/>
             <w:shd w:fill="FFFFFF"/>
           </w:tcPr>
           <w:p>
@@ -2171,7 +2171,7 @@
         </w:tc>
         <w:tc>
           <w:tcPr>
-            <w:tcW w:type="dxa" w:w="1337"/>
+            <w:tcW w:type="dxa" w:w="1378"/>
             <w:shd w:fill="FFFFFF"/>
           </w:tcPr>
           <w:p>
@@ -2187,7 +2187,7 @@
         </w:tc>
         <w:tc>
           <w:tcPr>
-            <w:tcW w:type="dxa" w:w="1337"/>
+            <w:tcW w:type="dxa" w:w="1378"/>
             <w:shd w:fill="FFFFFF"/>
           </w:tcPr>
           <w:p>
@@ -2205,7 +2205,7 @@
       <w:tr>
         <w:tc>
           <w:tcPr>
-            <w:tcW w:type="dxa" w:w="1337"/>
+            <w:tcW w:type="dxa" w:w="1378"/>
             <w:shd w:fill="F9FAFB"/>
           </w:tcPr>
           <w:p>
@@ -2221,7 +2221,7 @@
         </w:tc>
         <w:tc>
           <w:tcPr>
-            <w:tcW w:type="dxa" w:w="1337"/>
+            <w:tcW w:type="dxa" w:w="1378"/>
             <w:shd w:fill="F9FAFB"/>
           </w:tcPr>
           <w:p>
@@ -2237,7 +2237,7 @@
         </w:tc>
         <w:tc>
           <w:tcPr>
-            <w:tcW w:type="dxa" w:w="1337"/>
+            <w:tcW w:type="dxa" w:w="1378"/>
             <w:shd w:fill="F9FAFB"/>
           </w:tcPr>
           <w:p>
@@ -2253,7 +2253,7 @@
         </w:tc>
         <w:tc>
           <w:tcPr>
-            <w:tcW w:type="dxa" w:w="1337"/>
+            <w:tcW w:type="dxa" w:w="1378"/>
             <w:shd w:fill="F9FAFB"/>
           </w:tcPr>
           <w:p>
@@ -2269,7 +2269,7 @@
         </w:tc>
         <w:tc>
           <w:tcPr>
-            <w:tcW w:type="dxa" w:w="1337"/>
+            <w:tcW w:type="dxa" w:w="1378"/>
             <w:shd w:fill="F9FAFB"/>
           </w:tcPr>
           <w:p>
@@ -2285,7 +2285,7 @@
         </w:tc>
         <w:tc>
           <w:tcPr>
-            <w:tcW w:type="dxa" w:w="1337"/>
+            <w:tcW w:type="dxa" w:w="1378"/>
             <w:shd w:fill="F9FAFB"/>
           </w:tcPr>
           <w:p>
@@ -2301,7 +2301,7 @@
         </w:tc>
         <w:tc>
           <w:tcPr>
-            <w:tcW w:type="dxa" w:w="1337"/>
+            <w:tcW w:type="dxa" w:w="1378"/>
             <w:shd w:fill="F9FAFB"/>
           </w:tcPr>
           <w:p>
@@ -2319,7 +2319,7 @@
       <w:tr>
         <w:tc>
           <w:tcPr>
-            <w:tcW w:type="dxa" w:w="1337"/>
+            <w:tcW w:type="dxa" w:w="1378"/>
             <w:shd w:fill="FFFFFF"/>
           </w:tcPr>
           <w:p>
@@ -2335,7 +2335,7 @@
         </w:tc>
         <w:tc>
           <w:tcPr>
-            <w:tcW w:type="dxa" w:w="1337"/>
+            <w:tcW w:type="dxa" w:w="1378"/>
             <w:shd w:fill="FFFFFF"/>
           </w:tcPr>
           <w:p>
@@ -2351,7 +2351,7 @@
         </w:tc>
         <w:tc>
           <w:tcPr>
-            <w:tcW w:type="dxa" w:w="1337"/>
+            <w:tcW w:type="dxa" w:w="1378"/>
             <w:shd w:fill="FFFFFF"/>
           </w:tcPr>
           <w:p>
@@ -2367,7 +2367,7 @@
         </w:tc>
         <w:tc>
           <w:tcPr>
-            <w:tcW w:type="dxa" w:w="1337"/>
+            <w:tcW w:type="dxa" w:w="1378"/>
             <w:shd w:fill="FFFFFF"/>
           </w:tcPr>
           <w:p>
@@ -2383,7 +2383,7 @@
         </w:tc>
         <w:tc>
           <w:tcPr>
-            <w:tcW w:type="dxa" w:w="1337"/>
+            <w:tcW w:type="dxa" w:w="1378"/>
             <w:shd w:fill="FFFFFF"/>
           </w:tcPr>
           <w:p>
@@ -2399,7 +2399,7 @@
         </w:tc>
         <w:tc>
           <w:tcPr>
-            <w:tcW w:type="dxa" w:w="1337"/>
+            <w:tcW w:type="dxa" w:w="1378"/>
             <w:shd w:fill="FFFFFF"/>
           </w:tcPr>
           <w:p>
@@ -2415,7 +2415,7 @@
         </w:tc>
         <w:tc>
           <w:tcPr>
-            <w:tcW w:type="dxa" w:w="1337"/>
+            <w:tcW w:type="dxa" w:w="1378"/>
             <w:shd w:fill="FFFFFF"/>
           </w:tcPr>
           <w:p>
@@ -2433,7 +2433,7 @@
       <w:tr>
         <w:tc>
           <w:tcPr>
-            <w:tcW w:type="dxa" w:w="1337"/>
+            <w:tcW w:type="dxa" w:w="1378"/>
             <w:shd w:fill="F9FAFB"/>
           </w:tcPr>
           <w:p>
@@ -2449,7 +2449,7 @@
         </w:tc>
         <w:tc>
           <w:tcPr>
-            <w:tcW w:type="dxa" w:w="1337"/>
+            <w:tcW w:type="dxa" w:w="1378"/>
             <w:shd w:fill="F9FAFB"/>
           </w:tcPr>
           <w:p>
@@ -2465,7 +2465,7 @@
         </w:tc>
         <w:tc>
           <w:tcPr>
-            <w:tcW w:type="dxa" w:w="1337"/>
+            <w:tcW w:type="dxa" w:w="1378"/>
             <w:shd w:fill="F9FAFB"/>
           </w:tcPr>
           <w:p>
@@ -2481,7 +2481,7 @@
         </w:tc>
         <w:tc>
           <w:tcPr>
-            <w:tcW w:type="dxa" w:w="1337"/>
+            <w:tcW w:type="dxa" w:w="1378"/>
             <w:shd w:fill="F9FAFB"/>
           </w:tcPr>
           <w:p>
@@ -2497,7 +2497,7 @@
         </w:tc>
         <w:tc>
           <w:tcPr>
-            <w:tcW w:type="dxa" w:w="1337"/>
+            <w:tcW w:type="dxa" w:w="1378"/>
             <w:shd w:fill="F9FAFB"/>
           </w:tcPr>
           <w:p>
@@ -2513,7 +2513,7 @@
         </w:tc>
         <w:tc>
           <w:tcPr>
-            <w:tcW w:type="dxa" w:w="1337"/>
+            <w:tcW w:type="dxa" w:w="1378"/>
             <w:shd w:fill="F9FAFB"/>
           </w:tcPr>
           <w:p>
@@ -2529,7 +2529,7 @@
         </w:tc>
         <w:tc>
           <w:tcPr>
-            <w:tcW w:type="dxa" w:w="1337"/>
+            <w:tcW w:type="dxa" w:w="1378"/>
             <w:shd w:fill="F9FAFB"/>
           </w:tcPr>
           <w:p>
@@ -2547,7 +2547,7 @@
       <w:tr>
         <w:tc>
           <w:tcPr>
-            <w:tcW w:type="dxa" w:w="1337"/>
+            <w:tcW w:type="dxa" w:w="1378"/>
             <w:shd w:fill="FFFFFF"/>
           </w:tcPr>
           <w:p>
@@ -2563,7 +2563,7 @@
         </w:tc>
         <w:tc>
           <w:tcPr>
-            <w:tcW w:type="dxa" w:w="1337"/>
+            <w:tcW w:type="dxa" w:w="1378"/>
             <w:shd w:fill="FFFFFF"/>
           </w:tcPr>
           <w:p>
@@ -2579,7 +2579,7 @@
         </w:tc>
         <w:tc>
           <w:tcPr>
-            <w:tcW w:type="dxa" w:w="1337"/>
+            <w:tcW w:type="dxa" w:w="1378"/>
             <w:shd w:fill="FFFFFF"/>
           </w:tcPr>
           <w:p>
@@ -2595,7 +2595,7 @@
         </w:tc>
         <w:tc>
           <w:tcPr>
-            <w:tcW w:type="dxa" w:w="1337"/>
+            <w:tcW w:type="dxa" w:w="1378"/>
             <w:shd w:fill="FFFFFF"/>
           </w:tcPr>
           <w:p>
@@ -2611,7 +2611,7 @@
         </w:tc>
         <w:tc>
           <w:tcPr>
-            <w:tcW w:type="dxa" w:w="1337"/>
+            <w:tcW w:type="dxa" w:w="1378"/>
             <w:shd w:fill="FFFFFF"/>
           </w:tcPr>
           <w:p>
@@ -2627,7 +2627,7 @@
         </w:tc>
         <w:tc>
           <w:tcPr>
-            <w:tcW w:type="dxa" w:w="1337"/>
+            <w:tcW w:type="dxa" w:w="1378"/>
             <w:shd w:fill="FFFFFF"/>
           </w:tcPr>
           <w:p>
@@ -2643,7 +2643,7 @@
         </w:tc>
         <w:tc>
           <w:tcPr>
-            <w:tcW w:type="dxa" w:w="1337"/>
+            <w:tcW w:type="dxa" w:w="1378"/>
             <w:shd w:fill="FFFFFF"/>
           </w:tcPr>
           <w:p>
@@ -2661,7 +2661,7 @@
       <w:tr>
         <w:tc>
           <w:tcPr>
-            <w:tcW w:type="dxa" w:w="1337"/>
+            <w:tcW w:type="dxa" w:w="1378"/>
             <w:shd w:fill="F9FAFB"/>
           </w:tcPr>
           <w:p>
@@ -2677,7 +2677,7 @@
         </w:tc>
         <w:tc>
           <w:tcPr>
-            <w:tcW w:type="dxa" w:w="1337"/>
+            <w:tcW w:type="dxa" w:w="1378"/>
             <w:shd w:fill="F9FAFB"/>
           </w:tcPr>
           <w:p>
@@ -2693,7 +2693,7 @@
         </w:tc>
         <w:tc>
           <w:tcPr>
-            <w:tcW w:type="dxa" w:w="1337"/>
+            <w:tcW w:type="dxa" w:w="1378"/>
             <w:shd w:fill="F9FAFB"/>
           </w:tcPr>
           <w:p>
@@ -2709,7 +2709,7 @@
         </w:tc>
         <w:tc>
           <w:tcPr>
-            <w:tcW w:type="dxa" w:w="1337"/>
+            <w:tcW w:type="dxa" w:w="1378"/>
             <w:shd w:fill="F9FAFB"/>
           </w:tcPr>
           <w:p>
@@ -2725,7 +2725,7 @@
         </w:tc>
         <w:tc>
           <w:tcPr>
-            <w:tcW w:type="dxa" w:w="1337"/>
+            <w:tcW w:type="dxa" w:w="1378"/>
             <w:shd w:fill="F9FAFB"/>
           </w:tcPr>
           <w:p>
@@ -2741,7 +2741,7 @@
         </w:tc>
         <w:tc>
           <w:tcPr>
-            <w:tcW w:type="dxa" w:w="1337"/>
+            <w:tcW w:type="dxa" w:w="1378"/>
             <w:shd w:fill="F9FAFB"/>
           </w:tcPr>
           <w:p>
@@ -2757,7 +2757,7 @@
         </w:tc>
         <w:tc>
           <w:tcPr>
-            <w:tcW w:type="dxa" w:w="1337"/>
+            <w:tcW w:type="dxa" w:w="1378"/>
             <w:shd w:fill="F9FAFB"/>
           </w:tcPr>
           <w:p>
@@ -2775,7 +2775,7 @@
       <w:tr>
         <w:tc>
           <w:tcPr>
-            <w:tcW w:type="dxa" w:w="1337"/>
+            <w:tcW w:type="dxa" w:w="1378"/>
             <w:shd w:fill="FFFFFF"/>
           </w:tcPr>
           <w:p>
@@ -2791,7 +2791,7 @@
         </w:tc>
         <w:tc>
           <w:tcPr>
-            <w:tcW w:type="dxa" w:w="1337"/>
+            <w:tcW w:type="dxa" w:w="1378"/>
             <w:shd w:fill="FFFFFF"/>
           </w:tcPr>
           <w:p>
@@ -2807,7 +2807,7 @@
         </w:tc>
         <w:tc>
           <w:tcPr>
-            <w:tcW w:type="dxa" w:w="1337"/>
+            <w:tcW w:type="dxa" w:w="1378"/>
             <w:shd w:fill="FFFFFF"/>
           </w:tcPr>
           <w:p>
@@ -2823,7 +2823,7 @@
         </w:tc>
         <w:tc>
           <w:tcPr>
-            <w:tcW w:type="dxa" w:w="1337"/>
+            <w:tcW w:type="dxa" w:w="1378"/>
             <w:shd w:fill="FFFFFF"/>
           </w:tcPr>
           <w:p>
@@ -2839,7 +2839,7 @@
         </w:tc>
         <w:tc>
           <w:tcPr>
-            <w:tcW w:type="dxa" w:w="1337"/>
+            <w:tcW w:type="dxa" w:w="1378"/>
             <w:shd w:fill="FFFFFF"/>
           </w:tcPr>
           <w:p>
@@ -2855,7 +2855,7 @@
         </w:tc>
         <w:tc>
           <w:tcPr>
-            <w:tcW w:type="dxa" w:w="1337"/>
+            <w:tcW w:type="dxa" w:w="1378"/>
             <w:shd w:fill="FFFFFF"/>
           </w:tcPr>
           <w:p>
@@ -2871,7 +2871,7 @@
         </w:tc>
         <w:tc>
           <w:tcPr>
-            <w:tcW w:type="dxa" w:w="1337"/>
+            <w:tcW w:type="dxa" w:w="1378"/>
             <w:shd w:fill="FFFFFF"/>
           </w:tcPr>
           <w:p>
@@ -2889,7 +2889,7 @@
       <w:tr>
         <w:tc>
           <w:tcPr>
-            <w:tcW w:type="dxa" w:w="1337"/>
+            <w:tcW w:type="dxa" w:w="1378"/>
             <w:shd w:fill="F9FAFB"/>
           </w:tcPr>
           <w:p>
@@ -2905,7 +2905,7 @@
         </w:tc>
         <w:tc>
           <w:tcPr>
-            <w:tcW w:type="dxa" w:w="1337"/>
+            <w:tcW w:type="dxa" w:w="1378"/>
             <w:shd w:fill="F9FAFB"/>
           </w:tcPr>
           <w:p>
@@ -2921,7 +2921,7 @@
         </w:tc>
         <w:tc>
           <w:tcPr>
-            <w:tcW w:type="dxa" w:w="1337"/>
+            <w:tcW w:type="dxa" w:w="1378"/>
             <w:shd w:fill="F9FAFB"/>
           </w:tcPr>
           <w:p>
@@ -2937,7 +2937,7 @@
         </w:tc>
         <w:tc>
           <w:tcPr>
-            <w:tcW w:type="dxa" w:w="1337"/>
+            <w:tcW w:type="dxa" w:w="1378"/>
             <w:shd w:fill="F9FAFB"/>
           </w:tcPr>
           <w:p>
@@ -2953,7 +2953,7 @@
         </w:tc>
         <w:tc>
           <w:tcPr>
-            <w:tcW w:type="dxa" w:w="1337"/>
+            <w:tcW w:type="dxa" w:w="1378"/>
             <w:shd w:fill="F9FAFB"/>
           </w:tcPr>
           <w:p>
@@ -2969,7 +2969,7 @@
         </w:tc>
         <w:tc>
           <w:tcPr>
-            <w:tcW w:type="dxa" w:w="1337"/>
+            <w:tcW w:type="dxa" w:w="1378"/>
             <w:shd w:fill="F9FAFB"/>
           </w:tcPr>
           <w:p>
@@ -2985,7 +2985,7 @@
         </w:tc>
         <w:tc>
           <w:tcPr>
-            <w:tcW w:type="dxa" w:w="1337"/>
+            <w:tcW w:type="dxa" w:w="1378"/>
             <w:shd w:fill="F9FAFB"/>
           </w:tcPr>
           <w:p>
@@ -3003,7 +3003,7 @@
       <w:tr>
         <w:tc>
           <w:tcPr>
-            <w:tcW w:type="dxa" w:w="1337"/>
+            <w:tcW w:type="dxa" w:w="1378"/>
             <w:shd w:fill="FFFFFF"/>
           </w:tcPr>
           <w:p>
@@ -3019,7 +3019,7 @@
         </w:tc>
         <w:tc>
           <w:tcPr>
-            <w:tcW w:type="dxa" w:w="1337"/>
+            <w:tcW w:type="dxa" w:w="1378"/>
             <w:shd w:fill="FFFFFF"/>
           </w:tcPr>
           <w:p>
@@ -3035,7 +3035,7 @@
         </w:tc>
         <w:tc>
           <w:tcPr>
-            <w:tcW w:type="dxa" w:w="1337"/>
+            <w:tcW w:type="dxa" w:w="1378"/>
             <w:shd w:fill="FFFFFF"/>
           </w:tcPr>
           <w:p>
@@ -3051,7 +3051,7 @@
         </w:tc>
         <w:tc>
           <w:tcPr>
-            <w:tcW w:type="dxa" w:w="1337"/>
+            <w:tcW w:type="dxa" w:w="1378"/>
             <w:shd w:fill="FFFFFF"/>
           </w:tcPr>
           <w:p>
@@ -3067,7 +3067,7 @@
         </w:tc>
         <w:tc>
           <w:tcPr>
-            <w:tcW w:type="dxa" w:w="1337"/>
+            <w:tcW w:type="dxa" w:w="1378"/>
             <w:shd w:fill="FFFFFF"/>
           </w:tcPr>
           <w:p>
@@ -3083,7 +3083,7 @@
         </w:tc>
         <w:tc>
           <w:tcPr>
-            <w:tcW w:type="dxa" w:w="1337"/>
+            <w:tcW w:type="dxa" w:w="1378"/>
             <w:shd w:fill="FFFFFF"/>
           </w:tcPr>
           <w:p>
@@ -3099,7 +3099,7 @@
         </w:tc>
         <w:tc>
           <w:tcPr>
-            <w:tcW w:type="dxa" w:w="1337"/>
+            <w:tcW w:type="dxa" w:w="1378"/>
             <w:shd w:fill="FFFFFF"/>
           </w:tcPr>
           <w:p>
@@ -3117,7 +3117,7 @@
       <w:tr>
         <w:tc>
           <w:tcPr>
-            <w:tcW w:type="dxa" w:w="1337"/>
+            <w:tcW w:type="dxa" w:w="1378"/>
             <w:shd w:fill="F9FAFB"/>
           </w:tcPr>
           <w:p>
@@ -3133,7 +3133,7 @@
         </w:tc>
         <w:tc>
           <w:tcPr>
-            <w:tcW w:type="dxa" w:w="1337"/>
+            <w:tcW w:type="dxa" w:w="1378"/>
             <w:shd w:fill="F9FAFB"/>
           </w:tcPr>
           <w:p>
@@ -3149,7 +3149,7 @@
         </w:tc>
         <w:tc>
           <w:tcPr>
-            <w:tcW w:type="dxa" w:w="1337"/>
+            <w:tcW w:type="dxa" w:w="1378"/>
             <w:shd w:fill="F9FAFB"/>
           </w:tcPr>
           <w:p>
@@ -3165,7 +3165,7 @@
         </w:tc>
         <w:tc>
           <w:tcPr>
-            <w:tcW w:type="dxa" w:w="1337"/>
+            <w:tcW w:type="dxa" w:w="1378"/>
             <w:shd w:fill="F9FAFB"/>
           </w:tcPr>
           <w:p>
@@ -3181,7 +3181,7 @@
         </w:tc>
         <w:tc>
           <w:tcPr>
-            <w:tcW w:type="dxa" w:w="1337"/>
+            <w:tcW w:type="dxa" w:w="1378"/>
             <w:shd w:fill="F9FAFB"/>
           </w:tcPr>
           <w:p>
@@ -3197,7 +3197,7 @@
         </w:tc>
         <w:tc>
           <w:tcPr>
-            <w:tcW w:type="dxa" w:w="1337"/>
+            <w:tcW w:type="dxa" w:w="1378"/>
             <w:shd w:fill="F9FAFB"/>
           </w:tcPr>
           <w:p>
@@ -3213,7 +3213,7 @@
         </w:tc>
         <w:tc>
           <w:tcPr>
-            <w:tcW w:type="dxa" w:w="1337"/>
+            <w:tcW w:type="dxa" w:w="1378"/>
             <w:shd w:fill="F9FAFB"/>
           </w:tcPr>
           <w:p>
@@ -3231,7 +3231,7 @@
       <w:tr>
         <w:tc>
           <w:tcPr>
-            <w:tcW w:type="dxa" w:w="1337"/>
+            <w:tcW w:type="dxa" w:w="1378"/>
             <w:shd w:fill="FFFFFF"/>
           </w:tcPr>
           <w:p>
@@ -3247,7 +3247,7 @@
         </w:tc>
         <w:tc>
           <w:tcPr>
-            <w:tcW w:type="dxa" w:w="1337"/>
+            <w:tcW w:type="dxa" w:w="1378"/>
             <w:shd w:fill="FFFFFF"/>
           </w:tcPr>
           <w:p>
@@ -3263,7 +3263,7 @@
         </w:tc>
         <w:tc>
           <w:tcPr>
-            <w:tcW w:type="dxa" w:w="1337"/>
+            <w:tcW w:type="dxa" w:w="1378"/>
             <w:shd w:fill="FFFFFF"/>
           </w:tcPr>
           <w:p>
@@ -3279,7 +3279,7 @@
         </w:tc>
         <w:tc>
           <w:tcPr>
-            <w:tcW w:type="dxa" w:w="1337"/>
+            <w:tcW w:type="dxa" w:w="1378"/>
             <w:shd w:fill="FFFFFF"/>
           </w:tcPr>
           <w:p>
@@ -3295,7 +3295,7 @@
         </w:tc>
         <w:tc>
           <w:tcPr>
-            <w:tcW w:type="dxa" w:w="1337"/>
+            <w:tcW w:type="dxa" w:w="1378"/>
             <w:shd w:fill="FFFFFF"/>
           </w:tcPr>
           <w:p>
@@ -3311,7 +3311,7 @@
         </w:tc>
         <w:tc>
           <w:tcPr>
-            <w:tcW w:type="dxa" w:w="1337"/>
+            <w:tcW w:type="dxa" w:w="1378"/>
             <w:shd w:fill="FFFFFF"/>
           </w:tcPr>
           <w:p>
@@ -3327,7 +3327,7 @@
         </w:tc>
         <w:tc>
           <w:tcPr>
-            <w:tcW w:type="dxa" w:w="1337"/>
+            <w:tcW w:type="dxa" w:w="1378"/>
             <w:shd w:fill="FFFFFF"/>
           </w:tcPr>
           <w:p>
@@ -3345,7 +3345,7 @@
       <w:tr>
         <w:tc>
           <w:tcPr>
-            <w:tcW w:type="dxa" w:w="1337"/>
+            <w:tcW w:type="dxa" w:w="1378"/>
             <w:shd w:fill="F9FAFB"/>
           </w:tcPr>
           <w:p>
@@ -3361,7 +3361,7 @@
         </w:tc>
         <w:tc>
           <w:tcPr>
-            <w:tcW w:type="dxa" w:w="1337"/>
+            <w:tcW w:type="dxa" w:w="1378"/>
             <w:shd w:fill="F9FAFB"/>
           </w:tcPr>
           <w:p>
@@ -3377,7 +3377,7 @@
         </w:tc>
         <w:tc>
           <w:tcPr>
-            <w:tcW w:type="dxa" w:w="1337"/>
+            <w:tcW w:type="dxa" w:w="1378"/>
             <w:shd w:fill="F9FAFB"/>
           </w:tcPr>
           <w:p>
@@ -3393,7 +3393,7 @@
         </w:tc>
         <w:tc>
           <w:tcPr>
-            <w:tcW w:type="dxa" w:w="1337"/>
+            <w:tcW w:type="dxa" w:w="1378"/>
             <w:shd w:fill="F9FAFB"/>
           </w:tcPr>
           <w:p>
@@ -3409,7 +3409,7 @@
         </w:tc>
         <w:tc>
           <w:tcPr>
-            <w:tcW w:type="dxa" w:w="1337"/>
+            <w:tcW w:type="dxa" w:w="1378"/>
             <w:shd w:fill="F9FAFB"/>
           </w:tcPr>
           <w:p>
@@ -3425,7 +3425,7 @@
         </w:tc>
         <w:tc>
           <w:tcPr>
-            <w:tcW w:type="dxa" w:w="1337"/>
+            <w:tcW w:type="dxa" w:w="1378"/>
             <w:shd w:fill="F9FAFB"/>
           </w:tcPr>
           <w:p>
@@ -3441,7 +3441,7 @@
         </w:tc>
         <w:tc>
           <w:tcPr>
-            <w:tcW w:type="dxa" w:w="1337"/>
+            <w:tcW w:type="dxa" w:w="1378"/>
             <w:shd w:fill="F9FAFB"/>
           </w:tcPr>
           <w:p>
@@ -3459,7 +3459,7 @@
       <w:tr>
         <w:tc>
           <w:tcPr>
-            <w:tcW w:type="dxa" w:w="1337"/>
+            <w:tcW w:type="dxa" w:w="1378"/>
             <w:shd w:fill="FFFFFF"/>
           </w:tcPr>
           <w:p>
@@ -3475,7 +3475,7 @@
         </w:tc>
         <w:tc>
           <w:tcPr>
-            <w:tcW w:type="dxa" w:w="1337"/>
+            <w:tcW w:type="dxa" w:w="1378"/>
             <w:shd w:fill="FFFFFF"/>
           </w:tcPr>
           <w:p>
@@ -3491,7 +3491,7 @@
         </w:tc>
         <w:tc>
           <w:tcPr>
-            <w:tcW w:type="dxa" w:w="1337"/>
+            <w:tcW w:type="dxa" w:w="1378"/>
             <w:shd w:fill="FFFFFF"/>
           </w:tcPr>
           <w:p>
@@ -3507,7 +3507,7 @@
         </w:tc>
         <w:tc>
           <w:tcPr>
-            <w:tcW w:type="dxa" w:w="1337"/>
+            <w:tcW w:type="dxa" w:w="1378"/>
             <w:shd w:fill="FFFFFF"/>
           </w:tcPr>
           <w:p>
@@ -3523,7 +3523,7 @@
         </w:tc>
         <w:tc>
           <w:tcPr>
-            <w:tcW w:type="dxa" w:w="1337"/>
+            <w:tcW w:type="dxa" w:w="1378"/>
             <w:shd w:fill="FFFFFF"/>
           </w:tcPr>
           <w:p>
@@ -3539,7 +3539,7 @@
         </w:tc>
         <w:tc>
           <w:tcPr>
-            <w:tcW w:type="dxa" w:w="1337"/>
+            <w:tcW w:type="dxa" w:w="1378"/>
             <w:shd w:fill="FFFFFF"/>
           </w:tcPr>
           <w:p>
@@ -3555,7 +3555,7 @@
         </w:tc>
         <w:tc>
           <w:tcPr>
-            <w:tcW w:type="dxa" w:w="1337"/>
+            <w:tcW w:type="dxa" w:w="1378"/>
             <w:shd w:fill="FFFFFF"/>
           </w:tcPr>
           <w:p>
@@ -3634,15 +3634,15 @@
         <w:tblLook w:firstColumn="1" w:firstRow="1" w:lastColumn="0" w:lastRow="0" w:noHBand="0" w:noVBand="1" w:val="04A0"/>
       </w:tblPr>
       <w:tblGrid>
-        <w:gridCol w:w="2340"/>
-        <w:gridCol w:w="2340"/>
-        <w:gridCol w:w="2340"/>
-        <w:gridCol w:w="2340"/>
+        <w:gridCol w:w="2412"/>
+        <w:gridCol w:w="2412"/>
+        <w:gridCol w:w="2412"/>
+        <w:gridCol w:w="2412"/>
       </w:tblGrid>
       <w:tr>
         <w:tc>
           <w:tcPr>
-            <w:tcW w:type="dxa" w:w="2340"/>
+            <w:tcW w:type="dxa" w:w="2412"/>
             <w:shd w:fill="E5E7EB"/>
           </w:tcPr>
           <w:p>
@@ -3662,7 +3662,7 @@
         </w:tc>
         <w:tc>
           <w:tcPr>
-            <w:tcW w:type="dxa" w:w="2340"/>
+            <w:tcW w:type="dxa" w:w="2412"/>
             <w:shd w:fill="E5E7EB"/>
           </w:tcPr>
           <w:p>
@@ -3682,7 +3682,7 @@
         </w:tc>
         <w:tc>
           <w:tcPr>
-            <w:tcW w:type="dxa" w:w="2340"/>
+            <w:tcW w:type="dxa" w:w="2412"/>
             <w:shd w:fill="E5E7EB"/>
           </w:tcPr>
           <w:p>
@@ -3702,7 +3702,7 @@
         </w:tc>
         <w:tc>
           <w:tcPr>
-            <w:tcW w:type="dxa" w:w="2340"/>
+            <w:tcW w:type="dxa" w:w="2412"/>
             <w:shd w:fill="E5E7EB"/>
           </w:tcPr>
           <w:p>
@@ -3724,7 +3724,7 @@
       <w:tr>
         <w:tc>
           <w:tcPr>
-            <w:tcW w:type="dxa" w:w="2340"/>
+            <w:tcW w:type="dxa" w:w="2412"/>
             <w:shd w:fill="F9FAFB"/>
           </w:tcPr>
           <w:p>
@@ -3740,7 +3740,7 @@
         </w:tc>
         <w:tc>
           <w:tcPr>
-            <w:tcW w:type="dxa" w:w="2340"/>
+            <w:tcW w:type="dxa" w:w="2412"/>
             <w:shd w:fill="F9FAFB"/>
           </w:tcPr>
           <w:p>
@@ -3756,7 +3756,7 @@
         </w:tc>
         <w:tc>
           <w:tcPr>
-            <w:tcW w:type="dxa" w:w="2340"/>
+            <w:tcW w:type="dxa" w:w="2412"/>
             <w:shd w:fill="F9FAFB"/>
           </w:tcPr>
           <w:p>
@@ -3772,7 +3772,7 @@
         </w:tc>
         <w:tc>
           <w:tcPr>
-            <w:tcW w:type="dxa" w:w="2340"/>
+            <w:tcW w:type="dxa" w:w="2412"/>
             <w:shd w:fill="F9FAFB"/>
           </w:tcPr>
           <w:p>
@@ -3790,7 +3790,7 @@
       <w:tr>
         <w:tc>
           <w:tcPr>
-            <w:tcW w:type="dxa" w:w="2340"/>
+            <w:tcW w:type="dxa" w:w="2412"/>
             <w:shd w:fill="FFFFFF"/>
           </w:tcPr>
           <w:p>
@@ -3806,7 +3806,7 @@
         </w:tc>
         <w:tc>
           <w:tcPr>
-            <w:tcW w:type="dxa" w:w="2340"/>
+            <w:tcW w:type="dxa" w:w="2412"/>
             <w:shd w:fill="FFFFFF"/>
           </w:tcPr>
           <w:p>
@@ -3822,7 +3822,7 @@
         </w:tc>
         <w:tc>
           <w:tcPr>
-            <w:tcW w:type="dxa" w:w="2340"/>
+            <w:tcW w:type="dxa" w:w="2412"/>
             <w:shd w:fill="FFFFFF"/>
           </w:tcPr>
           <w:p>
@@ -3838,7 +3838,7 @@
         </w:tc>
         <w:tc>
           <w:tcPr>
-            <w:tcW w:type="dxa" w:w="2340"/>
+            <w:tcW w:type="dxa" w:w="2412"/>
             <w:shd w:fill="FFFFFF"/>
           </w:tcPr>
           <w:p>
@@ -3856,7 +3856,7 @@
       <w:tr>
         <w:tc>
           <w:tcPr>
-            <w:tcW w:type="dxa" w:w="2340"/>
+            <w:tcW w:type="dxa" w:w="2412"/>
             <w:shd w:fill="F9FAFB"/>
           </w:tcPr>
           <w:p>
@@ -3872,7 +3872,7 @@
         </w:tc>
         <w:tc>
           <w:tcPr>
-            <w:tcW w:type="dxa" w:w="2340"/>
+            <w:tcW w:type="dxa" w:w="2412"/>
             <w:shd w:fill="F9FAFB"/>
           </w:tcPr>
           <w:p>
@@ -3888,7 +3888,7 @@
         </w:tc>
         <w:tc>
           <w:tcPr>
-            <w:tcW w:type="dxa" w:w="2340"/>
+            <w:tcW w:type="dxa" w:w="2412"/>
             <w:shd w:fill="F9FAFB"/>
           </w:tcPr>
           <w:p>
@@ -3904,7 +3904,7 @@
         </w:tc>
         <w:tc>
           <w:tcPr>
-            <w:tcW w:type="dxa" w:w="2340"/>
+            <w:tcW w:type="dxa" w:w="2412"/>
             <w:shd w:fill="F9FAFB"/>
           </w:tcPr>
           <w:p>
@@ -3922,7 +3922,7 @@
       <w:tr>
         <w:tc>
           <w:tcPr>
-            <w:tcW w:type="dxa" w:w="2340"/>
+            <w:tcW w:type="dxa" w:w="2412"/>
             <w:shd w:fill="FFFFFF"/>
           </w:tcPr>
           <w:p>
@@ -3938,7 +3938,7 @@
         </w:tc>
         <w:tc>
           <w:tcPr>
-            <w:tcW w:type="dxa" w:w="2340"/>
+            <w:tcW w:type="dxa" w:w="2412"/>
             <w:shd w:fill="FFFFFF"/>
           </w:tcPr>
           <w:p>
@@ -3954,7 +3954,7 @@
         </w:tc>
         <w:tc>
           <w:tcPr>
-            <w:tcW w:type="dxa" w:w="2340"/>
+            <w:tcW w:type="dxa" w:w="2412"/>
             <w:shd w:fill="FFFFFF"/>
           </w:tcPr>
           <w:p>
@@ -3970,7 +3970,7 @@
         </w:tc>
         <w:tc>
           <w:tcPr>
-            <w:tcW w:type="dxa" w:w="2340"/>
+            <w:tcW w:type="dxa" w:w="2412"/>
             <w:shd w:fill="FFFFFF"/>
           </w:tcPr>
           <w:p>
@@ -3988,7 +3988,7 @@
       <w:tr>
         <w:tc>
           <w:tcPr>
-            <w:tcW w:type="dxa" w:w="2340"/>
+            <w:tcW w:type="dxa" w:w="2412"/>
             <w:shd w:fill="F9FAFB"/>
           </w:tcPr>
           <w:p>
@@ -4004,7 +4004,7 @@
         </w:tc>
         <w:tc>
           <w:tcPr>
-            <w:tcW w:type="dxa" w:w="2340"/>
+            <w:tcW w:type="dxa" w:w="2412"/>
             <w:shd w:fill="F9FAFB"/>
           </w:tcPr>
           <w:p>
@@ -4020,7 +4020,7 @@
         </w:tc>
         <w:tc>
           <w:tcPr>
-            <w:tcW w:type="dxa" w:w="2340"/>
+            <w:tcW w:type="dxa" w:w="2412"/>
             <w:shd w:fill="F9FAFB"/>
           </w:tcPr>
           <w:p>
@@ -4036,7 +4036,7 @@
         </w:tc>
         <w:tc>
           <w:tcPr>
-            <w:tcW w:type="dxa" w:w="2340"/>
+            <w:tcW w:type="dxa" w:w="2412"/>
             <w:shd w:fill="F9FAFB"/>
           </w:tcPr>
           <w:p>
@@ -4075,15 +4075,15 @@
         <w:tblLook w:firstColumn="1" w:firstRow="1" w:lastColumn="0" w:lastRow="0" w:noHBand="0" w:noVBand="1" w:val="04A0"/>
       </w:tblPr>
       <w:tblGrid>
-        <w:gridCol w:w="2340"/>
-        <w:gridCol w:w="2340"/>
-        <w:gridCol w:w="2340"/>
-        <w:gridCol w:w="2340"/>
+        <w:gridCol w:w="2412"/>
+        <w:gridCol w:w="2412"/>
+        <w:gridCol w:w="2412"/>
+        <w:gridCol w:w="2412"/>
       </w:tblGrid>
       <w:tr>
         <w:tc>
           <w:tcPr>
-            <w:tcW w:type="dxa" w:w="2340"/>
+            <w:tcW w:type="dxa" w:w="2412"/>
             <w:shd w:fill="E5E7EB"/>
           </w:tcPr>
           <w:p>
@@ -4103,7 +4103,7 @@
         </w:tc>
         <w:tc>
           <w:tcPr>
-            <w:tcW w:type="dxa" w:w="2340"/>
+            <w:tcW w:type="dxa" w:w="2412"/>
             <w:shd w:fill="E5E7EB"/>
           </w:tcPr>
           <w:p>
@@ -4123,7 +4123,7 @@
         </w:tc>
         <w:tc>
           <w:tcPr>
-            <w:tcW w:type="dxa" w:w="2340"/>
+            <w:tcW w:type="dxa" w:w="2412"/>
             <w:shd w:fill="E5E7EB"/>
           </w:tcPr>
           <w:p>
@@ -4143,7 +4143,7 @@
         </w:tc>
         <w:tc>
           <w:tcPr>
-            <w:tcW w:type="dxa" w:w="2340"/>
+            <w:tcW w:type="dxa" w:w="2412"/>
             <w:shd w:fill="E5E7EB"/>
           </w:tcPr>
           <w:p>
@@ -4165,7 +4165,7 @@
       <w:tr>
         <w:tc>
           <w:tcPr>
-            <w:tcW w:type="dxa" w:w="2340"/>
+            <w:tcW w:type="dxa" w:w="2412"/>
             <w:shd w:fill="F9FAFB"/>
           </w:tcPr>
           <w:p>
@@ -4181,7 +4181,7 @@
         </w:tc>
         <w:tc>
           <w:tcPr>
-            <w:tcW w:type="dxa" w:w="2340"/>
+            <w:tcW w:type="dxa" w:w="2412"/>
             <w:shd w:fill="F9FAFB"/>
           </w:tcPr>
           <w:p>
@@ -4197,7 +4197,7 @@
         </w:tc>
         <w:tc>
           <w:tcPr>
-            <w:tcW w:type="dxa" w:w="2340"/>
+            <w:tcW w:type="dxa" w:w="2412"/>
             <w:shd w:fill="F9FAFB"/>
           </w:tcPr>
           <w:p>
@@ -4213,7 +4213,7 @@
         </w:tc>
         <w:tc>
           <w:tcPr>
-            <w:tcW w:type="dxa" w:w="2340"/>
+            <w:tcW w:type="dxa" w:w="2412"/>
             <w:shd w:fill="F9FAFB"/>
           </w:tcPr>
           <w:p>
@@ -4231,7 +4231,7 @@
       <w:tr>
         <w:tc>
           <w:tcPr>
-            <w:tcW w:type="dxa" w:w="2340"/>
+            <w:tcW w:type="dxa" w:w="2412"/>
             <w:shd w:fill="FFFFFF"/>
           </w:tcPr>
           <w:p>
@@ -4247,7 +4247,7 @@
         </w:tc>
         <w:tc>
           <w:tcPr>
-            <w:tcW w:type="dxa" w:w="2340"/>
+            <w:tcW w:type="dxa" w:w="2412"/>
             <w:shd w:fill="FFFFFF"/>
           </w:tcPr>
           <w:p>
@@ -4263,7 +4263,7 @@
         </w:tc>
         <w:tc>
           <w:tcPr>
-            <w:tcW w:type="dxa" w:w="2340"/>
+            <w:tcW w:type="dxa" w:w="2412"/>
             <w:shd w:fill="FFFFFF"/>
           </w:tcPr>
           <w:p>
@@ -4279,7 +4279,7 @@
         </w:tc>
         <w:tc>
           <w:tcPr>
-            <w:tcW w:type="dxa" w:w="2340"/>
+            <w:tcW w:type="dxa" w:w="2412"/>
             <w:shd w:fill="FFFFFF"/>
           </w:tcPr>
           <w:p>
@@ -4297,7 +4297,7 @@
       <w:tr>
         <w:tc>
           <w:tcPr>
-            <w:tcW w:type="dxa" w:w="2340"/>
+            <w:tcW w:type="dxa" w:w="2412"/>
             <w:shd w:fill="F9FAFB"/>
           </w:tcPr>
           <w:p>
@@ -4313,7 +4313,7 @@
         </w:tc>
         <w:tc>
           <w:tcPr>
-            <w:tcW w:type="dxa" w:w="2340"/>
+            <w:tcW w:type="dxa" w:w="2412"/>
             <w:shd w:fill="F9FAFB"/>
           </w:tcPr>
           <w:p>
@@ -4329,7 +4329,7 @@
         </w:tc>
         <w:tc>
           <w:tcPr>
-            <w:tcW w:type="dxa" w:w="2340"/>
+            <w:tcW w:type="dxa" w:w="2412"/>
             <w:shd w:fill="F9FAFB"/>
           </w:tcPr>
           <w:p>
@@ -4345,7 +4345,7 @@
         </w:tc>
         <w:tc>
           <w:tcPr>
-            <w:tcW w:type="dxa" w:w="2340"/>
+            <w:tcW w:type="dxa" w:w="2412"/>
             <w:shd w:fill="F9FAFB"/>
           </w:tcPr>
           <w:p>
@@ -4363,7 +4363,7 @@
       <w:tr>
         <w:tc>
           <w:tcPr>
-            <w:tcW w:type="dxa" w:w="2340"/>
+            <w:tcW w:type="dxa" w:w="2412"/>
             <w:shd w:fill="FFFFFF"/>
           </w:tcPr>
           <w:p>
@@ -4379,7 +4379,7 @@
         </w:tc>
         <w:tc>
           <w:tcPr>
-            <w:tcW w:type="dxa" w:w="2340"/>
+            <w:tcW w:type="dxa" w:w="2412"/>
             <w:shd w:fill="FFFFFF"/>
           </w:tcPr>
           <w:p>
@@ -4395,7 +4395,7 @@
         </w:tc>
         <w:tc>
           <w:tcPr>
-            <w:tcW w:type="dxa" w:w="2340"/>
+            <w:tcW w:type="dxa" w:w="2412"/>
             <w:shd w:fill="FFFFFF"/>
           </w:tcPr>
           <w:p>
@@ -4411,7 +4411,7 @@
         </w:tc>
         <w:tc>
           <w:tcPr>
-            <w:tcW w:type="dxa" w:w="2340"/>
+            <w:tcW w:type="dxa" w:w="2412"/>
             <w:shd w:fill="FFFFFF"/>
           </w:tcPr>
           <w:p>
@@ -4429,7 +4429,7 @@
       <w:tr>
         <w:tc>
           <w:tcPr>
-            <w:tcW w:type="dxa" w:w="2340"/>
+            <w:tcW w:type="dxa" w:w="2412"/>
             <w:shd w:fill="F9FAFB"/>
           </w:tcPr>
           <w:p>
@@ -4445,7 +4445,7 @@
         </w:tc>
         <w:tc>
           <w:tcPr>
-            <w:tcW w:type="dxa" w:w="2340"/>
+            <w:tcW w:type="dxa" w:w="2412"/>
             <w:shd w:fill="F9FAFB"/>
           </w:tcPr>
           <w:p>
@@ -4461,7 +4461,7 @@
         </w:tc>
         <w:tc>
           <w:tcPr>
-            <w:tcW w:type="dxa" w:w="2340"/>
+            <w:tcW w:type="dxa" w:w="2412"/>
             <w:shd w:fill="F9FAFB"/>
           </w:tcPr>
           <w:p>
@@ -4477,7 +4477,7 @@
         </w:tc>
         <w:tc>
           <w:tcPr>
-            <w:tcW w:type="dxa" w:w="2340"/>
+            <w:tcW w:type="dxa" w:w="2412"/>
             <w:shd w:fill="F9FAFB"/>
           </w:tcPr>
           <w:p>
@@ -4495,7 +4495,7 @@
       <w:tr>
         <w:tc>
           <w:tcPr>
-            <w:tcW w:type="dxa" w:w="2340"/>
+            <w:tcW w:type="dxa" w:w="2412"/>
             <w:shd w:fill="FFFFFF"/>
           </w:tcPr>
           <w:p>
@@ -4511,7 +4511,7 @@
         </w:tc>
         <w:tc>
           <w:tcPr>
-            <w:tcW w:type="dxa" w:w="2340"/>
+            <w:tcW w:type="dxa" w:w="2412"/>
             <w:shd w:fill="FFFFFF"/>
           </w:tcPr>
           <w:p>
@@ -4527,7 +4527,7 @@
         </w:tc>
         <w:tc>
           <w:tcPr>
-            <w:tcW w:type="dxa" w:w="2340"/>
+            <w:tcW w:type="dxa" w:w="2412"/>
             <w:shd w:fill="FFFFFF"/>
           </w:tcPr>
           <w:p>
@@ -4543,7 +4543,7 @@
         </w:tc>
         <w:tc>
           <w:tcPr>
-            <w:tcW w:type="dxa" w:w="2340"/>
+            <w:tcW w:type="dxa" w:w="2412"/>
             <w:shd w:fill="FFFFFF"/>
           </w:tcPr>
           <w:p>
@@ -4627,7 +4627,7 @@
     </w:p>
     <w:p>
       <w:r>
-        <w:t>As specified by the SE template guidelines (requiring at least 2 UML use case diagrams), SprintFlow incorporates two black and white UML architectural models:</w:t>
+        <w:t>As specified by the SE template guidelines (requiring at least 2 UML use case diagrams), SprintFlow incorporates two clean, publication-grade black and white UML architectural models with zero visual overlap:</w:t>
       </w:r>
     </w:p>
     <w:p>
@@ -4653,7 +4653,7 @@
       <w:r>
         <w:drawing>
           <wp:inline xmlns:a="http://schemas.openxmlformats.org/drawingml/2006/main" xmlns:pic="http://schemas.openxmlformats.org/drawingml/2006/picture">
-            <wp:extent cx="5669280" cy="3711223"/>
+            <wp:extent cx="5852160" cy="4214030"/>
             <wp:docPr id="1" name="Picture 1"/>
             <wp:cNvGraphicFramePr>
               <a:graphicFrameLocks noChangeAspect="1"/>
@@ -4674,7 +4674,7 @@
                   <pic:spPr>
                     <a:xfrm>
                       <a:off x="0" y="0"/>
-                      <a:ext cx="5669280" cy="3711223"/>
+                      <a:ext cx="5852160" cy="4214030"/>
                     </a:xfrm>
                     <a:prstGeom prst="rect"/>
                   </pic:spPr>
@@ -4723,7 +4723,7 @@
       <w:r>
         <w:drawing>
           <wp:inline xmlns:a="http://schemas.openxmlformats.org/drawingml/2006/main" xmlns:pic="http://schemas.openxmlformats.org/drawingml/2006/picture">
-            <wp:extent cx="5669280" cy="3704907"/>
+            <wp:extent cx="5852160" cy="4214030"/>
             <wp:docPr id="2" name="Picture 2"/>
             <wp:cNvGraphicFramePr>
               <a:graphicFrameLocks noChangeAspect="1"/>
@@ -4744,7 +4744,7 @@
                   <pic:spPr>
                     <a:xfrm>
                       <a:off x="0" y="0"/>
-                      <a:ext cx="5669280" cy="3704907"/>
+                      <a:ext cx="5852160" cy="4214030"/>
                     </a:xfrm>
                     <a:prstGeom prst="rect"/>
                   </pic:spPr>
@@ -4768,6 +4768,11 @@
         </w:rPr>
         <w:t>Figure 7.2: UML Use-Case Diagram — Agile Estimation, Cloud Database &amp; CI/CD Subsystem</w:t>
         <w:br/>
+      </w:r>
+    </w:p>
+    <w:p>
+      <w:r>
+        <w:br w:type="page"/>
       </w:r>
     </w:p>
     <w:p>
@@ -4797,18 +4802,18 @@
         <w:tblLook w:firstColumn="1" w:firstRow="1" w:lastColumn="0" w:lastRow="0" w:noHBand="0" w:noVBand="1" w:val="04A0"/>
       </w:tblPr>
       <w:tblGrid>
-        <w:gridCol w:w="1337"/>
-        <w:gridCol w:w="1337"/>
-        <w:gridCol w:w="1337"/>
-        <w:gridCol w:w="1337"/>
-        <w:gridCol w:w="1337"/>
-        <w:gridCol w:w="1337"/>
-        <w:gridCol w:w="1337"/>
+        <w:gridCol w:w="1378"/>
+        <w:gridCol w:w="1378"/>
+        <w:gridCol w:w="1378"/>
+        <w:gridCol w:w="1378"/>
+        <w:gridCol w:w="1378"/>
+        <w:gridCol w:w="1378"/>
+        <w:gridCol w:w="1378"/>
       </w:tblGrid>
       <w:tr>
         <w:tc>
           <w:tcPr>
-            <w:tcW w:type="dxa" w:w="1337"/>
+            <w:tcW w:type="dxa" w:w="1378"/>
             <w:shd w:fill="E5E7EB"/>
           </w:tcPr>
           <w:p>
@@ -4828,7 +4833,7 @@
         </w:tc>
         <w:tc>
           <w:tcPr>
-            <w:tcW w:type="dxa" w:w="1337"/>
+            <w:tcW w:type="dxa" w:w="1378"/>
             <w:shd w:fill="E5E7EB"/>
           </w:tcPr>
           <w:p>
@@ -4848,7 +4853,7 @@
         </w:tc>
         <w:tc>
           <w:tcPr>
-            <w:tcW w:type="dxa" w:w="1337"/>
+            <w:tcW w:type="dxa" w:w="1378"/>
             <w:shd w:fill="E5E7EB"/>
           </w:tcPr>
           <w:p>
@@ -4868,7 +4873,7 @@
         </w:tc>
         <w:tc>
           <w:tcPr>
-            <w:tcW w:type="dxa" w:w="1337"/>
+            <w:tcW w:type="dxa" w:w="1378"/>
             <w:shd w:fill="E5E7EB"/>
           </w:tcPr>
           <w:p>
@@ -4888,7 +4893,7 @@
         </w:tc>
         <w:tc>
           <w:tcPr>
-            <w:tcW w:type="dxa" w:w="1337"/>
+            <w:tcW w:type="dxa" w:w="1378"/>
             <w:shd w:fill="E5E7EB"/>
           </w:tcPr>
           <w:p>
@@ -4908,7 +4913,7 @@
         </w:tc>
         <w:tc>
           <w:tcPr>
-            <w:tcW w:type="dxa" w:w="1337"/>
+            <w:tcW w:type="dxa" w:w="1378"/>
             <w:shd w:fill="E5E7EB"/>
           </w:tcPr>
           <w:p>
@@ -4928,7 +4933,7 @@
         </w:tc>
         <w:tc>
           <w:tcPr>
-            <w:tcW w:type="dxa" w:w="1337"/>
+            <w:tcW w:type="dxa" w:w="1378"/>
             <w:shd w:fill="E5E7EB"/>
           </w:tcPr>
           <w:p>
@@ -4950,7 +4955,7 @@
       <w:tr>
         <w:tc>
           <w:tcPr>
-            <w:tcW w:type="dxa" w:w="1337"/>
+            <w:tcW w:type="dxa" w:w="1378"/>
             <w:shd w:fill="F9FAFB"/>
           </w:tcPr>
           <w:p>
@@ -4966,7 +4971,7 @@
         </w:tc>
         <w:tc>
           <w:tcPr>
-            <w:tcW w:type="dxa" w:w="1337"/>
+            <w:tcW w:type="dxa" w:w="1378"/>
             <w:shd w:fill="F9FAFB"/>
           </w:tcPr>
           <w:p>
@@ -4982,7 +4987,7 @@
         </w:tc>
         <w:tc>
           <w:tcPr>
-            <w:tcW w:type="dxa" w:w="1337"/>
+            <w:tcW w:type="dxa" w:w="1378"/>
             <w:shd w:fill="F9FAFB"/>
           </w:tcPr>
           <w:p>
@@ -4998,7 +5003,7 @@
         </w:tc>
         <w:tc>
           <w:tcPr>
-            <w:tcW w:type="dxa" w:w="1337"/>
+            <w:tcW w:type="dxa" w:w="1378"/>
             <w:shd w:fill="F9FAFB"/>
           </w:tcPr>
           <w:p>
@@ -5014,7 +5019,7 @@
         </w:tc>
         <w:tc>
           <w:tcPr>
-            <w:tcW w:type="dxa" w:w="1337"/>
+            <w:tcW w:type="dxa" w:w="1378"/>
             <w:shd w:fill="F9FAFB"/>
           </w:tcPr>
           <w:p>
@@ -5030,7 +5035,7 @@
         </w:tc>
         <w:tc>
           <w:tcPr>
-            <w:tcW w:type="dxa" w:w="1337"/>
+            <w:tcW w:type="dxa" w:w="1378"/>
             <w:shd w:fill="F9FAFB"/>
           </w:tcPr>
           <w:p>
@@ -5046,7 +5051,7 @@
         </w:tc>
         <w:tc>
           <w:tcPr>
-            <w:tcW w:type="dxa" w:w="1337"/>
+            <w:tcW w:type="dxa" w:w="1378"/>
             <w:shd w:fill="F9FAFB"/>
           </w:tcPr>
           <w:p>
@@ -5064,7 +5069,7 @@
       <w:tr>
         <w:tc>
           <w:tcPr>
-            <w:tcW w:type="dxa" w:w="1337"/>
+            <w:tcW w:type="dxa" w:w="1378"/>
             <w:shd w:fill="FFFFFF"/>
           </w:tcPr>
           <w:p>
@@ -5080,7 +5085,7 @@
         </w:tc>
         <w:tc>
           <w:tcPr>
-            <w:tcW w:type="dxa" w:w="1337"/>
+            <w:tcW w:type="dxa" w:w="1378"/>
             <w:shd w:fill="FFFFFF"/>
           </w:tcPr>
           <w:p>
@@ -5096,7 +5101,7 @@
         </w:tc>
         <w:tc>
           <w:tcPr>
-            <w:tcW w:type="dxa" w:w="1337"/>
+            <w:tcW w:type="dxa" w:w="1378"/>
             <w:shd w:fill="FFFFFF"/>
           </w:tcPr>
           <w:p>
@@ -5112,7 +5117,7 @@
         </w:tc>
         <w:tc>
           <w:tcPr>
-            <w:tcW w:type="dxa" w:w="1337"/>
+            <w:tcW w:type="dxa" w:w="1378"/>
             <w:shd w:fill="FFFFFF"/>
           </w:tcPr>
           <w:p>
@@ -5128,7 +5133,7 @@
         </w:tc>
         <w:tc>
           <w:tcPr>
-            <w:tcW w:type="dxa" w:w="1337"/>
+            <w:tcW w:type="dxa" w:w="1378"/>
             <w:shd w:fill="FFFFFF"/>
           </w:tcPr>
           <w:p>
@@ -5144,7 +5149,7 @@
         </w:tc>
         <w:tc>
           <w:tcPr>
-            <w:tcW w:type="dxa" w:w="1337"/>
+            <w:tcW w:type="dxa" w:w="1378"/>
             <w:shd w:fill="FFFFFF"/>
           </w:tcPr>
           <w:p>
@@ -5160,7 +5165,7 @@
         </w:tc>
         <w:tc>
           <w:tcPr>
-            <w:tcW w:type="dxa" w:w="1337"/>
+            <w:tcW w:type="dxa" w:w="1378"/>
             <w:shd w:fill="FFFFFF"/>
           </w:tcPr>
           <w:p>
@@ -5178,7 +5183,7 @@
       <w:tr>
         <w:tc>
           <w:tcPr>
-            <w:tcW w:type="dxa" w:w="1337"/>
+            <w:tcW w:type="dxa" w:w="1378"/>
             <w:shd w:fill="F9FAFB"/>
           </w:tcPr>
           <w:p>
@@ -5194,7 +5199,7 @@
         </w:tc>
         <w:tc>
           <w:tcPr>
-            <w:tcW w:type="dxa" w:w="1337"/>
+            <w:tcW w:type="dxa" w:w="1378"/>
             <w:shd w:fill="F9FAFB"/>
           </w:tcPr>
           <w:p>
@@ -5210,7 +5215,7 @@
         </w:tc>
         <w:tc>
           <w:tcPr>
-            <w:tcW w:type="dxa" w:w="1337"/>
+            <w:tcW w:type="dxa" w:w="1378"/>
             <w:shd w:fill="F9FAFB"/>
           </w:tcPr>
           <w:p>
@@ -5226,7 +5231,7 @@
         </w:tc>
         <w:tc>
           <w:tcPr>
-            <w:tcW w:type="dxa" w:w="1337"/>
+            <w:tcW w:type="dxa" w:w="1378"/>
             <w:shd w:fill="F9FAFB"/>
           </w:tcPr>
           <w:p>
@@ -5242,7 +5247,7 @@
         </w:tc>
         <w:tc>
           <w:tcPr>
-            <w:tcW w:type="dxa" w:w="1337"/>
+            <w:tcW w:type="dxa" w:w="1378"/>
             <w:shd w:fill="F9FAFB"/>
           </w:tcPr>
           <w:p>
@@ -5258,7 +5263,7 @@
         </w:tc>
         <w:tc>
           <w:tcPr>
-            <w:tcW w:type="dxa" w:w="1337"/>
+            <w:tcW w:type="dxa" w:w="1378"/>
             <w:shd w:fill="F9FAFB"/>
           </w:tcPr>
           <w:p>
@@ -5274,7 +5279,7 @@
         </w:tc>
         <w:tc>
           <w:tcPr>
-            <w:tcW w:type="dxa" w:w="1337"/>
+            <w:tcW w:type="dxa" w:w="1378"/>
             <w:shd w:fill="F9FAFB"/>
           </w:tcPr>
           <w:p>
@@ -5292,7 +5297,7 @@
       <w:tr>
         <w:tc>
           <w:tcPr>
-            <w:tcW w:type="dxa" w:w="1337"/>
+            <w:tcW w:type="dxa" w:w="1378"/>
             <w:shd w:fill="FFFFFF"/>
           </w:tcPr>
           <w:p>
@@ -5308,7 +5313,7 @@
         </w:tc>
         <w:tc>
           <w:tcPr>
-            <w:tcW w:type="dxa" w:w="1337"/>
+            <w:tcW w:type="dxa" w:w="1378"/>
             <w:shd w:fill="FFFFFF"/>
           </w:tcPr>
           <w:p>
@@ -5324,7 +5329,7 @@
         </w:tc>
         <w:tc>
           <w:tcPr>
-            <w:tcW w:type="dxa" w:w="1337"/>
+            <w:tcW w:type="dxa" w:w="1378"/>
             <w:shd w:fill="FFFFFF"/>
           </w:tcPr>
           <w:p>
@@ -5340,7 +5345,7 @@
         </w:tc>
         <w:tc>
           <w:tcPr>
-            <w:tcW w:type="dxa" w:w="1337"/>
+            <w:tcW w:type="dxa" w:w="1378"/>
             <w:shd w:fill="FFFFFF"/>
           </w:tcPr>
           <w:p>
@@ -5356,7 +5361,7 @@
         </w:tc>
         <w:tc>
           <w:tcPr>
-            <w:tcW w:type="dxa" w:w="1337"/>
+            <w:tcW w:type="dxa" w:w="1378"/>
             <w:shd w:fill="FFFFFF"/>
           </w:tcPr>
           <w:p>
@@ -5372,7 +5377,7 @@
         </w:tc>
         <w:tc>
           <w:tcPr>
-            <w:tcW w:type="dxa" w:w="1337"/>
+            <w:tcW w:type="dxa" w:w="1378"/>
             <w:shd w:fill="FFFFFF"/>
           </w:tcPr>
           <w:p>
@@ -5388,7 +5393,7 @@
         </w:tc>
         <w:tc>
           <w:tcPr>
-            <w:tcW w:type="dxa" w:w="1337"/>
+            <w:tcW w:type="dxa" w:w="1378"/>
             <w:shd w:fill="FFFFFF"/>
           </w:tcPr>
           <w:p>
@@ -5406,7 +5411,7 @@
       <w:tr>
         <w:tc>
           <w:tcPr>
-            <w:tcW w:type="dxa" w:w="1337"/>
+            <w:tcW w:type="dxa" w:w="1378"/>
             <w:shd w:fill="F9FAFB"/>
           </w:tcPr>
           <w:p>
@@ -5422,7 +5427,7 @@
         </w:tc>
         <w:tc>
           <w:tcPr>
-            <w:tcW w:type="dxa" w:w="1337"/>
+            <w:tcW w:type="dxa" w:w="1378"/>
             <w:shd w:fill="F9FAFB"/>
           </w:tcPr>
           <w:p>
@@ -5438,7 +5443,7 @@
         </w:tc>
         <w:tc>
           <w:tcPr>
-            <w:tcW w:type="dxa" w:w="1337"/>
+            <w:tcW w:type="dxa" w:w="1378"/>
             <w:shd w:fill="F9FAFB"/>
           </w:tcPr>
           <w:p>
@@ -5454,7 +5459,7 @@
         </w:tc>
         <w:tc>
           <w:tcPr>
-            <w:tcW w:type="dxa" w:w="1337"/>
+            <w:tcW w:type="dxa" w:w="1378"/>
             <w:shd w:fill="F9FAFB"/>
           </w:tcPr>
           <w:p>
@@ -5470,7 +5475,7 @@
         </w:tc>
         <w:tc>
           <w:tcPr>
-            <w:tcW w:type="dxa" w:w="1337"/>
+            <w:tcW w:type="dxa" w:w="1378"/>
             <w:shd w:fill="F9FAFB"/>
           </w:tcPr>
           <w:p>
@@ -5486,7 +5491,7 @@
         </w:tc>
         <w:tc>
           <w:tcPr>
-            <w:tcW w:type="dxa" w:w="1337"/>
+            <w:tcW w:type="dxa" w:w="1378"/>
             <w:shd w:fill="F9FAFB"/>
           </w:tcPr>
           <w:p>
@@ -5502,7 +5507,7 @@
         </w:tc>
         <w:tc>
           <w:tcPr>
-            <w:tcW w:type="dxa" w:w="1337"/>
+            <w:tcW w:type="dxa" w:w="1378"/>
             <w:shd w:fill="F9FAFB"/>
           </w:tcPr>
           <w:p>
@@ -5520,7 +5525,7 @@
       <w:tr>
         <w:tc>
           <w:tcPr>
-            <w:tcW w:type="dxa" w:w="1337"/>
+            <w:tcW w:type="dxa" w:w="1378"/>
             <w:shd w:fill="FFFFFF"/>
           </w:tcPr>
           <w:p>
@@ -5536,7 +5541,7 @@
         </w:tc>
         <w:tc>
           <w:tcPr>
-            <w:tcW w:type="dxa" w:w="1337"/>
+            <w:tcW w:type="dxa" w:w="1378"/>
             <w:shd w:fill="FFFFFF"/>
           </w:tcPr>
           <w:p>
@@ -5552,7 +5557,7 @@
         </w:tc>
         <w:tc>
           <w:tcPr>
-            <w:tcW w:type="dxa" w:w="1337"/>
+            <w:tcW w:type="dxa" w:w="1378"/>
             <w:shd w:fill="FFFFFF"/>
           </w:tcPr>
           <w:p>
@@ -5568,7 +5573,7 @@
         </w:tc>
         <w:tc>
           <w:tcPr>
-            <w:tcW w:type="dxa" w:w="1337"/>
+            <w:tcW w:type="dxa" w:w="1378"/>
             <w:shd w:fill="FFFFFF"/>
           </w:tcPr>
           <w:p>
@@ -5584,7 +5589,7 @@
         </w:tc>
         <w:tc>
           <w:tcPr>
-            <w:tcW w:type="dxa" w:w="1337"/>
+            <w:tcW w:type="dxa" w:w="1378"/>
             <w:shd w:fill="FFFFFF"/>
           </w:tcPr>
           <w:p>
@@ -5600,7 +5605,7 @@
         </w:tc>
         <w:tc>
           <w:tcPr>
-            <w:tcW w:type="dxa" w:w="1337"/>
+            <w:tcW w:type="dxa" w:w="1378"/>
             <w:shd w:fill="FFFFFF"/>
           </w:tcPr>
           <w:p>
@@ -5616,7 +5621,7 @@
         </w:tc>
         <w:tc>
           <w:tcPr>
-            <w:tcW w:type="dxa" w:w="1337"/>
+            <w:tcW w:type="dxa" w:w="1378"/>
             <w:shd w:fill="FFFFFF"/>
           </w:tcPr>
           <w:p>
@@ -5634,7 +5639,7 @@
       <w:tr>
         <w:tc>
           <w:tcPr>
-            <w:tcW w:type="dxa" w:w="1337"/>
+            <w:tcW w:type="dxa" w:w="1378"/>
             <w:shd w:fill="F9FAFB"/>
           </w:tcPr>
           <w:p>
@@ -5650,7 +5655,7 @@
         </w:tc>
         <w:tc>
           <w:tcPr>
-            <w:tcW w:type="dxa" w:w="1337"/>
+            <w:tcW w:type="dxa" w:w="1378"/>
             <w:shd w:fill="F9FAFB"/>
           </w:tcPr>
           <w:p>
@@ -5666,7 +5671,7 @@
         </w:tc>
         <w:tc>
           <w:tcPr>
-            <w:tcW w:type="dxa" w:w="1337"/>
+            <w:tcW w:type="dxa" w:w="1378"/>
             <w:shd w:fill="F9FAFB"/>
           </w:tcPr>
           <w:p>
@@ -5682,7 +5687,7 @@
         </w:tc>
         <w:tc>
           <w:tcPr>
-            <w:tcW w:type="dxa" w:w="1337"/>
+            <w:tcW w:type="dxa" w:w="1378"/>
             <w:shd w:fill="F9FAFB"/>
           </w:tcPr>
           <w:p>
@@ -5698,7 +5703,7 @@
         </w:tc>
         <w:tc>
           <w:tcPr>
-            <w:tcW w:type="dxa" w:w="1337"/>
+            <w:tcW w:type="dxa" w:w="1378"/>
             <w:shd w:fill="F9FAFB"/>
           </w:tcPr>
           <w:p>
@@ -5714,7 +5719,7 @@
         </w:tc>
         <w:tc>
           <w:tcPr>
-            <w:tcW w:type="dxa" w:w="1337"/>
+            <w:tcW w:type="dxa" w:w="1378"/>
             <w:shd w:fill="F9FAFB"/>
           </w:tcPr>
           <w:p>
@@ -5730,7 +5735,7 @@
         </w:tc>
         <w:tc>
           <w:tcPr>
-            <w:tcW w:type="dxa" w:w="1337"/>
+            <w:tcW w:type="dxa" w:w="1378"/>
             <w:shd w:fill="F9FAFB"/>
           </w:tcPr>
           <w:p>
@@ -5748,7 +5753,7 @@
       <w:tr>
         <w:tc>
           <w:tcPr>
-            <w:tcW w:type="dxa" w:w="1337"/>
+            <w:tcW w:type="dxa" w:w="1378"/>
             <w:shd w:fill="FFFFFF"/>
           </w:tcPr>
           <w:p>
@@ -5764,7 +5769,7 @@
         </w:tc>
         <w:tc>
           <w:tcPr>
-            <w:tcW w:type="dxa" w:w="1337"/>
+            <w:tcW w:type="dxa" w:w="1378"/>
             <w:shd w:fill="FFFFFF"/>
           </w:tcPr>
           <w:p>
@@ -5780,7 +5785,7 @@
         </w:tc>
         <w:tc>
           <w:tcPr>
-            <w:tcW w:type="dxa" w:w="1337"/>
+            <w:tcW w:type="dxa" w:w="1378"/>
             <w:shd w:fill="FFFFFF"/>
           </w:tcPr>
           <w:p>
@@ -5796,7 +5801,7 @@
         </w:tc>
         <w:tc>
           <w:tcPr>
-            <w:tcW w:type="dxa" w:w="1337"/>
+            <w:tcW w:type="dxa" w:w="1378"/>
             <w:shd w:fill="FFFFFF"/>
           </w:tcPr>
           <w:p>
@@ -5812,7 +5817,7 @@
         </w:tc>
         <w:tc>
           <w:tcPr>
-            <w:tcW w:type="dxa" w:w="1337"/>
+            <w:tcW w:type="dxa" w:w="1378"/>
             <w:shd w:fill="FFFFFF"/>
           </w:tcPr>
           <w:p>
@@ -5828,7 +5833,7 @@
         </w:tc>
         <w:tc>
           <w:tcPr>
-            <w:tcW w:type="dxa" w:w="1337"/>
+            <w:tcW w:type="dxa" w:w="1378"/>
             <w:shd w:fill="FFFFFF"/>
           </w:tcPr>
           <w:p>
@@ -5844,7 +5849,7 @@
         </w:tc>
         <w:tc>
           <w:tcPr>
-            <w:tcW w:type="dxa" w:w="1337"/>
+            <w:tcW w:type="dxa" w:w="1378"/>
             <w:shd w:fill="FFFFFF"/>
           </w:tcPr>
           <w:p>
@@ -5862,7 +5867,7 @@
       <w:tr>
         <w:tc>
           <w:tcPr>
-            <w:tcW w:type="dxa" w:w="1337"/>
+            <w:tcW w:type="dxa" w:w="1378"/>
             <w:shd w:fill="F9FAFB"/>
           </w:tcPr>
           <w:p>
@@ -5878,7 +5883,7 @@
         </w:tc>
         <w:tc>
           <w:tcPr>
-            <w:tcW w:type="dxa" w:w="1337"/>
+            <w:tcW w:type="dxa" w:w="1378"/>
             <w:shd w:fill="F9FAFB"/>
           </w:tcPr>
           <w:p>
@@ -5894,7 +5899,7 @@
         </w:tc>
         <w:tc>
           <w:tcPr>
-            <w:tcW w:type="dxa" w:w="1337"/>
+            <w:tcW w:type="dxa" w:w="1378"/>
             <w:shd w:fill="F9FAFB"/>
           </w:tcPr>
           <w:p>
@@ -5910,7 +5915,7 @@
         </w:tc>
         <w:tc>
           <w:tcPr>
-            <w:tcW w:type="dxa" w:w="1337"/>
+            <w:tcW w:type="dxa" w:w="1378"/>
             <w:shd w:fill="F9FAFB"/>
           </w:tcPr>
           <w:p>
@@ -5926,7 +5931,7 @@
         </w:tc>
         <w:tc>
           <w:tcPr>
-            <w:tcW w:type="dxa" w:w="1337"/>
+            <w:tcW w:type="dxa" w:w="1378"/>
             <w:shd w:fill="F9FAFB"/>
           </w:tcPr>
           <w:p>
@@ -5942,7 +5947,7 @@
         </w:tc>
         <w:tc>
           <w:tcPr>
-            <w:tcW w:type="dxa" w:w="1337"/>
+            <w:tcW w:type="dxa" w:w="1378"/>
             <w:shd w:fill="F9FAFB"/>
           </w:tcPr>
           <w:p>
@@ -5958,7 +5963,7 @@
         </w:tc>
         <w:tc>
           <w:tcPr>
-            <w:tcW w:type="dxa" w:w="1337"/>
+            <w:tcW w:type="dxa" w:w="1378"/>
             <w:shd w:fill="F9FAFB"/>
           </w:tcPr>
           <w:p>
@@ -5976,7 +5981,7 @@
       <w:tr>
         <w:tc>
           <w:tcPr>
-            <w:tcW w:type="dxa" w:w="1337"/>
+            <w:tcW w:type="dxa" w:w="1378"/>
             <w:shd w:fill="FFFFFF"/>
           </w:tcPr>
           <w:p>
@@ -5992,7 +5997,7 @@
         </w:tc>
         <w:tc>
           <w:tcPr>
-            <w:tcW w:type="dxa" w:w="1337"/>
+            <w:tcW w:type="dxa" w:w="1378"/>
             <w:shd w:fill="FFFFFF"/>
           </w:tcPr>
           <w:p>
@@ -6008,7 +6013,7 @@
         </w:tc>
         <w:tc>
           <w:tcPr>
-            <w:tcW w:type="dxa" w:w="1337"/>
+            <w:tcW w:type="dxa" w:w="1378"/>
             <w:shd w:fill="FFFFFF"/>
           </w:tcPr>
           <w:p>
@@ -6024,7 +6029,7 @@
         </w:tc>
         <w:tc>
           <w:tcPr>
-            <w:tcW w:type="dxa" w:w="1337"/>
+            <w:tcW w:type="dxa" w:w="1378"/>
             <w:shd w:fill="FFFFFF"/>
           </w:tcPr>
           <w:p>
@@ -6040,7 +6045,7 @@
         </w:tc>
         <w:tc>
           <w:tcPr>
-            <w:tcW w:type="dxa" w:w="1337"/>
+            <w:tcW w:type="dxa" w:w="1378"/>
             <w:shd w:fill="FFFFFF"/>
           </w:tcPr>
           <w:p>
@@ -6056,7 +6061,7 @@
         </w:tc>
         <w:tc>
           <w:tcPr>
-            <w:tcW w:type="dxa" w:w="1337"/>
+            <w:tcW w:type="dxa" w:w="1378"/>
             <w:shd w:fill="FFFFFF"/>
           </w:tcPr>
           <w:p>
@@ -6072,7 +6077,7 @@
         </w:tc>
         <w:tc>
           <w:tcPr>
-            <w:tcW w:type="dxa" w:w="1337"/>
+            <w:tcW w:type="dxa" w:w="1378"/>
             <w:shd w:fill="FFFFFF"/>
           </w:tcPr>
           <w:p>
@@ -6090,7 +6095,7 @@
       <w:tr>
         <w:tc>
           <w:tcPr>
-            <w:tcW w:type="dxa" w:w="1337"/>
+            <w:tcW w:type="dxa" w:w="1378"/>
             <w:shd w:fill="F9FAFB"/>
           </w:tcPr>
           <w:p>
@@ -6106,7 +6111,7 @@
         </w:tc>
         <w:tc>
           <w:tcPr>
-            <w:tcW w:type="dxa" w:w="1337"/>
+            <w:tcW w:type="dxa" w:w="1378"/>
             <w:shd w:fill="F9FAFB"/>
           </w:tcPr>
           <w:p>
@@ -6122,7 +6127,7 @@
         </w:tc>
         <w:tc>
           <w:tcPr>
-            <w:tcW w:type="dxa" w:w="1337"/>
+            <w:tcW w:type="dxa" w:w="1378"/>
             <w:shd w:fill="F9FAFB"/>
           </w:tcPr>
           <w:p>
@@ -6138,7 +6143,7 @@
         </w:tc>
         <w:tc>
           <w:tcPr>
-            <w:tcW w:type="dxa" w:w="1337"/>
+            <w:tcW w:type="dxa" w:w="1378"/>
             <w:shd w:fill="F9FAFB"/>
           </w:tcPr>
           <w:p>
@@ -6154,7 +6159,7 @@
         </w:tc>
         <w:tc>
           <w:tcPr>
-            <w:tcW w:type="dxa" w:w="1337"/>
+            <w:tcW w:type="dxa" w:w="1378"/>
             <w:shd w:fill="F9FAFB"/>
           </w:tcPr>
           <w:p>
@@ -6170,7 +6175,7 @@
         </w:tc>
         <w:tc>
           <w:tcPr>
-            <w:tcW w:type="dxa" w:w="1337"/>
+            <w:tcW w:type="dxa" w:w="1378"/>
             <w:shd w:fill="F9FAFB"/>
           </w:tcPr>
           <w:p>
@@ -6186,7 +6191,7 @@
         </w:tc>
         <w:tc>
           <w:tcPr>
-            <w:tcW w:type="dxa" w:w="1337"/>
+            <w:tcW w:type="dxa" w:w="1378"/>
             <w:shd w:fill="F9FAFB"/>
           </w:tcPr>
           <w:p>
@@ -6204,7 +6209,7 @@
       <w:tr>
         <w:tc>
           <w:tcPr>
-            <w:tcW w:type="dxa" w:w="1337"/>
+            <w:tcW w:type="dxa" w:w="1378"/>
             <w:shd w:fill="FFFFFF"/>
           </w:tcPr>
           <w:p>
@@ -6220,7 +6225,7 @@
         </w:tc>
         <w:tc>
           <w:tcPr>
-            <w:tcW w:type="dxa" w:w="1337"/>
+            <w:tcW w:type="dxa" w:w="1378"/>
             <w:shd w:fill="FFFFFF"/>
           </w:tcPr>
           <w:p>
@@ -6236,7 +6241,7 @@
         </w:tc>
         <w:tc>
           <w:tcPr>
-            <w:tcW w:type="dxa" w:w="1337"/>
+            <w:tcW w:type="dxa" w:w="1378"/>
             <w:shd w:fill="FFFFFF"/>
           </w:tcPr>
           <w:p>
@@ -6252,7 +6257,7 @@
         </w:tc>
         <w:tc>
           <w:tcPr>
-            <w:tcW w:type="dxa" w:w="1337"/>
+            <w:tcW w:type="dxa" w:w="1378"/>
             <w:shd w:fill="FFFFFF"/>
           </w:tcPr>
           <w:p>
@@ -6268,7 +6273,7 @@
         </w:tc>
         <w:tc>
           <w:tcPr>
-            <w:tcW w:type="dxa" w:w="1337"/>
+            <w:tcW w:type="dxa" w:w="1378"/>
             <w:shd w:fill="FFFFFF"/>
           </w:tcPr>
           <w:p>
@@ -6284,7 +6289,7 @@
         </w:tc>
         <w:tc>
           <w:tcPr>
-            <w:tcW w:type="dxa" w:w="1337"/>
+            <w:tcW w:type="dxa" w:w="1378"/>
             <w:shd w:fill="FFFFFF"/>
           </w:tcPr>
           <w:p>
@@ -6300,7 +6305,7 @@
         </w:tc>
         <w:tc>
           <w:tcPr>
-            <w:tcW w:type="dxa" w:w="1337"/>
+            <w:tcW w:type="dxa" w:w="1378"/>
             <w:shd w:fill="FFFFFF"/>
           </w:tcPr>
           <w:p>
@@ -6318,7 +6323,7 @@
       <w:tr>
         <w:tc>
           <w:tcPr>
-            <w:tcW w:type="dxa" w:w="1337"/>
+            <w:tcW w:type="dxa" w:w="1378"/>
             <w:shd w:fill="F9FAFB"/>
           </w:tcPr>
           <w:p>
@@ -6334,7 +6339,7 @@
         </w:tc>
         <w:tc>
           <w:tcPr>
-            <w:tcW w:type="dxa" w:w="1337"/>
+            <w:tcW w:type="dxa" w:w="1378"/>
             <w:shd w:fill="F9FAFB"/>
           </w:tcPr>
           <w:p>
@@ -6350,7 +6355,7 @@
         </w:tc>
         <w:tc>
           <w:tcPr>
-            <w:tcW w:type="dxa" w:w="1337"/>
+            <w:tcW w:type="dxa" w:w="1378"/>
             <w:shd w:fill="F9FAFB"/>
           </w:tcPr>
           <w:p>
@@ -6366,7 +6371,7 @@
         </w:tc>
         <w:tc>
           <w:tcPr>
-            <w:tcW w:type="dxa" w:w="1337"/>
+            <w:tcW w:type="dxa" w:w="1378"/>
             <w:shd w:fill="F9FAFB"/>
           </w:tcPr>
           <w:p>
@@ -6382,7 +6387,7 @@
         </w:tc>
         <w:tc>
           <w:tcPr>
-            <w:tcW w:type="dxa" w:w="1337"/>
+            <w:tcW w:type="dxa" w:w="1378"/>
             <w:shd w:fill="F9FAFB"/>
           </w:tcPr>
           <w:p>
@@ -6398,7 +6403,7 @@
         </w:tc>
         <w:tc>
           <w:tcPr>
-            <w:tcW w:type="dxa" w:w="1337"/>
+            <w:tcW w:type="dxa" w:w="1378"/>
             <w:shd w:fill="F9FAFB"/>
           </w:tcPr>
           <w:p>
@@ -6414,7 +6419,7 @@
         </w:tc>
         <w:tc>
           <w:tcPr>
-            <w:tcW w:type="dxa" w:w="1337"/>
+            <w:tcW w:type="dxa" w:w="1378"/>
             <w:shd w:fill="F9FAFB"/>
           </w:tcPr>
           <w:p>
@@ -6432,7 +6437,7 @@
       <w:tr>
         <w:tc>
           <w:tcPr>
-            <w:tcW w:type="dxa" w:w="1337"/>
+            <w:tcW w:type="dxa" w:w="1378"/>
             <w:shd w:fill="FFFFFF"/>
           </w:tcPr>
           <w:p>
@@ -6448,7 +6453,7 @@
         </w:tc>
         <w:tc>
           <w:tcPr>
-            <w:tcW w:type="dxa" w:w="1337"/>
+            <w:tcW w:type="dxa" w:w="1378"/>
             <w:shd w:fill="FFFFFF"/>
           </w:tcPr>
           <w:p>
@@ -6464,7 +6469,7 @@
         </w:tc>
         <w:tc>
           <w:tcPr>
-            <w:tcW w:type="dxa" w:w="1337"/>
+            <w:tcW w:type="dxa" w:w="1378"/>
             <w:shd w:fill="FFFFFF"/>
           </w:tcPr>
           <w:p>
@@ -6480,7 +6485,7 @@
         </w:tc>
         <w:tc>
           <w:tcPr>
-            <w:tcW w:type="dxa" w:w="1337"/>
+            <w:tcW w:type="dxa" w:w="1378"/>
             <w:shd w:fill="FFFFFF"/>
           </w:tcPr>
           <w:p>
@@ -6496,7 +6501,7 @@
         </w:tc>
         <w:tc>
           <w:tcPr>
-            <w:tcW w:type="dxa" w:w="1337"/>
+            <w:tcW w:type="dxa" w:w="1378"/>
             <w:shd w:fill="FFFFFF"/>
           </w:tcPr>
           <w:p>
@@ -6512,7 +6517,7 @@
         </w:tc>
         <w:tc>
           <w:tcPr>
-            <w:tcW w:type="dxa" w:w="1337"/>
+            <w:tcW w:type="dxa" w:w="1378"/>
             <w:shd w:fill="FFFFFF"/>
           </w:tcPr>
           <w:p>
@@ -6528,7 +6533,7 @@
         </w:tc>
         <w:tc>
           <w:tcPr>
-            <w:tcW w:type="dxa" w:w="1337"/>
+            <w:tcW w:type="dxa" w:w="1378"/>
             <w:shd w:fill="FFFFFF"/>
           </w:tcPr>
           <w:p>
@@ -6546,7 +6551,7 @@
       <w:tr>
         <w:tc>
           <w:tcPr>
-            <w:tcW w:type="dxa" w:w="1337"/>
+            <w:tcW w:type="dxa" w:w="1378"/>
             <w:shd w:fill="F9FAFB"/>
           </w:tcPr>
           <w:p>
@@ -6562,7 +6567,7 @@
         </w:tc>
         <w:tc>
           <w:tcPr>
-            <w:tcW w:type="dxa" w:w="1337"/>
+            <w:tcW w:type="dxa" w:w="1378"/>
             <w:shd w:fill="F9FAFB"/>
           </w:tcPr>
           <w:p>
@@ -6578,7 +6583,7 @@
         </w:tc>
         <w:tc>
           <w:tcPr>
-            <w:tcW w:type="dxa" w:w="1337"/>
+            <w:tcW w:type="dxa" w:w="1378"/>
             <w:shd w:fill="F9FAFB"/>
           </w:tcPr>
           <w:p>
@@ -6594,7 +6599,7 @@
         </w:tc>
         <w:tc>
           <w:tcPr>
-            <w:tcW w:type="dxa" w:w="1337"/>
+            <w:tcW w:type="dxa" w:w="1378"/>
             <w:shd w:fill="F9FAFB"/>
           </w:tcPr>
           <w:p>
@@ -6610,7 +6615,7 @@
         </w:tc>
         <w:tc>
           <w:tcPr>
-            <w:tcW w:type="dxa" w:w="1337"/>
+            <w:tcW w:type="dxa" w:w="1378"/>
             <w:shd w:fill="F9FAFB"/>
           </w:tcPr>
           <w:p>
@@ -6626,7 +6631,7 @@
         </w:tc>
         <w:tc>
           <w:tcPr>
-            <w:tcW w:type="dxa" w:w="1337"/>
+            <w:tcW w:type="dxa" w:w="1378"/>
             <w:shd w:fill="F9FAFB"/>
           </w:tcPr>
           <w:p>
@@ -6642,7 +6647,7 @@
         </w:tc>
         <w:tc>
           <w:tcPr>
-            <w:tcW w:type="dxa" w:w="1337"/>
+            <w:tcW w:type="dxa" w:w="1378"/>
             <w:shd w:fill="F9FAFB"/>
           </w:tcPr>
           <w:p>
@@ -6660,7 +6665,7 @@
       <w:tr>
         <w:tc>
           <w:tcPr>
-            <w:tcW w:type="dxa" w:w="1337"/>
+            <w:tcW w:type="dxa" w:w="1378"/>
             <w:shd w:fill="FFFFFF"/>
           </w:tcPr>
           <w:p>
@@ -6676,7 +6681,7 @@
         </w:tc>
         <w:tc>
           <w:tcPr>
-            <w:tcW w:type="dxa" w:w="1337"/>
+            <w:tcW w:type="dxa" w:w="1378"/>
             <w:shd w:fill="FFFFFF"/>
           </w:tcPr>
           <w:p>
@@ -6692,7 +6697,7 @@
         </w:tc>
         <w:tc>
           <w:tcPr>
-            <w:tcW w:type="dxa" w:w="1337"/>
+            <w:tcW w:type="dxa" w:w="1378"/>
             <w:shd w:fill="FFFFFF"/>
           </w:tcPr>
           <w:p>
@@ -6708,7 +6713,7 @@
         </w:tc>
         <w:tc>
           <w:tcPr>
-            <w:tcW w:type="dxa" w:w="1337"/>
+            <w:tcW w:type="dxa" w:w="1378"/>
             <w:shd w:fill="FFFFFF"/>
           </w:tcPr>
           <w:p>
@@ -6724,7 +6729,7 @@
         </w:tc>
         <w:tc>
           <w:tcPr>
-            <w:tcW w:type="dxa" w:w="1337"/>
+            <w:tcW w:type="dxa" w:w="1378"/>
             <w:shd w:fill="FFFFFF"/>
           </w:tcPr>
           <w:p>
@@ -6740,7 +6745,7 @@
         </w:tc>
         <w:tc>
           <w:tcPr>
-            <w:tcW w:type="dxa" w:w="1337"/>
+            <w:tcW w:type="dxa" w:w="1378"/>
             <w:shd w:fill="FFFFFF"/>
           </w:tcPr>
           <w:p>
@@ -6756,7 +6761,7 @@
         </w:tc>
         <w:tc>
           <w:tcPr>
-            <w:tcW w:type="dxa" w:w="1337"/>
+            <w:tcW w:type="dxa" w:w="1378"/>
             <w:shd w:fill="FFFFFF"/>
           </w:tcPr>
           <w:p>
@@ -6774,7 +6779,7 @@
       <w:tr>
         <w:tc>
           <w:tcPr>
-            <w:tcW w:type="dxa" w:w="1337"/>
+            <w:tcW w:type="dxa" w:w="1378"/>
             <w:shd w:fill="F9FAFB"/>
           </w:tcPr>
           <w:p>
@@ -6790,7 +6795,7 @@
         </w:tc>
         <w:tc>
           <w:tcPr>
-            <w:tcW w:type="dxa" w:w="1337"/>
+            <w:tcW w:type="dxa" w:w="1378"/>
             <w:shd w:fill="F9FAFB"/>
           </w:tcPr>
           <w:p>
@@ -6806,7 +6811,7 @@
         </w:tc>
         <w:tc>
           <w:tcPr>
-            <w:tcW w:type="dxa" w:w="1337"/>
+            <w:tcW w:type="dxa" w:w="1378"/>
             <w:shd w:fill="F9FAFB"/>
           </w:tcPr>
           <w:p>
@@ -6822,7 +6827,7 @@
         </w:tc>
         <w:tc>
           <w:tcPr>
-            <w:tcW w:type="dxa" w:w="1337"/>
+            <w:tcW w:type="dxa" w:w="1378"/>
             <w:shd w:fill="F9FAFB"/>
           </w:tcPr>
           <w:p>
@@ -6838,7 +6843,7 @@
         </w:tc>
         <w:tc>
           <w:tcPr>
-            <w:tcW w:type="dxa" w:w="1337"/>
+            <w:tcW w:type="dxa" w:w="1378"/>
             <w:shd w:fill="F9FAFB"/>
           </w:tcPr>
           <w:p>
@@ -6854,7 +6859,7 @@
         </w:tc>
         <w:tc>
           <w:tcPr>
-            <w:tcW w:type="dxa" w:w="1337"/>
+            <w:tcW w:type="dxa" w:w="1378"/>
             <w:shd w:fill="F9FAFB"/>
           </w:tcPr>
           <w:p>
@@ -6870,7 +6875,7 @@
         </w:tc>
         <w:tc>
           <w:tcPr>
-            <w:tcW w:type="dxa" w:w="1337"/>
+            <w:tcW w:type="dxa" w:w="1378"/>
             <w:shd w:fill="F9FAFB"/>
           </w:tcPr>
           <w:p>
@@ -6888,7 +6893,7 @@
       <w:tr>
         <w:tc>
           <w:tcPr>
-            <w:tcW w:type="dxa" w:w="1337"/>
+            <w:tcW w:type="dxa" w:w="1378"/>
             <w:shd w:fill="FFFFFF"/>
           </w:tcPr>
           <w:p>
@@ -6904,7 +6909,7 @@
         </w:tc>
         <w:tc>
           <w:tcPr>
-            <w:tcW w:type="dxa" w:w="1337"/>
+            <w:tcW w:type="dxa" w:w="1378"/>
             <w:shd w:fill="FFFFFF"/>
           </w:tcPr>
           <w:p>
@@ -6920,7 +6925,7 @@
         </w:tc>
         <w:tc>
           <w:tcPr>
-            <w:tcW w:type="dxa" w:w="1337"/>
+            <w:tcW w:type="dxa" w:w="1378"/>
             <w:shd w:fill="FFFFFF"/>
           </w:tcPr>
           <w:p>
@@ -6936,7 +6941,7 @@
         </w:tc>
         <w:tc>
           <w:tcPr>
-            <w:tcW w:type="dxa" w:w="1337"/>
+            <w:tcW w:type="dxa" w:w="1378"/>
             <w:shd w:fill="FFFFFF"/>
           </w:tcPr>
           <w:p>
@@ -6952,7 +6957,7 @@
         </w:tc>
         <w:tc>
           <w:tcPr>
-            <w:tcW w:type="dxa" w:w="1337"/>
+            <w:tcW w:type="dxa" w:w="1378"/>
             <w:shd w:fill="FFFFFF"/>
           </w:tcPr>
           <w:p>
@@ -6968,7 +6973,7 @@
         </w:tc>
         <w:tc>
           <w:tcPr>
-            <w:tcW w:type="dxa" w:w="1337"/>
+            <w:tcW w:type="dxa" w:w="1378"/>
             <w:shd w:fill="FFFFFF"/>
           </w:tcPr>
           <w:p>
@@ -6984,7 +6989,7 @@
         </w:tc>
         <w:tc>
           <w:tcPr>
-            <w:tcW w:type="dxa" w:w="1337"/>
+            <w:tcW w:type="dxa" w:w="1378"/>
             <w:shd w:fill="FFFFFF"/>
           </w:tcPr>
           <w:p>
@@ -7028,16 +7033,16 @@
         <w:tblLook w:firstColumn="1" w:firstRow="1" w:lastColumn="0" w:lastRow="0" w:noHBand="0" w:noVBand="1" w:val="04A0"/>
       </w:tblPr>
       <w:tblGrid>
-        <w:gridCol w:w="1872"/>
-        <w:gridCol w:w="1872"/>
-        <w:gridCol w:w="1872"/>
-        <w:gridCol w:w="1872"/>
-        <w:gridCol w:w="1872"/>
+        <w:gridCol w:w="1930"/>
+        <w:gridCol w:w="1930"/>
+        <w:gridCol w:w="1930"/>
+        <w:gridCol w:w="1930"/>
+        <w:gridCol w:w="1930"/>
       </w:tblGrid>
       <w:tr>
         <w:tc>
           <w:tcPr>
-            <w:tcW w:type="dxa" w:w="1872"/>
+            <w:tcW w:type="dxa" w:w="1930"/>
             <w:shd w:fill="E5E7EB"/>
           </w:tcPr>
           <w:p>
@@ -7057,7 +7062,7 @@
         </w:tc>
         <w:tc>
           <w:tcPr>
-            <w:tcW w:type="dxa" w:w="1872"/>
+            <w:tcW w:type="dxa" w:w="1930"/>
             <w:shd w:fill="E5E7EB"/>
           </w:tcPr>
           <w:p>
@@ -7077,7 +7082,7 @@
         </w:tc>
         <w:tc>
           <w:tcPr>
-            <w:tcW w:type="dxa" w:w="1872"/>
+            <w:tcW w:type="dxa" w:w="1930"/>
             <w:shd w:fill="E5E7EB"/>
           </w:tcPr>
           <w:p>
@@ -7097,7 +7102,7 @@
         </w:tc>
         <w:tc>
           <w:tcPr>
-            <w:tcW w:type="dxa" w:w="1872"/>
+            <w:tcW w:type="dxa" w:w="1930"/>
             <w:shd w:fill="E5E7EB"/>
           </w:tcPr>
           <w:p>
@@ -7117,7 +7122,7 @@
         </w:tc>
         <w:tc>
           <w:tcPr>
-            <w:tcW w:type="dxa" w:w="1872"/>
+            <w:tcW w:type="dxa" w:w="1930"/>
             <w:shd w:fill="E5E7EB"/>
           </w:tcPr>
           <w:p>
@@ -7139,7 +7144,7 @@
       <w:tr>
         <w:tc>
           <w:tcPr>
-            <w:tcW w:type="dxa" w:w="1872"/>
+            <w:tcW w:type="dxa" w:w="1930"/>
             <w:shd w:fill="F9FAFB"/>
           </w:tcPr>
           <w:p>
@@ -7155,7 +7160,7 @@
         </w:tc>
         <w:tc>
           <w:tcPr>
-            <w:tcW w:type="dxa" w:w="1872"/>
+            <w:tcW w:type="dxa" w:w="1930"/>
             <w:shd w:fill="F9FAFB"/>
           </w:tcPr>
           <w:p>
@@ -7171,7 +7176,7 @@
         </w:tc>
         <w:tc>
           <w:tcPr>
-            <w:tcW w:type="dxa" w:w="1872"/>
+            <w:tcW w:type="dxa" w:w="1930"/>
             <w:shd w:fill="F9FAFB"/>
           </w:tcPr>
           <w:p>
@@ -7187,7 +7192,7 @@
         </w:tc>
         <w:tc>
           <w:tcPr>
-            <w:tcW w:type="dxa" w:w="1872"/>
+            <w:tcW w:type="dxa" w:w="1930"/>
             <w:shd w:fill="F9FAFB"/>
           </w:tcPr>
           <w:p>
@@ -7203,7 +7208,7 @@
         </w:tc>
         <w:tc>
           <w:tcPr>
-            <w:tcW w:type="dxa" w:w="1872"/>
+            <w:tcW w:type="dxa" w:w="1930"/>
             <w:shd w:fill="F9FAFB"/>
           </w:tcPr>
           <w:p>
@@ -7221,7 +7226,7 @@
       <w:tr>
         <w:tc>
           <w:tcPr>
-            <w:tcW w:type="dxa" w:w="1872"/>
+            <w:tcW w:type="dxa" w:w="1930"/>
             <w:shd w:fill="FFFFFF"/>
           </w:tcPr>
           <w:p>
@@ -7237,7 +7242,7 @@
         </w:tc>
         <w:tc>
           <w:tcPr>
-            <w:tcW w:type="dxa" w:w="1872"/>
+            <w:tcW w:type="dxa" w:w="1930"/>
             <w:shd w:fill="FFFFFF"/>
           </w:tcPr>
           <w:p>
@@ -7253,7 +7258,7 @@
         </w:tc>
         <w:tc>
           <w:tcPr>
-            <w:tcW w:type="dxa" w:w="1872"/>
+            <w:tcW w:type="dxa" w:w="1930"/>
             <w:shd w:fill="FFFFFF"/>
           </w:tcPr>
           <w:p>
@@ -7269,7 +7274,7 @@
         </w:tc>
         <w:tc>
           <w:tcPr>
-            <w:tcW w:type="dxa" w:w="1872"/>
+            <w:tcW w:type="dxa" w:w="1930"/>
             <w:shd w:fill="FFFFFF"/>
           </w:tcPr>
           <w:p>
@@ -7285,7 +7290,7 @@
         </w:tc>
         <w:tc>
           <w:tcPr>
-            <w:tcW w:type="dxa" w:w="1872"/>
+            <w:tcW w:type="dxa" w:w="1930"/>
             <w:shd w:fill="FFFFFF"/>
           </w:tcPr>
           <w:p>
@@ -7303,7 +7308,7 @@
       <w:tr>
         <w:tc>
           <w:tcPr>
-            <w:tcW w:type="dxa" w:w="1872"/>
+            <w:tcW w:type="dxa" w:w="1930"/>
             <w:shd w:fill="F9FAFB"/>
           </w:tcPr>
           <w:p>
@@ -7319,7 +7324,7 @@
         </w:tc>
         <w:tc>
           <w:tcPr>
-            <w:tcW w:type="dxa" w:w="1872"/>
+            <w:tcW w:type="dxa" w:w="1930"/>
             <w:shd w:fill="F9FAFB"/>
           </w:tcPr>
           <w:p>
@@ -7335,7 +7340,7 @@
         </w:tc>
         <w:tc>
           <w:tcPr>
-            <w:tcW w:type="dxa" w:w="1872"/>
+            <w:tcW w:type="dxa" w:w="1930"/>
             <w:shd w:fill="F9FAFB"/>
           </w:tcPr>
           <w:p>
@@ -7351,7 +7356,7 @@
         </w:tc>
         <w:tc>
           <w:tcPr>
-            <w:tcW w:type="dxa" w:w="1872"/>
+            <w:tcW w:type="dxa" w:w="1930"/>
             <w:shd w:fill="F9FAFB"/>
           </w:tcPr>
           <w:p>
@@ -7367,7 +7372,7 @@
         </w:tc>
         <w:tc>
           <w:tcPr>
-            <w:tcW w:type="dxa" w:w="1872"/>
+            <w:tcW w:type="dxa" w:w="1930"/>
             <w:shd w:fill="F9FAFB"/>
           </w:tcPr>
           <w:p>
@@ -7385,7 +7390,7 @@
       <w:tr>
         <w:tc>
           <w:tcPr>
-            <w:tcW w:type="dxa" w:w="1872"/>
+            <w:tcW w:type="dxa" w:w="1930"/>
             <w:shd w:fill="FFFFFF"/>
           </w:tcPr>
           <w:p>
@@ -7401,7 +7406,7 @@
         </w:tc>
         <w:tc>
           <w:tcPr>
-            <w:tcW w:type="dxa" w:w="1872"/>
+            <w:tcW w:type="dxa" w:w="1930"/>
             <w:shd w:fill="FFFFFF"/>
           </w:tcPr>
           <w:p>
@@ -7417,7 +7422,7 @@
         </w:tc>
         <w:tc>
           <w:tcPr>
-            <w:tcW w:type="dxa" w:w="1872"/>
+            <w:tcW w:type="dxa" w:w="1930"/>
             <w:shd w:fill="FFFFFF"/>
           </w:tcPr>
           <w:p>
@@ -7433,7 +7438,7 @@
         </w:tc>
         <w:tc>
           <w:tcPr>
-            <w:tcW w:type="dxa" w:w="1872"/>
+            <w:tcW w:type="dxa" w:w="1930"/>
             <w:shd w:fill="FFFFFF"/>
           </w:tcPr>
           <w:p>
@@ -7449,7 +7454,7 @@
         </w:tc>
         <w:tc>
           <w:tcPr>
-            <w:tcW w:type="dxa" w:w="1872"/>
+            <w:tcW w:type="dxa" w:w="1930"/>
             <w:shd w:fill="FFFFFF"/>
           </w:tcPr>
           <w:p>
@@ -7468,7 +7473,7 @@
     <w:p/>
     <w:sectPr>
       <w:pgSz w:w="12240" w:h="15840"/>
-      <w:pgMar w:top="1440" w:right="1440" w:bottom="1440" w:left="1440" w:header="720" w:footer="720" w:gutter="0"/>
+      <w:pgMar w:top="1296" w:right="1296" w:bottom="1296" w:left="1296" w:header="720" w:footer="720" w:gutter="0"/>
       <w:cols w:space="720"/>
       <w:docGrid w:linePitch="360"/>
     </w:sectPr>
